--- a/project/template.docx
+++ b/project/template.docx
@@ -851,111 +851,329 @@
         </w:rPr>
       </w:pPr>
     </w:p>
-    <w:p>
-      <w:pPr>
-        <w:spacing w:after="0" w:line="240" w:lineRule="auto"/>
-        <w:rPr>
-          <w:rFonts w:ascii="Times New Roman" w:hAnsi="Times New Roman" w:cs="Times New Roman"/>
+    <w:tbl>
+      <w:tblPr>
+        <w:tblStyle w:val="TableGrid"/>
+        <w:tblW w:w="0" w:type="auto"/>
+        <w:tblLook w:val="04A0" w:firstRow="1" w:lastRow="0" w:firstColumn="1" w:lastColumn="0" w:noHBand="0" w:noVBand="1"/>
+      </w:tblPr>
+      <w:tblGrid>
+        <w:gridCol w:w="9350"/>
+      </w:tblGrid>
+      <w:tr>
+        <w:tc>
+          <w:tcPr>
+            <w:tcW w:w="9350" w:type="dxa"/>
+            <w:shd w:val="clear" w:color="auto" w:fill="D9F2D0" w:themeFill="accent6" w:themeFillTint="33"/>
+          </w:tcPr>
+          <w:p>
+            <w:pPr>
+              <w:ind w:left="720"/>
+              <w:rPr>
+                <w:rFonts w:ascii="Times New Roman" w:hAnsi="Times New Roman" w:cs="Times New Roman"/>
+              </w:rPr>
+            </w:pPr>
+            <w:r>
+              <w:rPr>
+                <w:rFonts w:ascii="Times New Roman" w:hAnsi="Times New Roman" w:cs="Times New Roman"/>
+              </w:rPr>
+              <w:t>Compile the entire conversation, clearly labeled to show which parts are AI inputs and which are my responses.</w:t>
+            </w:r>
+          </w:p>
+        </w:tc>
+      </w:tr>
+    </w:tbl>
+    <w:p>
+      <w:pPr>
+        <w:spacing w:after="0" w:line="240" w:lineRule="auto"/>
+        <w:rPr>
+          <w:rFonts w:ascii="Times New Roman" w:hAnsi="Times New Roman" w:cs="Times New Roman"/>
+        </w:rPr>
+      </w:pPr>
+    </w:p>
+    <w:p>
+      <w:pPr>
+        <w:spacing w:after="0" w:line="240" w:lineRule="auto"/>
+        <w:rPr>
+          <w:rFonts w:ascii="Times New Roman" w:hAnsi="Times New Roman" w:cs="Times New Roman"/>
+        </w:rPr>
+      </w:pPr>
+      <w:r>
+        <w:rPr>
+          <w:rFonts w:ascii="Times New Roman" w:hAnsi="Times New Roman" w:cs="Times New Roman"/>
+        </w:rPr>
+        <w:t>Follow the step-by-step guide</w:t>
+      </w:r>
+      <w:r>
+        <w:rPr>
+          <w:rFonts w:ascii="Times New Roman" w:hAnsi="Times New Roman" w:cs="Times New Roman"/>
+        </w:rPr>
+        <w:t xml:space="preserve"> </w:t>
+      </w:r>
+      <w:r>
+        <w:rPr>
+          <w:rFonts w:ascii="Times New Roman" w:hAnsi="Times New Roman" w:cs="Times New Roman"/>
+        </w:rPr>
+        <w:t>to share your AI chat conversation.</w:t>
+      </w:r>
+    </w:p>
+    <w:p>
+      <w:pPr>
+        <w:spacing w:after="0" w:line="240" w:lineRule="auto"/>
+        <w:rPr>
+          <w:rFonts w:ascii="Times New Roman" w:hAnsi="Times New Roman" w:cs="Times New Roman"/>
+        </w:rPr>
+      </w:pPr>
+    </w:p>
+    <w:p>
+      <w:pPr>
+        <w:spacing w:after="0" w:line="240" w:lineRule="auto"/>
+        <w:rPr>
+          <w:rFonts w:ascii="Times New Roman" w:hAnsi="Times New Roman" w:cs="Times New Roman"/>
+        </w:rPr>
+      </w:pPr>
+      <w:r>
+        <w:rPr>
+          <w:rFonts w:ascii="Times New Roman" w:hAnsi="Times New Roman" w:cs="Times New Roman"/>
+        </w:rPr>
+        <w:t xml:space="preserve">Replace the example chat history </w:t>
+      </w:r>
+      <w:r>
+        <w:rPr>
+          <w:rFonts w:ascii="Times New Roman" w:hAnsi="Times New Roman" w:cs="Times New Roman"/>
+        </w:rPr>
+        <w:t xml:space="preserve">(light blue) </w:t>
+      </w:r>
+      <w:r>
+        <w:rPr>
+          <w:rFonts w:ascii="Times New Roman" w:hAnsi="Times New Roman" w:cs="Times New Roman"/>
+        </w:rPr>
+        <w:t xml:space="preserve">shown </w:t>
+      </w:r>
+      <w:r>
+        <w:rPr>
+          <w:rFonts w:ascii="Times New Roman" w:hAnsi="Times New Roman" w:cs="Times New Roman"/>
+        </w:rPr>
+        <w:t xml:space="preserve">below </w:t>
+      </w:r>
+      <w:r>
+        <w:rPr>
+          <w:rFonts w:ascii="Times New Roman" w:hAnsi="Times New Roman" w:cs="Times New Roman"/>
+        </w:rPr>
+        <w:t>with your own conversation.</w:t>
+      </w:r>
+    </w:p>
+    <w:p>
+      <w:pPr>
+        <w:shd w:val="clear" w:color="auto" w:fill="DAE9F7" w:themeFill="text2" w:themeFillTint="1A"/>
+        <w:spacing w:before="100" w:beforeAutospacing="1" w:after="100" w:afterAutospacing="1" w:line="240" w:lineRule="auto"/>
+        <w:rPr>
+          <w:rFonts w:ascii="Times New Roman" w:eastAsia="Times New Roman" w:hAnsi="Times New Roman" w:cs="Times New Roman"/>
+          <w:kern w:val="0"/>
+          <w14:ligatures w14:val="none"/>
+        </w:rPr>
+      </w:pPr>
+      <w:r>
+        <w:rPr>
+          <w:rFonts w:ascii="Times New Roman" w:eastAsia="Times New Roman" w:hAnsi="Times New Roman" w:cs="Times New Roman"/>
+          <w:kern w:val="0"/>
+          <w14:ligatures w14:val="none"/>
+        </w:rPr>
+        <w:t>Certainly! Here's a compiled version of our entire conversation so far, clearly labeled:</w:t>
+      </w:r>
+    </w:p>
+    <w:p>
+      <w:pPr>
+        <w:shd w:val="clear" w:color="auto" w:fill="DAE9F7" w:themeFill="text2" w:themeFillTint="1A"/>
+        <w:spacing w:after="0" w:line="240" w:lineRule="auto"/>
+        <w:rPr>
+          <w:rFonts w:ascii="Times New Roman" w:eastAsia="Times New Roman" w:hAnsi="Times New Roman" w:cs="Times New Roman"/>
+          <w:kern w:val="0"/>
+          <w14:ligatures w14:val="none"/>
+        </w:rPr>
+      </w:pPr>
+      <w:r>
+        <w:rPr>
+          <w:rFonts w:ascii="Times New Roman" w:eastAsia="Times New Roman" w:hAnsi="Times New Roman" w:cs="Times New Roman"/>
+          <w:noProof/>
+          <w:kern w:val="0"/>
+        </w:rPr>
+        <w:pict w14:anchorId="72D99251">
+          <v:rect id="_x0000_i1032" alt="" style="width:468pt;height:.05pt;mso-width-percent:0;mso-height-percent:0;mso-width-percent:0;mso-height-percent:0" o:hralign="center" o:hrstd="t" o:hr="t" fillcolor="#a0a0a0" stroked="f"/>
+        </w:pict>
+      </w:r>
+    </w:p>
+    <w:p>
+      <w:pPr>
+        <w:shd w:val="clear" w:color="auto" w:fill="DAE9F7" w:themeFill="text2" w:themeFillTint="1A"/>
+        <w:spacing w:before="100" w:beforeAutospacing="1" w:after="100" w:afterAutospacing="1" w:line="240" w:lineRule="auto"/>
+        <w:outlineLvl w:val="2"/>
+        <w:rPr>
+          <w:rFonts w:ascii="Times New Roman" w:eastAsia="Times New Roman" w:hAnsi="Times New Roman" w:cs="Times New Roman"/>
           <w:b/>
           <w:bCs/>
-        </w:rPr>
-      </w:pPr>
-      <w:r>
-        <w:rPr>
-          <w:rFonts w:ascii="Times New Roman" w:hAnsi="Times New Roman" w:cs="Times New Roman"/>
+          <w:kern w:val="0"/>
+          <w:sz w:val="27"/>
+          <w:szCs w:val="27"/>
+          <w14:ligatures w14:val="none"/>
+        </w:rPr>
+      </w:pPr>
+      <w:r>
+        <w:rPr>
+          <w:rFonts w:ascii="Times New Roman" w:eastAsia="Times New Roman" w:hAnsi="Times New Roman" w:cs="Times New Roman"/>
           <w:b/>
           <w:bCs/>
-        </w:rPr>
-        <w:t>“</w:t>
-      </w:r>
-      <w:r>
-        <w:rPr>
-          <w:rFonts w:ascii="Times New Roman" w:hAnsi="Times New Roman" w:cs="Times New Roman"/>
+          <w:kern w:val="0"/>
+          <w:sz w:val="27"/>
+          <w:szCs w:val="27"/>
+          <w14:ligatures w14:val="none"/>
+        </w:rPr>
+        <w:t>User (Initial Prompt):</w:t>
+      </w:r>
+    </w:p>
+    <w:p>
+      <w:pPr>
+        <w:shd w:val="clear" w:color="auto" w:fill="DAE9F7" w:themeFill="text2" w:themeFillTint="1A"/>
+        <w:spacing w:before="100" w:beforeAutospacing="1" w:after="100" w:afterAutospacing="1" w:line="240" w:lineRule="auto"/>
+        <w:rPr>
+          <w:rFonts w:ascii="Times New Roman" w:eastAsia="Times New Roman" w:hAnsi="Times New Roman" w:cs="Times New Roman"/>
+          <w:kern w:val="0"/>
+          <w14:ligatures w14:val="none"/>
+        </w:rPr>
+      </w:pPr>
+      <w:r>
+        <w:rPr>
+          <w:rFonts w:ascii="Times New Roman" w:eastAsia="Times New Roman" w:hAnsi="Times New Roman" w:cs="Times New Roman"/>
+          <w:kern w:val="0"/>
+          <w14:ligatures w14:val="none"/>
+        </w:rPr>
+        <w:t>I am working on a multiple linear regression project using a small health-related dataset with three variables: sleep, caffeine, and stress. Act as my thinking partner. Do not give me full answers or report-ready text. Instead, guide me step by step, and after each step, ask me one clarifying or reflective question before moving on.</w:t>
+      </w:r>
+      <w:r>
+        <w:rPr>
+          <w:rFonts w:ascii="Times New Roman" w:eastAsia="Times New Roman" w:hAnsi="Times New Roman" w:cs="Times New Roman"/>
+          <w:kern w:val="0"/>
+          <w14:ligatures w14:val="none"/>
+        </w:rPr>
+        <w:br/>
+        <w:t>Explain why each step matters and what ideas I should consider when making decisions. Use general examples if needed, but do not use my dataset values or provide final interpretations.</w:t>
+      </w:r>
+      <w:r>
+        <w:rPr>
+          <w:rFonts w:ascii="Times New Roman" w:eastAsia="Times New Roman" w:hAnsi="Times New Roman" w:cs="Times New Roman"/>
+          <w:kern w:val="0"/>
+          <w14:ligatures w14:val="none"/>
+        </w:rPr>
+        <w:br/>
+        <w:t>Help me understand the process by asking questions like:</w:t>
+      </w:r>
+      <w:r>
+        <w:rPr>
+          <w:rFonts w:ascii="Times New Roman" w:eastAsia="Times New Roman" w:hAnsi="Times New Roman" w:cs="Times New Roman"/>
+          <w:kern w:val="0"/>
+          <w14:ligatures w14:val="none"/>
+        </w:rPr>
+        <w:br/>
+        <w:t>• What does this coefficient mean in context?</w:t>
+      </w:r>
+      <w:r>
+        <w:rPr>
+          <w:rFonts w:ascii="Times New Roman" w:eastAsia="Times New Roman" w:hAnsi="Times New Roman" w:cs="Times New Roman"/>
+          <w:kern w:val="0"/>
+          <w14:ligatures w14:val="none"/>
+        </w:rPr>
+        <w:br/>
+        <w:t>• How would I explain R² to someone with no statistics background?</w:t>
+      </w:r>
+      <w:r>
+        <w:rPr>
+          <w:rFonts w:ascii="Times New Roman" w:eastAsia="Times New Roman" w:hAnsi="Times New Roman" w:cs="Times New Roman"/>
+          <w:kern w:val="0"/>
+          <w14:ligatures w14:val="none"/>
+        </w:rPr>
+        <w:br/>
+        <w:t>• Why might these predictors be related?</w:t>
+      </w:r>
+      <w:r>
+        <w:rPr>
+          <w:rFonts w:ascii="Times New Roman" w:eastAsia="Times New Roman" w:hAnsi="Times New Roman" w:cs="Times New Roman"/>
+          <w:kern w:val="0"/>
+          <w14:ligatures w14:val="none"/>
+        </w:rPr>
+        <w:br/>
+        <w:t>• What assumptions should I check?</w:t>
+      </w:r>
+      <w:r>
+        <w:rPr>
+          <w:rFonts w:ascii="Times New Roman" w:eastAsia="Times New Roman" w:hAnsi="Times New Roman" w:cs="Times New Roman"/>
+          <w:kern w:val="0"/>
+          <w14:ligatures w14:val="none"/>
+        </w:rPr>
+        <w:br/>
+        <w:t>• What limitations might I need to note?</w:t>
+      </w:r>
+      <w:r>
+        <w:rPr>
+          <w:rFonts w:ascii="Times New Roman" w:eastAsia="Times New Roman" w:hAnsi="Times New Roman" w:cs="Times New Roman"/>
+          <w:kern w:val="0"/>
+          <w14:ligatures w14:val="none"/>
+        </w:rPr>
+        <w:br/>
+        <w:t>Your role is to support my reasoning and help me understand how to build and interpret the model gradually, not to create my report content.</w:t>
+      </w:r>
+    </w:p>
+    <w:p>
+      <w:pPr>
+        <w:shd w:val="clear" w:color="auto" w:fill="DAE9F7" w:themeFill="text2" w:themeFillTint="1A"/>
+        <w:spacing w:after="0" w:line="240" w:lineRule="auto"/>
+        <w:rPr>
+          <w:rFonts w:ascii="Times New Roman" w:eastAsia="Times New Roman" w:hAnsi="Times New Roman" w:cs="Times New Roman"/>
+          <w:kern w:val="0"/>
+          <w14:ligatures w14:val="none"/>
+        </w:rPr>
+      </w:pPr>
+      <w:r>
+        <w:rPr>
+          <w:rFonts w:ascii="Times New Roman" w:eastAsia="Times New Roman" w:hAnsi="Times New Roman" w:cs="Times New Roman"/>
+          <w:noProof/>
+          <w:kern w:val="0"/>
+        </w:rPr>
+        <w:pict w14:anchorId="52AEEAC6">
+          <v:rect id="_x0000_i1031" alt="" style="width:468pt;height:.05pt;mso-width-percent:0;mso-height-percent:0;mso-width-percent:0;mso-height-percent:0" o:hralign="center" o:hrstd="t" o:hr="t" fillcolor="#a0a0a0" stroked="f"/>
+        </w:pict>
+      </w:r>
+    </w:p>
+    <w:p>
+      <w:pPr>
+        <w:shd w:val="clear" w:color="auto" w:fill="DAE9F7" w:themeFill="text2" w:themeFillTint="1A"/>
+        <w:spacing w:before="100" w:beforeAutospacing="1" w:after="100" w:afterAutospacing="1" w:line="240" w:lineRule="auto"/>
+        <w:outlineLvl w:val="2"/>
+        <w:rPr>
+          <w:rFonts w:ascii="Times New Roman" w:eastAsia="Times New Roman" w:hAnsi="Times New Roman" w:cs="Times New Roman"/>
           <w:b/>
           <w:bCs/>
-        </w:rPr>
-        <w:t>Compile the entire conversation, clearly labeled to show which parts are AI inputs and which are my responses.</w:t>
-      </w:r>
-      <w:r>
-        <w:rPr>
-          <w:rFonts w:ascii="Times New Roman" w:hAnsi="Times New Roman" w:cs="Times New Roman"/>
+          <w:kern w:val="0"/>
+          <w:sz w:val="27"/>
+          <w:szCs w:val="27"/>
+          <w14:ligatures w14:val="none"/>
+        </w:rPr>
+      </w:pPr>
+      <w:r>
+        <w:rPr>
+          <w:rFonts w:ascii="Times New Roman" w:eastAsia="Times New Roman" w:hAnsi="Times New Roman" w:cs="Times New Roman"/>
           <w:b/>
           <w:bCs/>
-        </w:rPr>
-        <w:t>”</w:t>
-      </w:r>
-    </w:p>
-    <w:p>
-      <w:pPr>
-        <w:spacing w:after="0" w:line="240" w:lineRule="auto"/>
-        <w:rPr>
-          <w:rFonts w:ascii="Times New Roman" w:hAnsi="Times New Roman" w:cs="Times New Roman"/>
-        </w:rPr>
-      </w:pPr>
-    </w:p>
-    <w:p>
-      <w:pPr>
-        <w:spacing w:after="0" w:line="240" w:lineRule="auto"/>
-        <w:rPr>
-          <w:rFonts w:ascii="Times New Roman" w:hAnsi="Times New Roman" w:cs="Times New Roman"/>
-        </w:rPr>
-      </w:pPr>
-      <w:r>
-        <w:rPr>
-          <w:rFonts w:ascii="Times New Roman" w:hAnsi="Times New Roman" w:cs="Times New Roman"/>
-        </w:rPr>
-        <w:t>Follow the step-by-step guide</w:t>
-      </w:r>
-      <w:r>
-        <w:rPr>
-          <w:rFonts w:ascii="Times New Roman" w:hAnsi="Times New Roman" w:cs="Times New Roman"/>
-        </w:rPr>
-        <w:t xml:space="preserve"> </w:t>
-      </w:r>
-      <w:r>
-        <w:rPr>
-          <w:rFonts w:ascii="Times New Roman" w:hAnsi="Times New Roman" w:cs="Times New Roman"/>
-        </w:rPr>
-        <w:t>to share your AI chat conversation.</w:t>
-      </w:r>
-    </w:p>
-    <w:p>
-      <w:pPr>
-        <w:spacing w:after="0" w:line="240" w:lineRule="auto"/>
-        <w:rPr>
-          <w:rFonts w:ascii="Times New Roman" w:hAnsi="Times New Roman" w:cs="Times New Roman"/>
-        </w:rPr>
-      </w:pPr>
-    </w:p>
-    <w:p>
-      <w:pPr>
-        <w:spacing w:after="0" w:line="240" w:lineRule="auto"/>
-        <w:rPr>
-          <w:rFonts w:ascii="Times New Roman" w:hAnsi="Times New Roman" w:cs="Times New Roman"/>
-        </w:rPr>
-      </w:pPr>
-      <w:r>
-        <w:rPr>
-          <w:rFonts w:ascii="Times New Roman" w:hAnsi="Times New Roman" w:cs="Times New Roman"/>
-        </w:rPr>
-        <w:t xml:space="preserve">Replace the example chat history shown </w:t>
-      </w:r>
-      <w:r>
-        <w:rPr>
-          <w:rFonts w:ascii="Times New Roman" w:hAnsi="Times New Roman" w:cs="Times New Roman"/>
-        </w:rPr>
-        <w:t xml:space="preserve">below </w:t>
-      </w:r>
-      <w:r>
-        <w:rPr>
-          <w:rFonts w:ascii="Times New Roman" w:hAnsi="Times New Roman" w:cs="Times New Roman"/>
-        </w:rPr>
-        <w:t>with your own conversation.</w:t>
-      </w:r>
-    </w:p>
-    <w:p>
-      <w:pPr>
-        <w:shd w:val="clear" w:color="auto" w:fill="E8E8E8" w:themeFill="background2"/>
+          <w:kern w:val="0"/>
+          <w:sz w:val="27"/>
+          <w:szCs w:val="27"/>
+          <w14:ligatures w14:val="none"/>
+        </w:rPr>
+        <w:t>AI:</w:t>
+      </w:r>
+    </w:p>
+    <w:p>
+      <w:pPr>
+        <w:shd w:val="clear" w:color="auto" w:fill="DAE9F7" w:themeFill="text2" w:themeFillTint="1A"/>
         <w:spacing w:before="100" w:beforeAutospacing="1" w:after="100" w:afterAutospacing="1" w:line="240" w:lineRule="auto"/>
         <w:rPr>
           <w:rFonts w:ascii="Times New Roman" w:eastAsia="Times New Roman" w:hAnsi="Times New Roman" w:cs="Times New Roman"/>
@@ -969,7 +1187,30 @@
           <w:kern w:val="0"/>
           <w14:ligatures w14:val="none"/>
         </w:rPr>
-        <w:t xml:space="preserve">Here is your entire conversation so far, clearly compiled with </w:t>
+        <w:t>Great—let's take this one step at a time. You are building a multiple linear regression model using three predictors related to health (sleep, caffeine, and stress), and your goal is to understand the process deeply and make reasoned decisions. I will guide you by:</w:t>
+      </w:r>
+    </w:p>
+    <w:p>
+      <w:pPr>
+        <w:numPr>
+          <w:ilvl w:val="0"/>
+          <w:numId w:val="14"/>
+        </w:numPr>
+        <w:shd w:val="clear" w:color="auto" w:fill="DAE9F7" w:themeFill="text2" w:themeFillTint="1A"/>
+        <w:spacing w:before="100" w:beforeAutospacing="1" w:after="100" w:afterAutospacing="1" w:line="240" w:lineRule="auto"/>
+        <w:rPr>
+          <w:rFonts w:ascii="Times New Roman" w:eastAsia="Times New Roman" w:hAnsi="Times New Roman" w:cs="Times New Roman"/>
+          <w:kern w:val="0"/>
+          <w14:ligatures w14:val="none"/>
+        </w:rPr>
+      </w:pPr>
+      <w:r>
+        <w:rPr>
+          <w:rFonts w:ascii="Times New Roman" w:eastAsia="Times New Roman" w:hAnsi="Times New Roman" w:cs="Times New Roman"/>
+          <w:kern w:val="0"/>
+          <w14:ligatures w14:val="none"/>
+        </w:rPr>
+        <w:t xml:space="preserve">Explaining </w:t>
       </w:r>
       <w:r>
         <w:rPr>
@@ -979,20 +1220,84 @@
           <w:kern w:val="0"/>
           <w14:ligatures w14:val="none"/>
         </w:rPr>
-        <w:t>labels</w:t>
-      </w:r>
-      <w:r>
-        <w:rPr>
-          <w:rFonts w:ascii="Times New Roman" w:eastAsia="Times New Roman" w:hAnsi="Times New Roman" w:cs="Times New Roman"/>
-          <w:kern w:val="0"/>
-          <w14:ligatures w14:val="none"/>
-        </w:rPr>
-        <w:t xml:space="preserve"> to distinguish your inputs from the AI responses:</w:t>
-      </w:r>
-    </w:p>
-    <w:p>
-      <w:pPr>
-        <w:shd w:val="clear" w:color="auto" w:fill="E8E8E8" w:themeFill="background2"/>
+        <w:t>why</w:t>
+      </w:r>
+      <w:r>
+        <w:rPr>
+          <w:rFonts w:ascii="Times New Roman" w:eastAsia="Times New Roman" w:hAnsi="Times New Roman" w:cs="Times New Roman"/>
+          <w:kern w:val="0"/>
+          <w14:ligatures w14:val="none"/>
+        </w:rPr>
+        <w:t xml:space="preserve"> each step matters</w:t>
+      </w:r>
+    </w:p>
+    <w:p>
+      <w:pPr>
+        <w:numPr>
+          <w:ilvl w:val="0"/>
+          <w:numId w:val="14"/>
+        </w:numPr>
+        <w:shd w:val="clear" w:color="auto" w:fill="DAE9F7" w:themeFill="text2" w:themeFillTint="1A"/>
+        <w:spacing w:before="100" w:beforeAutospacing="1" w:after="100" w:afterAutospacing="1" w:line="240" w:lineRule="auto"/>
+        <w:rPr>
+          <w:rFonts w:ascii="Times New Roman" w:eastAsia="Times New Roman" w:hAnsi="Times New Roman" w:cs="Times New Roman"/>
+          <w:kern w:val="0"/>
+          <w14:ligatures w14:val="none"/>
+        </w:rPr>
+      </w:pPr>
+      <w:r>
+        <w:rPr>
+          <w:rFonts w:ascii="Times New Roman" w:eastAsia="Times New Roman" w:hAnsi="Times New Roman" w:cs="Times New Roman"/>
+          <w:kern w:val="0"/>
+          <w14:ligatures w14:val="none"/>
+        </w:rPr>
+        <w:t xml:space="preserve">Asking you a </w:t>
+      </w:r>
+      <w:r>
+        <w:rPr>
+          <w:rFonts w:ascii="Times New Roman" w:eastAsia="Times New Roman" w:hAnsi="Times New Roman" w:cs="Times New Roman"/>
+          <w:b/>
+          <w:bCs/>
+          <w:kern w:val="0"/>
+          <w14:ligatures w14:val="none"/>
+        </w:rPr>
+        <w:t>reflective question</w:t>
+      </w:r>
+      <w:r>
+        <w:rPr>
+          <w:rFonts w:ascii="Times New Roman" w:eastAsia="Times New Roman" w:hAnsi="Times New Roman" w:cs="Times New Roman"/>
+          <w:kern w:val="0"/>
+          <w14:ligatures w14:val="none"/>
+        </w:rPr>
+        <w:t xml:space="preserve"> to guide your next action</w:t>
+      </w:r>
+    </w:p>
+    <w:p>
+      <w:pPr>
+        <w:numPr>
+          <w:ilvl w:val="0"/>
+          <w:numId w:val="14"/>
+        </w:numPr>
+        <w:shd w:val="clear" w:color="auto" w:fill="DAE9F7" w:themeFill="text2" w:themeFillTint="1A"/>
+        <w:spacing w:before="100" w:beforeAutospacing="1" w:after="100" w:afterAutospacing="1" w:line="240" w:lineRule="auto"/>
+        <w:rPr>
+          <w:rFonts w:ascii="Times New Roman" w:eastAsia="Times New Roman" w:hAnsi="Times New Roman" w:cs="Times New Roman"/>
+          <w:kern w:val="0"/>
+          <w14:ligatures w14:val="none"/>
+        </w:rPr>
+      </w:pPr>
+      <w:r>
+        <w:rPr>
+          <w:rFonts w:ascii="Times New Roman" w:eastAsia="Times New Roman" w:hAnsi="Times New Roman" w:cs="Times New Roman"/>
+          <w:kern w:val="0"/>
+          <w14:ligatures w14:val="none"/>
+        </w:rPr>
+        <w:t>Avoiding giving away finished answers or interpretations</w:t>
+      </w:r>
+    </w:p>
+    <w:p>
+      <w:pPr>
+        <w:shd w:val="clear" w:color="auto" w:fill="DAE9F7" w:themeFill="text2" w:themeFillTint="1A"/>
         <w:spacing w:after="0" w:line="240" w:lineRule="auto"/>
         <w:rPr>
           <w:rFonts w:ascii="Times New Roman" w:eastAsia="Times New Roman" w:hAnsi="Times New Roman" w:cs="Times New Roman"/>
@@ -1006,14 +1311,15 @@
           <w:noProof/>
           <w:kern w:val="0"/>
         </w:rPr>
-        <w:pict w14:anchorId="2D8557EE">
-          <v:rect id="_x0000_i1040" alt="" style="width:468pt;height:.05pt;mso-width-percent:0;mso-height-percent:0;mso-width-percent:0;mso-height-percent:0" o:hralign="center" o:hrstd="t" o:hr="t" fillcolor="#a0a0a0" stroked="f"/>
+        <w:lastRenderedPageBreak/>
+        <w:pict w14:anchorId="33B2E8AF">
+          <v:rect id="_x0000_i1030" alt="" style="width:468pt;height:.05pt;mso-width-percent:0;mso-height-percent:0;mso-width-percent:0;mso-height-percent:0" o:hralign="center" o:hrstd="t" o:hr="t" fillcolor="#a0a0a0" stroked="f"/>
         </w:pict>
       </w:r>
     </w:p>
     <w:p>
       <w:pPr>
-        <w:shd w:val="clear" w:color="auto" w:fill="E8E8E8" w:themeFill="background2"/>
+        <w:shd w:val="clear" w:color="auto" w:fill="DAE9F7" w:themeFill="text2" w:themeFillTint="1A"/>
         <w:spacing w:before="100" w:beforeAutospacing="1" w:after="100" w:afterAutospacing="1" w:line="240" w:lineRule="auto"/>
         <w:outlineLvl w:val="2"/>
         <w:rPr>
@@ -1028,7 +1334,7 @@
       </w:pPr>
       <w:r>
         <w:rPr>
-          <w:rFonts w:ascii="Apple Color Emoji" w:eastAsia="Times New Roman" w:hAnsi="Apple Color Emoji" w:cs="Apple Color Emoji"/>
+          <w:rFonts w:ascii="Times New Roman" w:eastAsia="Times New Roman" w:hAnsi="Times New Roman" w:cs="Times New Roman"/>
           <w:b/>
           <w:bCs/>
           <w:kern w:val="0"/>
@@ -1036,7 +1342,26 @@
           <w:szCs w:val="27"/>
           <w14:ligatures w14:val="none"/>
         </w:rPr>
-        <w:t>🟦</w:t>
+        <w:t>Step 1: Clarify the Research Question</w:t>
+      </w:r>
+    </w:p>
+    <w:p>
+      <w:pPr>
+        <w:shd w:val="clear" w:color="auto" w:fill="DAE9F7" w:themeFill="text2" w:themeFillTint="1A"/>
+        <w:spacing w:before="100" w:beforeAutospacing="1" w:after="100" w:afterAutospacing="1" w:line="240" w:lineRule="auto"/>
+        <w:rPr>
+          <w:rFonts w:ascii="Times New Roman" w:eastAsia="Times New Roman" w:hAnsi="Times New Roman" w:cs="Times New Roman"/>
+          <w:kern w:val="0"/>
+          <w14:ligatures w14:val="none"/>
+        </w:rPr>
+      </w:pPr>
+      <w:r>
+        <w:rPr>
+          <w:rFonts w:ascii="Times New Roman" w:eastAsia="Times New Roman" w:hAnsi="Times New Roman" w:cs="Times New Roman"/>
+          <w:kern w:val="0"/>
+          <w14:ligatures w14:val="none"/>
+        </w:rPr>
+        <w:t xml:space="preserve">Before building the model, it's important to clearly define what you're trying to understand or predict. Are you predicting stress based on sleep and caffeine? Or is the goal to understand how caffeine and stress impact sleep? Your </w:t>
       </w:r>
       <w:r>
         <w:rPr>
@@ -1044,16 +1369,129 @@
           <w:b/>
           <w:bCs/>
           <w:kern w:val="0"/>
+          <w14:ligatures w14:val="none"/>
+        </w:rPr>
+        <w:t>dependent (response) variable</w:t>
+      </w:r>
+      <w:r>
+        <w:rPr>
+          <w:rFonts w:ascii="Times New Roman" w:eastAsia="Times New Roman" w:hAnsi="Times New Roman" w:cs="Times New Roman"/>
+          <w:kern w:val="0"/>
+          <w14:ligatures w14:val="none"/>
+        </w:rPr>
+        <w:t xml:space="preserve"> should reflect this.</w:t>
+      </w:r>
+    </w:p>
+    <w:p>
+      <w:pPr>
+        <w:shd w:val="clear" w:color="auto" w:fill="DAE9F7" w:themeFill="text2" w:themeFillTint="1A"/>
+        <w:spacing w:before="100" w:beforeAutospacing="1" w:after="100" w:afterAutospacing="1" w:line="240" w:lineRule="auto"/>
+        <w:rPr>
+          <w:rFonts w:ascii="Times New Roman" w:eastAsia="Times New Roman" w:hAnsi="Times New Roman" w:cs="Times New Roman"/>
+          <w:kern w:val="0"/>
+          <w14:ligatures w14:val="none"/>
+        </w:rPr>
+      </w:pPr>
+      <w:r>
+        <w:rPr>
+          <w:rFonts w:ascii="Times New Roman" w:eastAsia="Times New Roman" w:hAnsi="Times New Roman" w:cs="Times New Roman"/>
+          <w:kern w:val="0"/>
+          <w14:ligatures w14:val="none"/>
+        </w:rPr>
+        <w:t>Why this matters:</w:t>
+      </w:r>
+      <w:r>
+        <w:rPr>
+          <w:rFonts w:ascii="Times New Roman" w:eastAsia="Times New Roman" w:hAnsi="Times New Roman" w:cs="Times New Roman"/>
+          <w:kern w:val="0"/>
+          <w14:ligatures w14:val="none"/>
+        </w:rPr>
+        <w:br/>
+        <w:t>Regression models are directional in that we choose one outcome variable to model as a function of the others. Choosing the wrong dependent variable could lead to misinterpretation.</w:t>
+      </w:r>
+    </w:p>
+    <w:p>
+      <w:pPr>
+        <w:shd w:val="clear" w:color="auto" w:fill="DAE9F7" w:themeFill="text2" w:themeFillTint="1A"/>
+        <w:spacing w:before="100" w:beforeAutospacing="1" w:after="100" w:afterAutospacing="1" w:line="240" w:lineRule="auto"/>
+        <w:rPr>
+          <w:rFonts w:ascii="Times New Roman" w:eastAsia="Times New Roman" w:hAnsi="Times New Roman" w:cs="Times New Roman"/>
+          <w:kern w:val="0"/>
+          <w14:ligatures w14:val="none"/>
+        </w:rPr>
+      </w:pPr>
+      <w:r>
+        <w:rPr>
+          <w:rFonts w:ascii="Times New Roman" w:eastAsia="Times New Roman" w:hAnsi="Times New Roman" w:cs="Times New Roman"/>
+          <w:b/>
+          <w:bCs/>
+          <w:kern w:val="0"/>
+          <w14:ligatures w14:val="none"/>
+        </w:rPr>
+        <w:t>Reflective Question:</w:t>
+      </w:r>
+      <w:r>
+        <w:rPr>
+          <w:rFonts w:ascii="Times New Roman" w:eastAsia="Times New Roman" w:hAnsi="Times New Roman" w:cs="Times New Roman"/>
+          <w:kern w:val="0"/>
+          <w14:ligatures w14:val="none"/>
+        </w:rPr>
+        <w:br/>
+        <w:t>What is your main research question, and which variable do you think should be your dependent variable based on that question?</w:t>
+      </w:r>
+    </w:p>
+    <w:p>
+      <w:pPr>
+        <w:shd w:val="clear" w:color="auto" w:fill="DAE9F7" w:themeFill="text2" w:themeFillTint="1A"/>
+        <w:spacing w:after="0" w:line="240" w:lineRule="auto"/>
+        <w:rPr>
+          <w:rFonts w:ascii="Times New Roman" w:eastAsia="Times New Roman" w:hAnsi="Times New Roman" w:cs="Times New Roman"/>
+          <w:kern w:val="0"/>
+          <w14:ligatures w14:val="none"/>
+        </w:rPr>
+      </w:pPr>
+      <w:r>
+        <w:rPr>
+          <w:rFonts w:ascii="Times New Roman" w:eastAsia="Times New Roman" w:hAnsi="Times New Roman" w:cs="Times New Roman"/>
+          <w:noProof/>
+          <w:kern w:val="0"/>
+        </w:rPr>
+        <w:pict w14:anchorId="42A02E78">
+          <v:rect id="_x0000_i1029" alt="" style="width:468pt;height:.05pt;mso-width-percent:0;mso-height-percent:0;mso-width-percent:0;mso-height-percent:0" o:hralign="center" o:hrstd="t" o:hr="t" fillcolor="#a0a0a0" stroked="f"/>
+        </w:pict>
+      </w:r>
+    </w:p>
+    <w:p>
+      <w:pPr>
+        <w:shd w:val="clear" w:color="auto" w:fill="DAE9F7" w:themeFill="text2" w:themeFillTint="1A"/>
+        <w:spacing w:before="100" w:beforeAutospacing="1" w:after="100" w:afterAutospacing="1" w:line="240" w:lineRule="auto"/>
+        <w:outlineLvl w:val="2"/>
+        <w:rPr>
+          <w:rFonts w:ascii="Times New Roman" w:eastAsia="Times New Roman" w:hAnsi="Times New Roman" w:cs="Times New Roman"/>
+          <w:b/>
+          <w:bCs/>
+          <w:kern w:val="0"/>
           <w:sz w:val="27"/>
           <w:szCs w:val="27"/>
           <w14:ligatures w14:val="none"/>
         </w:rPr>
-        <w:t xml:space="preserve"> User Input 1: Project Context and Expectations</w:t>
-      </w:r>
-    </w:p>
-    <w:p>
-      <w:pPr>
-        <w:shd w:val="clear" w:color="auto" w:fill="E8E8E8" w:themeFill="background2"/>
+      </w:pPr>
+      <w:r>
+        <w:rPr>
+          <w:rFonts w:ascii="Times New Roman" w:eastAsia="Times New Roman" w:hAnsi="Times New Roman" w:cs="Times New Roman"/>
+          <w:b/>
+          <w:bCs/>
+          <w:kern w:val="0"/>
+          <w:sz w:val="27"/>
+          <w:szCs w:val="27"/>
+          <w14:ligatures w14:val="none"/>
+        </w:rPr>
+        <w:t>User:</w:t>
+      </w:r>
+    </w:p>
+    <w:p>
+      <w:pPr>
+        <w:shd w:val="clear" w:color="auto" w:fill="DAE9F7" w:themeFill="text2" w:themeFillTint="1A"/>
         <w:spacing w:before="100" w:beforeAutospacing="1" w:after="100" w:afterAutospacing="1" w:line="240" w:lineRule="auto"/>
         <w:rPr>
           <w:rFonts w:ascii="Times New Roman" w:eastAsia="Times New Roman" w:hAnsi="Times New Roman" w:cs="Times New Roman"/>
@@ -1067,143 +1505,12 @@
           <w:kern w:val="0"/>
           <w14:ligatures w14:val="none"/>
         </w:rPr>
-        <w:t>I am working on a multiple linear regression project using a small health related data set with three variables: sleep, caffeine, and stress. I want you to act as a thinking partner. Please do not give me the full answers. Instead, guide my thinking with explanations of why certain steps make sense and what ideas I should consider when making decisions.</w:t>
-      </w:r>
-    </w:p>
-    <w:p>
-      <w:pPr>
-        <w:shd w:val="clear" w:color="auto" w:fill="E8E8E8" w:themeFill="background2"/>
-        <w:spacing w:before="100" w:beforeAutospacing="1" w:after="100" w:afterAutospacing="1" w:line="240" w:lineRule="auto"/>
-        <w:rPr>
-          <w:rFonts w:ascii="Times New Roman" w:eastAsia="Times New Roman" w:hAnsi="Times New Roman" w:cs="Times New Roman"/>
-          <w:kern w:val="0"/>
-          <w14:ligatures w14:val="none"/>
-        </w:rPr>
-      </w:pPr>
-      <w:r>
-        <w:rPr>
-          <w:rFonts w:ascii="Times New Roman" w:eastAsia="Times New Roman" w:hAnsi="Times New Roman" w:cs="Times New Roman"/>
-          <w:kern w:val="0"/>
-          <w14:ligatures w14:val="none"/>
-        </w:rPr>
-        <w:t>Please ask me clarifying questions when needed. Explain the reasoning behind each concept slowly and clearly. Help me understand the process rather than giving me the final interpretations or the exact text for my report.</w:t>
-      </w:r>
-    </w:p>
-    <w:p>
-      <w:pPr>
-        <w:shd w:val="clear" w:color="auto" w:fill="E8E8E8" w:themeFill="background2"/>
-        <w:spacing w:before="100" w:beforeAutospacing="1" w:after="100" w:afterAutospacing="1" w:line="240" w:lineRule="auto"/>
-        <w:rPr>
-          <w:rFonts w:ascii="Times New Roman" w:eastAsia="Times New Roman" w:hAnsi="Times New Roman" w:cs="Times New Roman"/>
-          <w:kern w:val="0"/>
-          <w14:ligatures w14:val="none"/>
-        </w:rPr>
-      </w:pPr>
-      <w:r>
-        <w:rPr>
-          <w:rFonts w:ascii="Times New Roman" w:eastAsia="Times New Roman" w:hAnsi="Times New Roman" w:cs="Times New Roman"/>
-          <w:kern w:val="0"/>
-          <w14:ligatures w14:val="none"/>
-        </w:rPr>
-        <w:t>You may give examples of how to think about plots, interpretations, and model evaluation, but they should be general examples. They should not be statements that directly answer my project with specific values from my data set. Let me do the calculations, write the interpretations, and make the final decisions.</w:t>
-      </w:r>
-    </w:p>
-    <w:p>
-      <w:pPr>
-        <w:shd w:val="clear" w:color="auto" w:fill="E8E8E8" w:themeFill="background2"/>
-        <w:spacing w:before="100" w:beforeAutospacing="1" w:after="100" w:afterAutospacing="1" w:line="240" w:lineRule="auto"/>
-        <w:rPr>
-          <w:rFonts w:ascii="Times New Roman" w:eastAsia="Times New Roman" w:hAnsi="Times New Roman" w:cs="Times New Roman"/>
-          <w:kern w:val="0"/>
-          <w14:ligatures w14:val="none"/>
-        </w:rPr>
-      </w:pPr>
-      <w:r>
-        <w:rPr>
-          <w:rFonts w:ascii="Times New Roman" w:eastAsia="Times New Roman" w:hAnsi="Times New Roman" w:cs="Times New Roman"/>
-          <w:kern w:val="0"/>
-          <w14:ligatures w14:val="none"/>
-        </w:rPr>
-        <w:t>Please help me develop my understanding of multiple linear regression by asking reflective questions such as:</w:t>
-      </w:r>
-    </w:p>
-    <w:p>
-      <w:pPr>
-        <w:shd w:val="clear" w:color="auto" w:fill="E8E8E8" w:themeFill="background2"/>
-        <w:spacing w:before="100" w:beforeAutospacing="1" w:after="100" w:afterAutospacing="1" w:line="240" w:lineRule="auto"/>
-        <w:rPr>
-          <w:rFonts w:ascii="Times New Roman" w:eastAsia="Times New Roman" w:hAnsi="Times New Roman" w:cs="Times New Roman"/>
-          <w:kern w:val="0"/>
-          <w14:ligatures w14:val="none"/>
-        </w:rPr>
-      </w:pPr>
-      <w:r>
-        <w:rPr>
-          <w:rFonts w:ascii="Times New Roman" w:eastAsia="Times New Roman" w:hAnsi="Times New Roman" w:cs="Times New Roman"/>
-          <w:kern w:val="0"/>
-          <w14:ligatures w14:val="none"/>
-        </w:rPr>
-        <w:t>What does this coefficient mean in context.</w:t>
-      </w:r>
-      <w:r>
-        <w:rPr>
-          <w:rFonts w:ascii="Times New Roman" w:eastAsia="Times New Roman" w:hAnsi="Times New Roman" w:cs="Times New Roman"/>
-          <w:kern w:val="0"/>
-          <w14:ligatures w14:val="none"/>
-        </w:rPr>
-        <w:br/>
-        <w:t>How would I explain R squared to someone with no statistics background.</w:t>
-      </w:r>
-      <w:r>
-        <w:rPr>
-          <w:rFonts w:ascii="Times New Roman" w:eastAsia="Times New Roman" w:hAnsi="Times New Roman" w:cs="Times New Roman"/>
-          <w:kern w:val="0"/>
-          <w14:ligatures w14:val="none"/>
-        </w:rPr>
-        <w:br/>
-        <w:t>Why might these predictors be related.</w:t>
-      </w:r>
-      <w:r>
-        <w:rPr>
-          <w:rFonts w:ascii="Times New Roman" w:eastAsia="Times New Roman" w:hAnsi="Times New Roman" w:cs="Times New Roman"/>
-          <w:kern w:val="0"/>
-          <w14:ligatures w14:val="none"/>
-        </w:rPr>
-        <w:br/>
-        <w:t>What assumptions do I need to check.</w:t>
-      </w:r>
-      <w:r>
-        <w:rPr>
-          <w:rFonts w:ascii="Times New Roman" w:eastAsia="Times New Roman" w:hAnsi="Times New Roman" w:cs="Times New Roman"/>
-          <w:kern w:val="0"/>
-          <w14:ligatures w14:val="none"/>
-        </w:rPr>
-        <w:br/>
-        <w:t>What limitations might I need to note.</w:t>
-      </w:r>
-    </w:p>
-    <w:p>
-      <w:pPr>
-        <w:shd w:val="clear" w:color="auto" w:fill="E8E8E8" w:themeFill="background2"/>
-        <w:spacing w:before="100" w:beforeAutospacing="1" w:after="100" w:afterAutospacing="1" w:line="240" w:lineRule="auto"/>
-        <w:rPr>
-          <w:rFonts w:ascii="Times New Roman" w:eastAsia="Times New Roman" w:hAnsi="Times New Roman" w:cs="Times New Roman"/>
-          <w:kern w:val="0"/>
-          <w14:ligatures w14:val="none"/>
-        </w:rPr>
-      </w:pPr>
-      <w:r>
-        <w:rPr>
-          <w:rFonts w:ascii="Times New Roman" w:eastAsia="Times New Roman" w:hAnsi="Times New Roman" w:cs="Times New Roman"/>
-          <w:kern w:val="0"/>
-          <w14:ligatures w14:val="none"/>
-        </w:rPr>
-        <w:t>Your role is to support my reasoning and to help me understand how to build and interpret the model step by step, but not to create my report content for me.</w:t>
-      </w:r>
-    </w:p>
-    <w:p>
-      <w:pPr>
-        <w:shd w:val="clear" w:color="auto" w:fill="E8E8E8" w:themeFill="background2"/>
+        <w:t>do you have any suggestions in terms of the research question?</w:t>
+      </w:r>
+    </w:p>
+    <w:p>
+      <w:pPr>
+        <w:shd w:val="clear" w:color="auto" w:fill="DAE9F7" w:themeFill="text2" w:themeFillTint="1A"/>
         <w:spacing w:after="0" w:line="240" w:lineRule="auto"/>
         <w:rPr>
           <w:rFonts w:ascii="Times New Roman" w:eastAsia="Times New Roman" w:hAnsi="Times New Roman" w:cs="Times New Roman"/>
@@ -1217,15 +1524,14 @@
           <w:noProof/>
           <w:kern w:val="0"/>
         </w:rPr>
-        <w:lastRenderedPageBreak/>
-        <w:pict w14:anchorId="4622B74F">
-          <v:rect id="_x0000_i1039" alt="" style="width:468pt;height:.05pt;mso-width-percent:0;mso-height-percent:0;mso-width-percent:0;mso-height-percent:0" o:hralign="center" o:hrstd="t" o:hr="t" fillcolor="#a0a0a0" stroked="f"/>
+        <w:pict w14:anchorId="21D88C50">
+          <v:rect id="_x0000_i1028" alt="" style="width:468pt;height:.05pt;mso-width-percent:0;mso-height-percent:0;mso-width-percent:0;mso-height-percent:0" o:hralign="center" o:hrstd="t" o:hr="t" fillcolor="#a0a0a0" stroked="f"/>
         </w:pict>
       </w:r>
     </w:p>
     <w:p>
       <w:pPr>
-        <w:shd w:val="clear" w:color="auto" w:fill="E8E8E8" w:themeFill="background2"/>
+        <w:shd w:val="clear" w:color="auto" w:fill="DAE9F7" w:themeFill="text2" w:themeFillTint="1A"/>
         <w:spacing w:before="100" w:beforeAutospacing="1" w:after="100" w:afterAutospacing="1" w:line="240" w:lineRule="auto"/>
         <w:outlineLvl w:val="2"/>
         <w:rPr>
@@ -1240,7 +1546,7 @@
       </w:pPr>
       <w:r>
         <w:rPr>
-          <w:rFonts w:ascii="Apple Color Emoji" w:eastAsia="Times New Roman" w:hAnsi="Apple Color Emoji" w:cs="Apple Color Emoji"/>
+          <w:rFonts w:ascii="Times New Roman" w:eastAsia="Times New Roman" w:hAnsi="Times New Roman" w:cs="Times New Roman"/>
           <w:b/>
           <w:bCs/>
           <w:kern w:val="0"/>
@@ -1248,7 +1554,26 @@
           <w:szCs w:val="27"/>
           <w14:ligatures w14:val="none"/>
         </w:rPr>
-        <w:t>🟥</w:t>
+        <w:t>AI:</w:t>
+      </w:r>
+    </w:p>
+    <w:p>
+      <w:pPr>
+        <w:shd w:val="clear" w:color="auto" w:fill="DAE9F7" w:themeFill="text2" w:themeFillTint="1A"/>
+        <w:spacing w:before="100" w:beforeAutospacing="1" w:after="100" w:afterAutospacing="1" w:line="240" w:lineRule="auto"/>
+        <w:rPr>
+          <w:rFonts w:ascii="Times New Roman" w:eastAsia="Times New Roman" w:hAnsi="Times New Roman" w:cs="Times New Roman"/>
+          <w:kern w:val="0"/>
+          <w14:ligatures w14:val="none"/>
+        </w:rPr>
+      </w:pPr>
+      <w:r>
+        <w:rPr>
+          <w:rFonts w:ascii="Times New Roman" w:eastAsia="Times New Roman" w:hAnsi="Times New Roman" w:cs="Times New Roman"/>
+          <w:kern w:val="0"/>
+          <w14:ligatures w14:val="none"/>
+        </w:rPr>
+        <w:t>Yes! Since you're working with health-related variables—</w:t>
       </w:r>
       <w:r>
         <w:rPr>
@@ -1256,30 +1581,17 @@
           <w:b/>
           <w:bCs/>
           <w:kern w:val="0"/>
-          <w:sz w:val="27"/>
-          <w:szCs w:val="27"/>
-          <w14:ligatures w14:val="none"/>
-        </w:rPr>
-        <w:t xml:space="preserve"> AI Response 1: Starting the Process as a Thinking Partner</w:t>
-      </w:r>
-    </w:p>
-    <w:p>
-      <w:pPr>
-        <w:shd w:val="clear" w:color="auto" w:fill="E8E8E8" w:themeFill="background2"/>
-        <w:spacing w:before="100" w:beforeAutospacing="1" w:after="100" w:afterAutospacing="1" w:line="240" w:lineRule="auto"/>
-        <w:rPr>
-          <w:rFonts w:ascii="Times New Roman" w:eastAsia="Times New Roman" w:hAnsi="Times New Roman" w:cs="Times New Roman"/>
-          <w:kern w:val="0"/>
-          <w14:ligatures w14:val="none"/>
-        </w:rPr>
-      </w:pPr>
-      <w:r>
-        <w:rPr>
-          <w:rFonts w:ascii="Times New Roman" w:eastAsia="Times New Roman" w:hAnsi="Times New Roman" w:cs="Times New Roman"/>
-          <w:kern w:val="0"/>
-          <w14:ligatures w14:val="none"/>
-        </w:rPr>
-        <w:t xml:space="preserve">Absolutely — I would be glad to serve as your thinking partner for your multiple linear regression project. We can walk through this together step by step, focusing on </w:t>
+          <w14:ligatures w14:val="none"/>
+        </w:rPr>
+        <w:t>sleep, caffeine, and stress</w:t>
+      </w:r>
+      <w:r>
+        <w:rPr>
+          <w:rFonts w:ascii="Times New Roman" w:eastAsia="Times New Roman" w:hAnsi="Times New Roman" w:cs="Times New Roman"/>
+          <w:kern w:val="0"/>
+          <w14:ligatures w14:val="none"/>
+        </w:rPr>
+        <w:t xml:space="preserve">—there are a few natural directions your research question could take. Think about what outcome you care most about </w:t>
       </w:r>
       <w:r>
         <w:rPr>
@@ -1289,39 +1601,38 @@
           <w:kern w:val="0"/>
           <w14:ligatures w14:val="none"/>
         </w:rPr>
-        <w:t>your understanding</w:t>
-      </w:r>
-      <w:r>
-        <w:rPr>
-          <w:rFonts w:ascii="Times New Roman" w:eastAsia="Times New Roman" w:hAnsi="Times New Roman" w:cs="Times New Roman"/>
-          <w:kern w:val="0"/>
-          <w14:ligatures w14:val="none"/>
-        </w:rPr>
-        <w:t xml:space="preserve"> rather than giving you ready-made answers.</w:t>
-      </w:r>
-    </w:p>
-    <w:p>
-      <w:pPr>
-        <w:shd w:val="clear" w:color="auto" w:fill="E8E8E8" w:themeFill="background2"/>
-        <w:spacing w:before="100" w:beforeAutospacing="1" w:after="100" w:afterAutospacing="1" w:line="240" w:lineRule="auto"/>
-        <w:rPr>
-          <w:rFonts w:ascii="Times New Roman" w:eastAsia="Times New Roman" w:hAnsi="Times New Roman" w:cs="Times New Roman"/>
-          <w:kern w:val="0"/>
-          <w14:ligatures w14:val="none"/>
-        </w:rPr>
-      </w:pPr>
-      <w:r>
-        <w:rPr>
-          <w:rFonts w:ascii="Times New Roman" w:eastAsia="Times New Roman" w:hAnsi="Times New Roman" w:cs="Times New Roman"/>
-          <w:kern w:val="0"/>
-          <w14:ligatures w14:val="none"/>
-        </w:rPr>
-        <w:t>Let’s start by grounding ourselves:</w:t>
-      </w:r>
-    </w:p>
-    <w:p>
-      <w:pPr>
-        <w:shd w:val="clear" w:color="auto" w:fill="E8E8E8" w:themeFill="background2"/>
+        <w:t>understanding, explaining, or potentially influencing.</w:t>
+      </w:r>
+      <w:r>
+        <w:rPr>
+          <w:rFonts w:ascii="Times New Roman" w:eastAsia="Times New Roman" w:hAnsi="Times New Roman" w:cs="Times New Roman"/>
+          <w:kern w:val="0"/>
+          <w14:ligatures w14:val="none"/>
+        </w:rPr>
+        <w:t xml:space="preserve"> Here are a few </w:t>
+      </w:r>
+      <w:r>
+        <w:rPr>
+          <w:rFonts w:ascii="Times New Roman" w:eastAsia="Times New Roman" w:hAnsi="Times New Roman" w:cs="Times New Roman"/>
+          <w:b/>
+          <w:bCs/>
+          <w:kern w:val="0"/>
+          <w14:ligatures w14:val="none"/>
+        </w:rPr>
+        <w:t>types of questions</w:t>
+      </w:r>
+      <w:r>
+        <w:rPr>
+          <w:rFonts w:ascii="Times New Roman" w:eastAsia="Times New Roman" w:hAnsi="Times New Roman" w:cs="Times New Roman"/>
+          <w:kern w:val="0"/>
+          <w14:ligatures w14:val="none"/>
+        </w:rPr>
+        <w:t xml:space="preserve"> you might consider, without using your dataset directly:</w:t>
+      </w:r>
+    </w:p>
+    <w:p>
+      <w:pPr>
+        <w:shd w:val="clear" w:color="auto" w:fill="DAE9F7" w:themeFill="text2" w:themeFillTint="1A"/>
         <w:spacing w:after="0" w:line="240" w:lineRule="auto"/>
         <w:rPr>
           <w:rFonts w:ascii="Times New Roman" w:eastAsia="Times New Roman" w:hAnsi="Times New Roman" w:cs="Times New Roman"/>
@@ -1335,14 +1646,14 @@
           <w:noProof/>
           <w:kern w:val="0"/>
         </w:rPr>
-        <w:pict w14:anchorId="4E94F680">
-          <v:rect id="_x0000_i1038" alt="" style="width:468pt;height:.05pt;mso-width-percent:0;mso-height-percent:0;mso-width-percent:0;mso-height-percent:0" o:hralign="center" o:hrstd="t" o:hr="t" fillcolor="#a0a0a0" stroked="f"/>
+        <w:pict w14:anchorId="0D769DB7">
+          <v:rect id="_x0000_i1027" alt="" style="width:468pt;height:.05pt;mso-width-percent:0;mso-height-percent:0;mso-width-percent:0;mso-height-percent:0" o:hralign="center" o:hrstd="t" o:hr="t" fillcolor="#a0a0a0" stroked="f"/>
         </w:pict>
       </w:r>
     </w:p>
     <w:p>
       <w:pPr>
-        <w:shd w:val="clear" w:color="auto" w:fill="E8E8E8" w:themeFill="background2"/>
+        <w:shd w:val="clear" w:color="auto" w:fill="DAE9F7" w:themeFill="text2" w:themeFillTint="1A"/>
         <w:spacing w:before="100" w:beforeAutospacing="1" w:after="100" w:afterAutospacing="1" w:line="240" w:lineRule="auto"/>
         <w:outlineLvl w:val="3"/>
         <w:rPr>
@@ -1355,13 +1666,61 @@
       </w:pPr>
       <w:r>
         <w:rPr>
-          <w:rFonts w:ascii="Apple Color Emoji" w:eastAsia="Times New Roman" w:hAnsi="Apple Color Emoji" w:cs="Apple Color Emoji"/>
+          <w:rFonts w:ascii="Times New Roman" w:eastAsia="Times New Roman" w:hAnsi="Times New Roman" w:cs="Times New Roman"/>
           <w:b/>
           <w:bCs/>
           <w:kern w:val="0"/>
           <w14:ligatures w14:val="none"/>
         </w:rPr>
-        <w:t>🧠</w:t>
+        <w:t>Option 1: Predicting stress</w:t>
+      </w:r>
+    </w:p>
+    <w:p>
+      <w:pPr>
+        <w:numPr>
+          <w:ilvl w:val="0"/>
+          <w:numId w:val="15"/>
+        </w:numPr>
+        <w:shd w:val="clear" w:color="auto" w:fill="DAE9F7" w:themeFill="text2" w:themeFillTint="1A"/>
+        <w:spacing w:before="100" w:beforeAutospacing="1" w:after="100" w:afterAutospacing="1" w:line="240" w:lineRule="auto"/>
+        <w:rPr>
+          <w:rFonts w:ascii="Times New Roman" w:eastAsia="Times New Roman" w:hAnsi="Times New Roman" w:cs="Times New Roman"/>
+          <w:kern w:val="0"/>
+          <w14:ligatures w14:val="none"/>
+        </w:rPr>
+      </w:pPr>
+      <w:r>
+        <w:rPr>
+          <w:rFonts w:ascii="Times New Roman" w:eastAsia="Times New Roman" w:hAnsi="Times New Roman" w:cs="Times New Roman"/>
+          <w:i/>
+          <w:iCs/>
+          <w:kern w:val="0"/>
+          <w14:ligatures w14:val="none"/>
+        </w:rPr>
+        <w:t>“How do sleep and caffeine intake relate to a person's reported stress level?”</w:t>
+      </w:r>
+    </w:p>
+    <w:p>
+      <w:pPr>
+        <w:numPr>
+          <w:ilvl w:val="0"/>
+          <w:numId w:val="15"/>
+        </w:numPr>
+        <w:shd w:val="clear" w:color="auto" w:fill="DAE9F7" w:themeFill="text2" w:themeFillTint="1A"/>
+        <w:spacing w:before="100" w:beforeAutospacing="1" w:after="100" w:afterAutospacing="1" w:line="240" w:lineRule="auto"/>
+        <w:rPr>
+          <w:rFonts w:ascii="Times New Roman" w:eastAsia="Times New Roman" w:hAnsi="Times New Roman" w:cs="Times New Roman"/>
+          <w:kern w:val="0"/>
+          <w14:ligatures w14:val="none"/>
+        </w:rPr>
+      </w:pPr>
+      <w:r>
+        <w:rPr>
+          <w:rFonts w:ascii="Times New Roman" w:eastAsia="Times New Roman" w:hAnsi="Times New Roman" w:cs="Times New Roman"/>
+          <w:kern w:val="0"/>
+          <w14:ligatures w14:val="none"/>
+        </w:rPr>
+        <w:t xml:space="preserve">This implies: </w:t>
       </w:r>
       <w:r>
         <w:rPr>
@@ -1371,16 +1730,16 @@
           <w:kern w:val="0"/>
           <w14:ligatures w14:val="none"/>
         </w:rPr>
-        <w:t xml:space="preserve"> Step 1: Clarifying the Goal</w:t>
+        <w:t>Stress = f(sleep, caffeine)</w:t>
       </w:r>
     </w:p>
     <w:p>
       <w:pPr>
         <w:numPr>
           <w:ilvl w:val="0"/>
-          <w:numId w:val="1"/>
+          <w:numId w:val="15"/>
         </w:numPr>
-        <w:shd w:val="clear" w:color="auto" w:fill="E8E8E8" w:themeFill="background2"/>
+        <w:shd w:val="clear" w:color="auto" w:fill="DAE9F7" w:themeFill="text2" w:themeFillTint="1A"/>
         <w:spacing w:before="100" w:beforeAutospacing="1" w:after="100" w:afterAutospacing="1" w:line="240" w:lineRule="auto"/>
         <w:rPr>
           <w:rFonts w:ascii="Times New Roman" w:eastAsia="Times New Roman" w:hAnsi="Times New Roman" w:cs="Times New Roman"/>
@@ -1394,9 +1753,14 @@
           <w:kern w:val="0"/>
           <w14:ligatures w14:val="none"/>
         </w:rPr>
-        <w:t xml:space="preserve">What is your </w:t>
-      </w:r>
-      <w:r>
+        <w:t>Useful if you're exploring how lifestyle factors impact psychological well-being.</w:t>
+      </w:r>
+    </w:p>
+    <w:p>
+      <w:pPr>
+        <w:shd w:val="clear" w:color="auto" w:fill="DAE9F7" w:themeFill="text2" w:themeFillTint="1A"/>
+        <w:spacing w:before="100" w:beforeAutospacing="1" w:after="100" w:afterAutospacing="1" w:line="240" w:lineRule="auto"/>
+        <w:outlineLvl w:val="3"/>
         <w:rPr>
           <w:rFonts w:ascii="Times New Roman" w:eastAsia="Times New Roman" w:hAnsi="Times New Roman" w:cs="Times New Roman"/>
           <w:b/>
@@ -1404,24 +1768,25 @@
           <w:kern w:val="0"/>
           <w14:ligatures w14:val="none"/>
         </w:rPr>
-        <w:t>response (dependent)</w:t>
-      </w:r>
-      <w:r>
-        <w:rPr>
-          <w:rFonts w:ascii="Times New Roman" w:eastAsia="Times New Roman" w:hAnsi="Times New Roman" w:cs="Times New Roman"/>
-          <w:kern w:val="0"/>
-          <w14:ligatures w14:val="none"/>
-        </w:rPr>
-        <w:t xml:space="preserve"> variable?</w:t>
+      </w:pPr>
+      <w:r>
+        <w:rPr>
+          <w:rFonts w:ascii="Times New Roman" w:eastAsia="Times New Roman" w:hAnsi="Times New Roman" w:cs="Times New Roman"/>
+          <w:b/>
+          <w:bCs/>
+          <w:kern w:val="0"/>
+          <w14:ligatures w14:val="none"/>
+        </w:rPr>
+        <w:t>Option 2: Predicting sleep</w:t>
       </w:r>
     </w:p>
     <w:p>
       <w:pPr>
         <w:numPr>
           <w:ilvl w:val="0"/>
-          <w:numId w:val="1"/>
+          <w:numId w:val="16"/>
         </w:numPr>
-        <w:shd w:val="clear" w:color="auto" w:fill="E8E8E8" w:themeFill="background2"/>
+        <w:shd w:val="clear" w:color="auto" w:fill="DAE9F7" w:themeFill="text2" w:themeFillTint="1A"/>
         <w:spacing w:before="100" w:beforeAutospacing="1" w:after="100" w:afterAutospacing="1" w:line="240" w:lineRule="auto"/>
         <w:rPr>
           <w:rFonts w:ascii="Times New Roman" w:eastAsia="Times New Roman" w:hAnsi="Times New Roman" w:cs="Times New Roman"/>
@@ -1432,10 +1797,35 @@
       <w:r>
         <w:rPr>
           <w:rFonts w:ascii="Times New Roman" w:eastAsia="Times New Roman" w:hAnsi="Times New Roman" w:cs="Times New Roman"/>
-          <w:kern w:val="0"/>
-          <w14:ligatures w14:val="none"/>
-        </w:rPr>
-        <w:t xml:space="preserve">Which are your </w:t>
+          <w:i/>
+          <w:iCs/>
+          <w:kern w:val="0"/>
+          <w14:ligatures w14:val="none"/>
+        </w:rPr>
+        <w:t>“Can stress levels and caffeine intake explain how much people sleep?”</w:t>
+      </w:r>
+    </w:p>
+    <w:p>
+      <w:pPr>
+        <w:numPr>
+          <w:ilvl w:val="0"/>
+          <w:numId w:val="16"/>
+        </w:numPr>
+        <w:shd w:val="clear" w:color="auto" w:fill="DAE9F7" w:themeFill="text2" w:themeFillTint="1A"/>
+        <w:spacing w:before="100" w:beforeAutospacing="1" w:after="100" w:afterAutospacing="1" w:line="240" w:lineRule="auto"/>
+        <w:rPr>
+          <w:rFonts w:ascii="Times New Roman" w:eastAsia="Times New Roman" w:hAnsi="Times New Roman" w:cs="Times New Roman"/>
+          <w:kern w:val="0"/>
+          <w14:ligatures w14:val="none"/>
+        </w:rPr>
+      </w:pPr>
+      <w:r>
+        <w:rPr>
+          <w:rFonts w:ascii="Times New Roman" w:eastAsia="Times New Roman" w:hAnsi="Times New Roman" w:cs="Times New Roman"/>
+          <w:kern w:val="0"/>
+          <w14:ligatures w14:val="none"/>
+        </w:rPr>
+        <w:t xml:space="preserve">This implies: </w:t>
       </w:r>
       <w:r>
         <w:rPr>
@@ -1445,24 +1835,16 @@
           <w:kern w:val="0"/>
           <w14:ligatures w14:val="none"/>
         </w:rPr>
-        <w:t>predictor (independent)</w:t>
-      </w:r>
-      <w:r>
-        <w:rPr>
-          <w:rFonts w:ascii="Times New Roman" w:eastAsia="Times New Roman" w:hAnsi="Times New Roman" w:cs="Times New Roman"/>
-          <w:kern w:val="0"/>
-          <w14:ligatures w14:val="none"/>
-        </w:rPr>
-        <w:t xml:space="preserve"> variables?</w:t>
+        <w:t>Sleep = f(caffeine, stress)</w:t>
       </w:r>
     </w:p>
     <w:p>
       <w:pPr>
         <w:numPr>
           <w:ilvl w:val="0"/>
-          <w:numId w:val="1"/>
+          <w:numId w:val="16"/>
         </w:numPr>
-        <w:shd w:val="clear" w:color="auto" w:fill="E8E8E8" w:themeFill="background2"/>
+        <w:shd w:val="clear" w:color="auto" w:fill="DAE9F7" w:themeFill="text2" w:themeFillTint="1A"/>
         <w:spacing w:before="100" w:beforeAutospacing="1" w:after="100" w:afterAutospacing="1" w:line="240" w:lineRule="auto"/>
         <w:rPr>
           <w:rFonts w:ascii="Times New Roman" w:eastAsia="Times New Roman" w:hAnsi="Times New Roman" w:cs="Times New Roman"/>
@@ -1476,9 +1858,14 @@
           <w:kern w:val="0"/>
           <w14:ligatures w14:val="none"/>
         </w:rPr>
-        <w:t xml:space="preserve">What do you </w:t>
-      </w:r>
-      <w:r>
+        <w:t>Good if you're interested in sleep quality or sleep hygiene.</w:t>
+      </w:r>
+    </w:p>
+    <w:p>
+      <w:pPr>
+        <w:shd w:val="clear" w:color="auto" w:fill="DAE9F7" w:themeFill="text2" w:themeFillTint="1A"/>
+        <w:spacing w:before="100" w:beforeAutospacing="1" w:after="100" w:afterAutospacing="1" w:line="240" w:lineRule="auto"/>
+        <w:outlineLvl w:val="3"/>
         <w:rPr>
           <w:rFonts w:ascii="Times New Roman" w:eastAsia="Times New Roman" w:hAnsi="Times New Roman" w:cs="Times New Roman"/>
           <w:b/>
@@ -1486,39 +1873,25 @@
           <w:kern w:val="0"/>
           <w14:ligatures w14:val="none"/>
         </w:rPr>
-        <w:t>hope to learn or predict</w:t>
-      </w:r>
-      <w:r>
-        <w:rPr>
-          <w:rFonts w:ascii="Times New Roman" w:eastAsia="Times New Roman" w:hAnsi="Times New Roman" w:cs="Times New Roman"/>
-          <w:kern w:val="0"/>
-          <w14:ligatures w14:val="none"/>
-        </w:rPr>
-        <w:t xml:space="preserve"> using this model?</w:t>
-      </w:r>
-    </w:p>
-    <w:p>
-      <w:pPr>
-        <w:shd w:val="clear" w:color="auto" w:fill="E8E8E8" w:themeFill="background2"/>
-        <w:spacing w:before="100" w:beforeAutospacing="1" w:after="100" w:afterAutospacing="1" w:line="240" w:lineRule="auto"/>
-        <w:rPr>
-          <w:rFonts w:ascii="Times New Roman" w:eastAsia="Times New Roman" w:hAnsi="Times New Roman" w:cs="Times New Roman"/>
-          <w:kern w:val="0"/>
-          <w14:ligatures w14:val="none"/>
-        </w:rPr>
-      </w:pPr>
-      <w:r>
-        <w:rPr>
-          <w:rFonts w:ascii="Times New Roman" w:eastAsia="Times New Roman" w:hAnsi="Times New Roman" w:cs="Times New Roman"/>
-          <w:kern w:val="0"/>
-          <w14:ligatures w14:val="none"/>
-        </w:rPr>
-        <w:t>Reflect on:</w:t>
-      </w:r>
-    </w:p>
-    <w:p>
-      <w:pPr>
-        <w:shd w:val="clear" w:color="auto" w:fill="E8E8E8" w:themeFill="background2"/>
+      </w:pPr>
+      <w:r>
+        <w:rPr>
+          <w:rFonts w:ascii="Times New Roman" w:eastAsia="Times New Roman" w:hAnsi="Times New Roman" w:cs="Times New Roman"/>
+          <w:b/>
+          <w:bCs/>
+          <w:kern w:val="0"/>
+          <w14:ligatures w14:val="none"/>
+        </w:rPr>
+        <w:t>Option 3: Predicting caffeine use</w:t>
+      </w:r>
+    </w:p>
+    <w:p>
+      <w:pPr>
+        <w:numPr>
+          <w:ilvl w:val="0"/>
+          <w:numId w:val="17"/>
+        </w:numPr>
+        <w:shd w:val="clear" w:color="auto" w:fill="DAE9F7" w:themeFill="text2" w:themeFillTint="1A"/>
         <w:spacing w:before="100" w:beforeAutospacing="1" w:after="100" w:afterAutospacing="1" w:line="240" w:lineRule="auto"/>
         <w:rPr>
           <w:rFonts w:ascii="Times New Roman" w:eastAsia="Times New Roman" w:hAnsi="Times New Roman" w:cs="Times New Roman"/>
@@ -1534,35 +1907,33 @@
           <w:kern w:val="0"/>
           <w14:ligatures w14:val="none"/>
         </w:rPr>
-        <w:t>What is the practical meaning of using sleep, caffeine, and stress to predict your outcome? Why might these variables be important in a health-related context?</w:t>
-      </w:r>
-    </w:p>
-    <w:p>
-      <w:pPr>
-        <w:shd w:val="clear" w:color="auto" w:fill="E8E8E8" w:themeFill="background2"/>
-        <w:spacing w:after="0" w:line="240" w:lineRule="auto"/>
-        <w:rPr>
-          <w:rFonts w:ascii="Times New Roman" w:eastAsia="Times New Roman" w:hAnsi="Times New Roman" w:cs="Times New Roman"/>
-          <w:kern w:val="0"/>
-          <w14:ligatures w14:val="none"/>
-        </w:rPr>
-      </w:pPr>
-      <w:r>
-        <w:rPr>
-          <w:rFonts w:ascii="Times New Roman" w:eastAsia="Times New Roman" w:hAnsi="Times New Roman" w:cs="Times New Roman"/>
-          <w:noProof/>
-          <w:kern w:val="0"/>
-        </w:rPr>
-        <w:pict w14:anchorId="1A522D36">
-          <v:rect id="_x0000_i1037" alt="" style="width:468pt;height:.05pt;mso-width-percent:0;mso-height-percent:0;mso-width-percent:0;mso-height-percent:0" o:hralign="center" o:hrstd="t" o:hr="t" fillcolor="#a0a0a0" stroked="f"/>
-        </w:pict>
-      </w:r>
-    </w:p>
-    <w:p>
-      <w:pPr>
-        <w:shd w:val="clear" w:color="auto" w:fill="E8E8E8" w:themeFill="background2"/>
+        <w:lastRenderedPageBreak/>
+        <w:t>“Are people who are more stressed and sleep-deprived more likely to consume more caffeine?”</w:t>
+      </w:r>
+    </w:p>
+    <w:p>
+      <w:pPr>
+        <w:numPr>
+          <w:ilvl w:val="0"/>
+          <w:numId w:val="17"/>
+        </w:numPr>
+        <w:shd w:val="clear" w:color="auto" w:fill="DAE9F7" w:themeFill="text2" w:themeFillTint="1A"/>
         <w:spacing w:before="100" w:beforeAutospacing="1" w:after="100" w:afterAutospacing="1" w:line="240" w:lineRule="auto"/>
-        <w:outlineLvl w:val="3"/>
+        <w:rPr>
+          <w:rFonts w:ascii="Times New Roman" w:eastAsia="Times New Roman" w:hAnsi="Times New Roman" w:cs="Times New Roman"/>
+          <w:kern w:val="0"/>
+          <w14:ligatures w14:val="none"/>
+        </w:rPr>
+      </w:pPr>
+      <w:r>
+        <w:rPr>
+          <w:rFonts w:ascii="Times New Roman" w:eastAsia="Times New Roman" w:hAnsi="Times New Roman" w:cs="Times New Roman"/>
+          <w:kern w:val="0"/>
+          <w14:ligatures w14:val="none"/>
+        </w:rPr>
+        <w:t xml:space="preserve">This implies: </w:t>
+      </w:r>
+      <w:r>
         <w:rPr>
           <w:rFonts w:ascii="Times New Roman" w:eastAsia="Times New Roman" w:hAnsi="Times New Roman" w:cs="Times New Roman"/>
           <w:b/>
@@ -1570,208 +1941,100 @@
           <w:kern w:val="0"/>
           <w14:ligatures w14:val="none"/>
         </w:rPr>
-      </w:pPr>
-      <w:r>
-        <w:rPr>
-          <w:rFonts w:ascii="Apple Color Emoji" w:eastAsia="Times New Roman" w:hAnsi="Apple Color Emoji" w:cs="Apple Color Emoji"/>
+        <w:t>Caffeine = f(sleep, stress)</w:t>
+      </w:r>
+    </w:p>
+    <w:p>
+      <w:pPr>
+        <w:numPr>
+          <w:ilvl w:val="0"/>
+          <w:numId w:val="17"/>
+        </w:numPr>
+        <w:shd w:val="clear" w:color="auto" w:fill="DAE9F7" w:themeFill="text2" w:themeFillTint="1A"/>
+        <w:spacing w:before="100" w:beforeAutospacing="1" w:after="100" w:afterAutospacing="1" w:line="240" w:lineRule="auto"/>
+        <w:rPr>
+          <w:rFonts w:ascii="Times New Roman" w:eastAsia="Times New Roman" w:hAnsi="Times New Roman" w:cs="Times New Roman"/>
+          <w:kern w:val="0"/>
+          <w14:ligatures w14:val="none"/>
+        </w:rPr>
+      </w:pPr>
+      <w:r>
+        <w:rPr>
+          <w:rFonts w:ascii="Times New Roman" w:eastAsia="Times New Roman" w:hAnsi="Times New Roman" w:cs="Times New Roman"/>
+          <w:kern w:val="0"/>
+          <w14:ligatures w14:val="none"/>
+        </w:rPr>
+        <w:t>Relevant if you're exploring behavioral responses to stress or fatigue.</w:t>
+      </w:r>
+    </w:p>
+    <w:p>
+      <w:pPr>
+        <w:shd w:val="clear" w:color="auto" w:fill="DAE9F7" w:themeFill="text2" w:themeFillTint="1A"/>
+        <w:spacing w:after="0" w:line="240" w:lineRule="auto"/>
+        <w:rPr>
+          <w:rFonts w:ascii="Times New Roman" w:eastAsia="Times New Roman" w:hAnsi="Times New Roman" w:cs="Times New Roman"/>
+          <w:kern w:val="0"/>
+          <w14:ligatures w14:val="none"/>
+        </w:rPr>
+      </w:pPr>
+      <w:r>
+        <w:rPr>
+          <w:rFonts w:ascii="Times New Roman" w:eastAsia="Times New Roman" w:hAnsi="Times New Roman" w:cs="Times New Roman"/>
+          <w:noProof/>
+          <w:kern w:val="0"/>
+        </w:rPr>
+        <w:pict w14:anchorId="72698214">
+          <v:rect id="_x0000_i1026" alt="" style="width:468pt;height:.05pt;mso-width-percent:0;mso-height-percent:0;mso-width-percent:0;mso-height-percent:0" o:hralign="center" o:hrstd="t" o:hr="t" fillcolor="#a0a0a0" stroked="f"/>
+        </w:pict>
+      </w:r>
+    </w:p>
+    <w:p>
+      <w:pPr>
+        <w:shd w:val="clear" w:color="auto" w:fill="DAE9F7" w:themeFill="text2" w:themeFillTint="1A"/>
+        <w:spacing w:before="100" w:beforeAutospacing="1" w:after="100" w:afterAutospacing="1" w:line="240" w:lineRule="auto"/>
+        <w:rPr>
+          <w:rFonts w:ascii="Times New Roman" w:eastAsia="Times New Roman" w:hAnsi="Times New Roman" w:cs="Times New Roman"/>
+          <w:kern w:val="0"/>
+          <w14:ligatures w14:val="none"/>
+        </w:rPr>
+      </w:pPr>
+      <w:r>
+        <w:rPr>
+          <w:rFonts w:ascii="Times New Roman" w:eastAsia="Times New Roman" w:hAnsi="Times New Roman" w:cs="Times New Roman"/>
+          <w:kern w:val="0"/>
+          <w14:ligatures w14:val="none"/>
+        </w:rPr>
+        <w:t>Why this matters:</w:t>
+      </w:r>
+      <w:r>
+        <w:rPr>
+          <w:rFonts w:ascii="Times New Roman" w:eastAsia="Times New Roman" w:hAnsi="Times New Roman" w:cs="Times New Roman"/>
+          <w:kern w:val="0"/>
+          <w14:ligatures w14:val="none"/>
+        </w:rPr>
+        <w:br/>
+        <w:t>Your research question drives every other decision—model structure, interpretation of coefficients, and implications of your findings.</w:t>
+      </w:r>
+    </w:p>
+    <w:p>
+      <w:pPr>
+        <w:shd w:val="clear" w:color="auto" w:fill="DAE9F7" w:themeFill="text2" w:themeFillTint="1A"/>
+        <w:spacing w:before="100" w:beforeAutospacing="1" w:after="100" w:afterAutospacing="1" w:line="240" w:lineRule="auto"/>
+        <w:rPr>
+          <w:rFonts w:ascii="Times New Roman" w:eastAsia="Times New Roman" w:hAnsi="Times New Roman" w:cs="Times New Roman"/>
+          <w:kern w:val="0"/>
+          <w14:ligatures w14:val="none"/>
+        </w:rPr>
+      </w:pPr>
+      <w:r>
+        <w:rPr>
+          <w:rFonts w:ascii="Times New Roman" w:eastAsia="Times New Roman" w:hAnsi="Times New Roman" w:cs="Times New Roman"/>
           <w:b/>
           <w:bCs/>
           <w:kern w:val="0"/>
           <w14:ligatures w14:val="none"/>
         </w:rPr>
-        <w:t>🔍</w:t>
-      </w:r>
-      <w:r>
-        <w:rPr>
-          <w:rFonts w:ascii="Times New Roman" w:eastAsia="Times New Roman" w:hAnsi="Times New Roman" w:cs="Times New Roman"/>
-          <w:b/>
-          <w:bCs/>
-          <w:kern w:val="0"/>
-          <w14:ligatures w14:val="none"/>
-        </w:rPr>
-        <w:t xml:space="preserve"> Step 2: Data Exploration</w:t>
-      </w:r>
-    </w:p>
-    <w:p>
-      <w:pPr>
-        <w:shd w:val="clear" w:color="auto" w:fill="E8E8E8" w:themeFill="background2"/>
-        <w:spacing w:before="100" w:beforeAutospacing="1" w:after="100" w:afterAutospacing="1" w:line="240" w:lineRule="auto"/>
-        <w:rPr>
-          <w:rFonts w:ascii="Times New Roman" w:eastAsia="Times New Roman" w:hAnsi="Times New Roman" w:cs="Times New Roman"/>
-          <w:kern w:val="0"/>
-          <w14:ligatures w14:val="none"/>
-        </w:rPr>
-      </w:pPr>
-      <w:r>
-        <w:rPr>
-          <w:rFonts w:ascii="Times New Roman" w:eastAsia="Times New Roman" w:hAnsi="Times New Roman" w:cs="Times New Roman"/>
-          <w:kern w:val="0"/>
-          <w14:ligatures w14:val="none"/>
-        </w:rPr>
-        <w:t>Before modeling, it's important to understand the variables individually and in relation to each other.</w:t>
-      </w:r>
-    </w:p>
-    <w:p>
-      <w:pPr>
-        <w:numPr>
-          <w:ilvl w:val="0"/>
-          <w:numId w:val="2"/>
-        </w:numPr>
-        <w:shd w:val="clear" w:color="auto" w:fill="E8E8E8" w:themeFill="background2"/>
-        <w:spacing w:before="100" w:beforeAutospacing="1" w:after="100" w:afterAutospacing="1" w:line="240" w:lineRule="auto"/>
-        <w:rPr>
-          <w:rFonts w:ascii="Times New Roman" w:eastAsia="Times New Roman" w:hAnsi="Times New Roman" w:cs="Times New Roman"/>
-          <w:kern w:val="0"/>
-          <w14:ligatures w14:val="none"/>
-        </w:rPr>
-      </w:pPr>
-      <w:r>
-        <w:rPr>
-          <w:rFonts w:ascii="Times New Roman" w:eastAsia="Times New Roman" w:hAnsi="Times New Roman" w:cs="Times New Roman"/>
-          <w:kern w:val="0"/>
-          <w14:ligatures w14:val="none"/>
-        </w:rPr>
-        <w:t xml:space="preserve">How have you explored the </w:t>
-      </w:r>
-      <w:r>
-        <w:rPr>
-          <w:rFonts w:ascii="Times New Roman" w:eastAsia="Times New Roman" w:hAnsi="Times New Roman" w:cs="Times New Roman"/>
-          <w:b/>
-          <w:bCs/>
-          <w:kern w:val="0"/>
-          <w14:ligatures w14:val="none"/>
-        </w:rPr>
-        <w:t>distributions</w:t>
-      </w:r>
-      <w:r>
-        <w:rPr>
-          <w:rFonts w:ascii="Times New Roman" w:eastAsia="Times New Roman" w:hAnsi="Times New Roman" w:cs="Times New Roman"/>
-          <w:kern w:val="0"/>
-          <w14:ligatures w14:val="none"/>
-        </w:rPr>
-        <w:t xml:space="preserve"> of your variables?</w:t>
-      </w:r>
-    </w:p>
-    <w:p>
-      <w:pPr>
-        <w:numPr>
-          <w:ilvl w:val="0"/>
-          <w:numId w:val="2"/>
-        </w:numPr>
-        <w:shd w:val="clear" w:color="auto" w:fill="E8E8E8" w:themeFill="background2"/>
-        <w:spacing w:before="100" w:beforeAutospacing="1" w:after="100" w:afterAutospacing="1" w:line="240" w:lineRule="auto"/>
-        <w:rPr>
-          <w:rFonts w:ascii="Times New Roman" w:eastAsia="Times New Roman" w:hAnsi="Times New Roman" w:cs="Times New Roman"/>
-          <w:kern w:val="0"/>
-          <w14:ligatures w14:val="none"/>
-        </w:rPr>
-      </w:pPr>
-      <w:r>
-        <w:rPr>
-          <w:rFonts w:ascii="Times New Roman" w:eastAsia="Times New Roman" w:hAnsi="Times New Roman" w:cs="Times New Roman"/>
-          <w:kern w:val="0"/>
-          <w14:ligatures w14:val="none"/>
-        </w:rPr>
-        <w:t xml:space="preserve">Have you looked at </w:t>
-      </w:r>
-      <w:r>
-        <w:rPr>
-          <w:rFonts w:ascii="Times New Roman" w:eastAsia="Times New Roman" w:hAnsi="Times New Roman" w:cs="Times New Roman"/>
-          <w:b/>
-          <w:bCs/>
-          <w:kern w:val="0"/>
-          <w14:ligatures w14:val="none"/>
-        </w:rPr>
-        <w:t>scatterplots</w:t>
-      </w:r>
-      <w:r>
-        <w:rPr>
-          <w:rFonts w:ascii="Times New Roman" w:eastAsia="Times New Roman" w:hAnsi="Times New Roman" w:cs="Times New Roman"/>
-          <w:kern w:val="0"/>
-          <w14:ligatures w14:val="none"/>
-        </w:rPr>
-        <w:t xml:space="preserve"> between each predictor and the response?</w:t>
-      </w:r>
-    </w:p>
-    <w:p>
-      <w:pPr>
-        <w:numPr>
-          <w:ilvl w:val="0"/>
-          <w:numId w:val="2"/>
-        </w:numPr>
-        <w:shd w:val="clear" w:color="auto" w:fill="E8E8E8" w:themeFill="background2"/>
-        <w:spacing w:before="100" w:beforeAutospacing="1" w:after="100" w:afterAutospacing="1" w:line="240" w:lineRule="auto"/>
-        <w:rPr>
-          <w:rFonts w:ascii="Times New Roman" w:eastAsia="Times New Roman" w:hAnsi="Times New Roman" w:cs="Times New Roman"/>
-          <w:kern w:val="0"/>
-          <w14:ligatures w14:val="none"/>
-        </w:rPr>
-      </w:pPr>
-      <w:r>
-        <w:rPr>
-          <w:rFonts w:ascii="Times New Roman" w:eastAsia="Times New Roman" w:hAnsi="Times New Roman" w:cs="Times New Roman"/>
-          <w:kern w:val="0"/>
-          <w14:ligatures w14:val="none"/>
-        </w:rPr>
-        <w:t xml:space="preserve">Did you explore </w:t>
-      </w:r>
-      <w:r>
-        <w:rPr>
-          <w:rFonts w:ascii="Times New Roman" w:eastAsia="Times New Roman" w:hAnsi="Times New Roman" w:cs="Times New Roman"/>
-          <w:b/>
-          <w:bCs/>
-          <w:kern w:val="0"/>
-          <w14:ligatures w14:val="none"/>
-        </w:rPr>
-        <w:t>correlations</w:t>
-      </w:r>
-      <w:r>
-        <w:rPr>
-          <w:rFonts w:ascii="Times New Roman" w:eastAsia="Times New Roman" w:hAnsi="Times New Roman" w:cs="Times New Roman"/>
-          <w:kern w:val="0"/>
-          <w14:ligatures w14:val="none"/>
-        </w:rPr>
-        <w:t xml:space="preserve"> among the predictors?</w:t>
-      </w:r>
-    </w:p>
-    <w:p>
-      <w:pPr>
-        <w:shd w:val="clear" w:color="auto" w:fill="E8E8E8" w:themeFill="background2"/>
-        <w:spacing w:before="100" w:beforeAutospacing="1" w:after="100" w:afterAutospacing="1" w:line="240" w:lineRule="auto"/>
-        <w:rPr>
-          <w:rFonts w:ascii="Times New Roman" w:eastAsia="Times New Roman" w:hAnsi="Times New Roman" w:cs="Times New Roman"/>
-          <w:kern w:val="0"/>
-          <w14:ligatures w14:val="none"/>
-        </w:rPr>
-      </w:pPr>
-      <w:r>
-        <w:rPr>
-          <w:rFonts w:ascii="Times New Roman" w:eastAsia="Times New Roman" w:hAnsi="Times New Roman" w:cs="Times New Roman"/>
-          <w:kern w:val="0"/>
-          <w14:ligatures w14:val="none"/>
-        </w:rPr>
-        <w:t>Consider:</w:t>
-      </w:r>
-    </w:p>
-    <w:p>
-      <w:pPr>
-        <w:shd w:val="clear" w:color="auto" w:fill="E8E8E8" w:themeFill="background2"/>
-        <w:spacing w:before="100" w:beforeAutospacing="1" w:after="100" w:afterAutospacing="1" w:line="240" w:lineRule="auto"/>
-        <w:rPr>
-          <w:rFonts w:ascii="Times New Roman" w:eastAsia="Times New Roman" w:hAnsi="Times New Roman" w:cs="Times New Roman"/>
-          <w:kern w:val="0"/>
-          <w14:ligatures w14:val="none"/>
-        </w:rPr>
-      </w:pPr>
-      <w:r>
-        <w:rPr>
-          <w:rFonts w:ascii="Times New Roman" w:eastAsia="Times New Roman" w:hAnsi="Times New Roman" w:cs="Times New Roman"/>
-          <w:i/>
-          <w:iCs/>
-          <w:kern w:val="0"/>
-          <w14:ligatures w14:val="none"/>
-        </w:rPr>
-        <w:t>If two predictors are highly correlated, what issues might that cause in your model?</w:t>
+        <w:t>Reflective Question:</w:t>
       </w:r>
       <w:r>
         <w:rPr>
@@ -1780,21 +2043,12 @@
           <w14:ligatures w14:val="none"/>
         </w:rPr>
         <w:br/>
-      </w:r>
-      <w:r>
-        <w:rPr>
-          <w:rFonts w:ascii="Times New Roman" w:eastAsia="Times New Roman" w:hAnsi="Times New Roman" w:cs="Times New Roman"/>
-          <w:i/>
-          <w:iCs/>
-          <w:kern w:val="0"/>
-          <w14:ligatures w14:val="none"/>
-        </w:rPr>
-        <w:t>What do you notice about potential outliers or skewness in the variables? How might these affect your assumptions or model fit?</w:t>
-      </w:r>
-    </w:p>
-    <w:p>
-      <w:pPr>
-        <w:shd w:val="clear" w:color="auto" w:fill="E8E8E8" w:themeFill="background2"/>
+        <w:t>Which of these outcomes (stress, sleep, or caffeine use) are you most interested in explaining or potentially influencing, and why?</w:t>
+      </w:r>
+    </w:p>
+    <w:p>
+      <w:pPr>
+        <w:shd w:val="clear" w:color="auto" w:fill="DAE9F7" w:themeFill="text2" w:themeFillTint="1A"/>
         <w:spacing w:after="0" w:line="240" w:lineRule="auto"/>
         <w:rPr>
           <w:rFonts w:ascii="Times New Roman" w:eastAsia="Times New Roman" w:hAnsi="Times New Roman" w:cs="Times New Roman"/>
@@ -1808,2571 +2062,14 @@
           <w:noProof/>
           <w:kern w:val="0"/>
         </w:rPr>
-        <w:pict w14:anchorId="7CF43B8C">
-          <v:rect id="_x0000_i1036" alt="" style="width:468pt;height:.05pt;mso-width-percent:0;mso-height-percent:0;mso-width-percent:0;mso-height-percent:0" o:hralign="center" o:hrstd="t" o:hr="t" fillcolor="#a0a0a0" stroked="f"/>
-        </w:pict>
-      </w:r>
-    </w:p>
-    <w:p>
-      <w:pPr>
-        <w:shd w:val="clear" w:color="auto" w:fill="E8E8E8" w:themeFill="background2"/>
-        <w:spacing w:before="100" w:beforeAutospacing="1" w:after="100" w:afterAutospacing="1" w:line="240" w:lineRule="auto"/>
-        <w:outlineLvl w:val="3"/>
-        <w:rPr>
-          <w:rFonts w:ascii="Times New Roman" w:eastAsia="Times New Roman" w:hAnsi="Times New Roman" w:cs="Times New Roman"/>
-          <w:b/>
-          <w:bCs/>
-          <w:kern w:val="0"/>
-          <w14:ligatures w14:val="none"/>
-        </w:rPr>
-      </w:pPr>
-      <w:r>
-        <w:rPr>
-          <w:rFonts w:ascii="Apple Color Emoji" w:eastAsia="Times New Roman" w:hAnsi="Apple Color Emoji" w:cs="Apple Color Emoji"/>
-          <w:b/>
-          <w:bCs/>
-          <w:kern w:val="0"/>
-          <w14:ligatures w14:val="none"/>
-        </w:rPr>
-        <w:t>🏗</w:t>
-      </w:r>
-      <w:r>
-        <w:rPr>
-          <w:rFonts w:ascii="Times New Roman" w:eastAsia="Times New Roman" w:hAnsi="Times New Roman" w:cs="Times New Roman"/>
-          <w:b/>
-          <w:bCs/>
-          <w:kern w:val="0"/>
-          <w14:ligatures w14:val="none"/>
-        </w:rPr>
-        <w:t xml:space="preserve"> Step 3: Building the Model</w:t>
-      </w:r>
-    </w:p>
-    <w:p>
-      <w:pPr>
-        <w:shd w:val="clear" w:color="auto" w:fill="E8E8E8" w:themeFill="background2"/>
-        <w:spacing w:before="100" w:beforeAutospacing="1" w:after="100" w:afterAutospacing="1" w:line="240" w:lineRule="auto"/>
-        <w:rPr>
-          <w:rFonts w:ascii="Times New Roman" w:eastAsia="Times New Roman" w:hAnsi="Times New Roman" w:cs="Times New Roman"/>
-          <w:kern w:val="0"/>
-          <w14:ligatures w14:val="none"/>
-        </w:rPr>
-      </w:pPr>
-      <w:r>
-        <w:rPr>
-          <w:rFonts w:ascii="Times New Roman" w:eastAsia="Times New Roman" w:hAnsi="Times New Roman" w:cs="Times New Roman"/>
-          <w:kern w:val="0"/>
-          <w14:ligatures w14:val="none"/>
-        </w:rPr>
-        <w:t>Now that you're moving into fitting a multiple linear regression:</w:t>
-      </w:r>
-    </w:p>
-    <w:p>
-      <w:pPr>
-        <w:numPr>
-          <w:ilvl w:val="0"/>
-          <w:numId w:val="3"/>
-        </w:numPr>
-        <w:shd w:val="clear" w:color="auto" w:fill="E8E8E8" w:themeFill="background2"/>
-        <w:spacing w:before="100" w:beforeAutospacing="1" w:after="100" w:afterAutospacing="1" w:line="240" w:lineRule="auto"/>
-        <w:rPr>
-          <w:rFonts w:ascii="Times New Roman" w:eastAsia="Times New Roman" w:hAnsi="Times New Roman" w:cs="Times New Roman"/>
-          <w:kern w:val="0"/>
-          <w14:ligatures w14:val="none"/>
-        </w:rPr>
-      </w:pPr>
-      <w:r>
-        <w:rPr>
-          <w:rFonts w:ascii="Times New Roman" w:eastAsia="Times New Roman" w:hAnsi="Times New Roman" w:cs="Times New Roman"/>
-          <w:kern w:val="0"/>
-          <w14:ligatures w14:val="none"/>
-        </w:rPr>
-        <w:lastRenderedPageBreak/>
-        <w:t xml:space="preserve">Are your variables </w:t>
-      </w:r>
-      <w:r>
-        <w:rPr>
-          <w:rFonts w:ascii="Times New Roman" w:eastAsia="Times New Roman" w:hAnsi="Times New Roman" w:cs="Times New Roman"/>
-          <w:b/>
-          <w:bCs/>
-          <w:kern w:val="0"/>
-          <w14:ligatures w14:val="none"/>
-        </w:rPr>
-        <w:t>quantitative</w:t>
-      </w:r>
-      <w:r>
-        <w:rPr>
-          <w:rFonts w:ascii="Times New Roman" w:eastAsia="Times New Roman" w:hAnsi="Times New Roman" w:cs="Times New Roman"/>
-          <w:kern w:val="0"/>
-          <w14:ligatures w14:val="none"/>
-        </w:rPr>
-        <w:t xml:space="preserve">, or are any of them </w:t>
-      </w:r>
-      <w:r>
-        <w:rPr>
-          <w:rFonts w:ascii="Times New Roman" w:eastAsia="Times New Roman" w:hAnsi="Times New Roman" w:cs="Times New Roman"/>
-          <w:b/>
-          <w:bCs/>
-          <w:kern w:val="0"/>
-          <w14:ligatures w14:val="none"/>
-        </w:rPr>
-        <w:t>categorical</w:t>
-      </w:r>
-      <w:r>
-        <w:rPr>
-          <w:rFonts w:ascii="Times New Roman" w:eastAsia="Times New Roman" w:hAnsi="Times New Roman" w:cs="Times New Roman"/>
-          <w:kern w:val="0"/>
-          <w14:ligatures w14:val="none"/>
-        </w:rPr>
-        <w:t>? If so, how are you handling that?</w:t>
-      </w:r>
-    </w:p>
-    <w:p>
-      <w:pPr>
-        <w:numPr>
-          <w:ilvl w:val="0"/>
-          <w:numId w:val="3"/>
-        </w:numPr>
-        <w:shd w:val="clear" w:color="auto" w:fill="E8E8E8" w:themeFill="background2"/>
-        <w:spacing w:before="100" w:beforeAutospacing="1" w:after="100" w:afterAutospacing="1" w:line="240" w:lineRule="auto"/>
-        <w:rPr>
-          <w:rFonts w:ascii="Times New Roman" w:eastAsia="Times New Roman" w:hAnsi="Times New Roman" w:cs="Times New Roman"/>
-          <w:kern w:val="0"/>
-          <w14:ligatures w14:val="none"/>
-        </w:rPr>
-      </w:pPr>
-      <w:r>
-        <w:rPr>
-          <w:rFonts w:ascii="Times New Roman" w:eastAsia="Times New Roman" w:hAnsi="Times New Roman" w:cs="Times New Roman"/>
-          <w:kern w:val="0"/>
-          <w14:ligatures w14:val="none"/>
-        </w:rPr>
-        <w:t xml:space="preserve">Have you considered the </w:t>
-      </w:r>
-      <w:r>
-        <w:rPr>
-          <w:rFonts w:ascii="Times New Roman" w:eastAsia="Times New Roman" w:hAnsi="Times New Roman" w:cs="Times New Roman"/>
-          <w:b/>
-          <w:bCs/>
-          <w:kern w:val="0"/>
-          <w14:ligatures w14:val="none"/>
-        </w:rPr>
-        <w:t>scale</w:t>
-      </w:r>
-      <w:r>
-        <w:rPr>
-          <w:rFonts w:ascii="Times New Roman" w:eastAsia="Times New Roman" w:hAnsi="Times New Roman" w:cs="Times New Roman"/>
-          <w:kern w:val="0"/>
-          <w14:ligatures w14:val="none"/>
-        </w:rPr>
-        <w:t xml:space="preserve"> of each predictor? (e.g., if caffeine is measured in mg and stress on a 1–10 scale, how might that affect the interpretation of coefficients?)</w:t>
-      </w:r>
-    </w:p>
-    <w:p>
-      <w:pPr>
-        <w:shd w:val="clear" w:color="auto" w:fill="E8E8E8" w:themeFill="background2"/>
-        <w:spacing w:before="100" w:beforeAutospacing="1" w:after="100" w:afterAutospacing="1" w:line="240" w:lineRule="auto"/>
-        <w:rPr>
-          <w:rFonts w:ascii="Times New Roman" w:eastAsia="Times New Roman" w:hAnsi="Times New Roman" w:cs="Times New Roman"/>
-          <w:kern w:val="0"/>
-          <w14:ligatures w14:val="none"/>
-        </w:rPr>
-      </w:pPr>
-      <w:r>
-        <w:rPr>
-          <w:rFonts w:ascii="Times New Roman" w:eastAsia="Times New Roman" w:hAnsi="Times New Roman" w:cs="Times New Roman"/>
-          <w:kern w:val="0"/>
-          <w14:ligatures w14:val="none"/>
-        </w:rPr>
-        <w:t>Reflect on:</w:t>
-      </w:r>
-    </w:p>
-    <w:p>
-      <w:pPr>
-        <w:shd w:val="clear" w:color="auto" w:fill="E8E8E8" w:themeFill="background2"/>
-        <w:spacing w:before="100" w:beforeAutospacing="1" w:after="100" w:afterAutospacing="1" w:line="240" w:lineRule="auto"/>
-        <w:rPr>
-          <w:rFonts w:ascii="Times New Roman" w:eastAsia="Times New Roman" w:hAnsi="Times New Roman" w:cs="Times New Roman"/>
-          <w:kern w:val="0"/>
-          <w14:ligatures w14:val="none"/>
-        </w:rPr>
-      </w:pPr>
-      <w:r>
-        <w:rPr>
-          <w:rFonts w:ascii="Times New Roman" w:eastAsia="Times New Roman" w:hAnsi="Times New Roman" w:cs="Times New Roman"/>
-          <w:i/>
-          <w:iCs/>
-          <w:kern w:val="0"/>
-          <w14:ligatures w14:val="none"/>
-        </w:rPr>
-        <w:t>What does each coefficient tell you about the relationship between a predictor and the response, assuming the other variables are held constant?</w:t>
-      </w:r>
-      <w:r>
-        <w:rPr>
-          <w:rFonts w:ascii="Times New Roman" w:eastAsia="Times New Roman" w:hAnsi="Times New Roman" w:cs="Times New Roman"/>
-          <w:kern w:val="0"/>
-          <w14:ligatures w14:val="none"/>
-        </w:rPr>
-        <w:br/>
-      </w:r>
-      <w:r>
-        <w:rPr>
-          <w:rFonts w:ascii="Times New Roman" w:eastAsia="Times New Roman" w:hAnsi="Times New Roman" w:cs="Times New Roman"/>
-          <w:i/>
-          <w:iCs/>
-          <w:kern w:val="0"/>
-          <w14:ligatures w14:val="none"/>
-        </w:rPr>
-        <w:t>What does the intercept represent in the context of your variables — and does it make sense?</w:t>
-      </w:r>
-    </w:p>
-    <w:p>
-      <w:pPr>
-        <w:shd w:val="clear" w:color="auto" w:fill="E8E8E8" w:themeFill="background2"/>
-        <w:spacing w:after="0" w:line="240" w:lineRule="auto"/>
-        <w:rPr>
-          <w:rFonts w:ascii="Times New Roman" w:eastAsia="Times New Roman" w:hAnsi="Times New Roman" w:cs="Times New Roman"/>
-          <w:kern w:val="0"/>
-          <w14:ligatures w14:val="none"/>
-        </w:rPr>
-      </w:pPr>
-      <w:r>
-        <w:rPr>
-          <w:rFonts w:ascii="Times New Roman" w:eastAsia="Times New Roman" w:hAnsi="Times New Roman" w:cs="Times New Roman"/>
-          <w:noProof/>
-          <w:kern w:val="0"/>
-        </w:rPr>
-        <w:pict w14:anchorId="161878CE">
-          <v:rect id="_x0000_i1035" alt="" style="width:468pt;height:.05pt;mso-width-percent:0;mso-height-percent:0;mso-width-percent:0;mso-height-percent:0" o:hralign="center" o:hrstd="t" o:hr="t" fillcolor="#a0a0a0" stroked="f"/>
-        </w:pict>
-      </w:r>
-    </w:p>
-    <w:p>
-      <w:pPr>
-        <w:shd w:val="clear" w:color="auto" w:fill="E8E8E8" w:themeFill="background2"/>
-        <w:spacing w:before="100" w:beforeAutospacing="1" w:after="100" w:afterAutospacing="1" w:line="240" w:lineRule="auto"/>
-        <w:outlineLvl w:val="3"/>
-        <w:rPr>
-          <w:rFonts w:ascii="Times New Roman" w:eastAsia="Times New Roman" w:hAnsi="Times New Roman" w:cs="Times New Roman"/>
-          <w:b/>
-          <w:bCs/>
-          <w:kern w:val="0"/>
-          <w14:ligatures w14:val="none"/>
-        </w:rPr>
-      </w:pPr>
-      <w:r>
-        <w:rPr>
-          <w:rFonts w:ascii="Apple Color Emoji" w:eastAsia="Times New Roman" w:hAnsi="Apple Color Emoji" w:cs="Apple Color Emoji"/>
-          <w:b/>
-          <w:bCs/>
-          <w:kern w:val="0"/>
-          <w14:ligatures w14:val="none"/>
-        </w:rPr>
-        <w:t>✅</w:t>
-      </w:r>
-      <w:r>
-        <w:rPr>
-          <w:rFonts w:ascii="Times New Roman" w:eastAsia="Times New Roman" w:hAnsi="Times New Roman" w:cs="Times New Roman"/>
-          <w:b/>
-          <w:bCs/>
-          <w:kern w:val="0"/>
-          <w14:ligatures w14:val="none"/>
-        </w:rPr>
-        <w:t xml:space="preserve"> Step 4: Checking Model Assumptions</w:t>
-      </w:r>
-    </w:p>
-    <w:p>
-      <w:pPr>
-        <w:shd w:val="clear" w:color="auto" w:fill="E8E8E8" w:themeFill="background2"/>
-        <w:spacing w:before="100" w:beforeAutospacing="1" w:after="100" w:afterAutospacing="1" w:line="240" w:lineRule="auto"/>
-        <w:rPr>
-          <w:rFonts w:ascii="Times New Roman" w:eastAsia="Times New Roman" w:hAnsi="Times New Roman" w:cs="Times New Roman"/>
-          <w:kern w:val="0"/>
-          <w14:ligatures w14:val="none"/>
-        </w:rPr>
-      </w:pPr>
-      <w:r>
-        <w:rPr>
-          <w:rFonts w:ascii="Times New Roman" w:eastAsia="Times New Roman" w:hAnsi="Times New Roman" w:cs="Times New Roman"/>
-          <w:kern w:val="0"/>
-          <w14:ligatures w14:val="none"/>
-        </w:rPr>
-        <w:t xml:space="preserve">This part is often skipped, but it is </w:t>
-      </w:r>
-      <w:r>
-        <w:rPr>
-          <w:rFonts w:ascii="Times New Roman" w:eastAsia="Times New Roman" w:hAnsi="Times New Roman" w:cs="Times New Roman"/>
-          <w:i/>
-          <w:iCs/>
-          <w:kern w:val="0"/>
-          <w14:ligatures w14:val="none"/>
-        </w:rPr>
-        <w:t>critical</w:t>
-      </w:r>
-      <w:r>
-        <w:rPr>
-          <w:rFonts w:ascii="Times New Roman" w:eastAsia="Times New Roman" w:hAnsi="Times New Roman" w:cs="Times New Roman"/>
-          <w:kern w:val="0"/>
-          <w14:ligatures w14:val="none"/>
-        </w:rPr>
-        <w:t>.</w:t>
-      </w:r>
-    </w:p>
-    <w:p>
-      <w:pPr>
-        <w:numPr>
-          <w:ilvl w:val="0"/>
-          <w:numId w:val="4"/>
-        </w:numPr>
-        <w:shd w:val="clear" w:color="auto" w:fill="E8E8E8" w:themeFill="background2"/>
-        <w:spacing w:before="100" w:beforeAutospacing="1" w:after="100" w:afterAutospacing="1" w:line="240" w:lineRule="auto"/>
-        <w:rPr>
-          <w:rFonts w:ascii="Times New Roman" w:eastAsia="Times New Roman" w:hAnsi="Times New Roman" w:cs="Times New Roman"/>
-          <w:kern w:val="0"/>
-          <w14:ligatures w14:val="none"/>
-        </w:rPr>
-      </w:pPr>
-      <w:r>
-        <w:rPr>
-          <w:rFonts w:ascii="Times New Roman" w:eastAsia="Times New Roman" w:hAnsi="Times New Roman" w:cs="Times New Roman"/>
-          <w:kern w:val="0"/>
-          <w14:ligatures w14:val="none"/>
-        </w:rPr>
-        <w:t xml:space="preserve">Have you checked for </w:t>
-      </w:r>
-      <w:r>
-        <w:rPr>
-          <w:rFonts w:ascii="Times New Roman" w:eastAsia="Times New Roman" w:hAnsi="Times New Roman" w:cs="Times New Roman"/>
-          <w:b/>
-          <w:bCs/>
-          <w:kern w:val="0"/>
-          <w14:ligatures w14:val="none"/>
-        </w:rPr>
-        <w:t>linearity</w:t>
-      </w:r>
-      <w:r>
-        <w:rPr>
-          <w:rFonts w:ascii="Times New Roman" w:eastAsia="Times New Roman" w:hAnsi="Times New Roman" w:cs="Times New Roman"/>
-          <w:kern w:val="0"/>
-          <w14:ligatures w14:val="none"/>
-        </w:rPr>
-        <w:t xml:space="preserve"> between predictors and the response?</w:t>
-      </w:r>
-    </w:p>
-    <w:p>
-      <w:pPr>
-        <w:numPr>
-          <w:ilvl w:val="0"/>
-          <w:numId w:val="4"/>
-        </w:numPr>
-        <w:shd w:val="clear" w:color="auto" w:fill="E8E8E8" w:themeFill="background2"/>
-        <w:spacing w:before="100" w:beforeAutospacing="1" w:after="100" w:afterAutospacing="1" w:line="240" w:lineRule="auto"/>
-        <w:rPr>
-          <w:rFonts w:ascii="Times New Roman" w:eastAsia="Times New Roman" w:hAnsi="Times New Roman" w:cs="Times New Roman"/>
-          <w:kern w:val="0"/>
-          <w14:ligatures w14:val="none"/>
-        </w:rPr>
-      </w:pPr>
-      <w:r>
-        <w:rPr>
-          <w:rFonts w:ascii="Times New Roman" w:eastAsia="Times New Roman" w:hAnsi="Times New Roman" w:cs="Times New Roman"/>
-          <w:kern w:val="0"/>
-          <w14:ligatures w14:val="none"/>
-        </w:rPr>
-        <w:t xml:space="preserve">Did you assess </w:t>
-      </w:r>
-      <w:r>
-        <w:rPr>
-          <w:rFonts w:ascii="Times New Roman" w:eastAsia="Times New Roman" w:hAnsi="Times New Roman" w:cs="Times New Roman"/>
-          <w:b/>
-          <w:bCs/>
-          <w:kern w:val="0"/>
-          <w14:ligatures w14:val="none"/>
-        </w:rPr>
-        <w:t>homoscedasticity</w:t>
-      </w:r>
-      <w:r>
-        <w:rPr>
-          <w:rFonts w:ascii="Times New Roman" w:eastAsia="Times New Roman" w:hAnsi="Times New Roman" w:cs="Times New Roman"/>
-          <w:kern w:val="0"/>
-          <w14:ligatures w14:val="none"/>
-        </w:rPr>
-        <w:t xml:space="preserve"> (constant variance of residuals)?</w:t>
-      </w:r>
-    </w:p>
-    <w:p>
-      <w:pPr>
-        <w:numPr>
-          <w:ilvl w:val="0"/>
-          <w:numId w:val="4"/>
-        </w:numPr>
-        <w:shd w:val="clear" w:color="auto" w:fill="E8E8E8" w:themeFill="background2"/>
-        <w:spacing w:before="100" w:beforeAutospacing="1" w:after="100" w:afterAutospacing="1" w:line="240" w:lineRule="auto"/>
-        <w:rPr>
-          <w:rFonts w:ascii="Times New Roman" w:eastAsia="Times New Roman" w:hAnsi="Times New Roman" w:cs="Times New Roman"/>
-          <w:kern w:val="0"/>
-          <w14:ligatures w14:val="none"/>
-        </w:rPr>
-      </w:pPr>
-      <w:r>
-        <w:rPr>
-          <w:rFonts w:ascii="Times New Roman" w:eastAsia="Times New Roman" w:hAnsi="Times New Roman" w:cs="Times New Roman"/>
-          <w:kern w:val="0"/>
-          <w14:ligatures w14:val="none"/>
-        </w:rPr>
-        <w:t xml:space="preserve">Did you look at </w:t>
-      </w:r>
-      <w:r>
-        <w:rPr>
-          <w:rFonts w:ascii="Times New Roman" w:eastAsia="Times New Roman" w:hAnsi="Times New Roman" w:cs="Times New Roman"/>
-          <w:b/>
-          <w:bCs/>
-          <w:kern w:val="0"/>
-          <w14:ligatures w14:val="none"/>
-        </w:rPr>
-        <w:t>residual plots</w:t>
-      </w:r>
-      <w:r>
-        <w:rPr>
-          <w:rFonts w:ascii="Times New Roman" w:eastAsia="Times New Roman" w:hAnsi="Times New Roman" w:cs="Times New Roman"/>
-          <w:kern w:val="0"/>
-          <w14:ligatures w14:val="none"/>
-        </w:rPr>
-        <w:t xml:space="preserve"> or </w:t>
-      </w:r>
-      <w:r>
-        <w:rPr>
-          <w:rFonts w:ascii="Times New Roman" w:eastAsia="Times New Roman" w:hAnsi="Times New Roman" w:cs="Times New Roman"/>
-          <w:b/>
-          <w:bCs/>
-          <w:kern w:val="0"/>
-          <w14:ligatures w14:val="none"/>
-        </w:rPr>
-        <w:t>Q-Q plots</w:t>
-      </w:r>
-      <w:r>
-        <w:rPr>
-          <w:rFonts w:ascii="Times New Roman" w:eastAsia="Times New Roman" w:hAnsi="Times New Roman" w:cs="Times New Roman"/>
-          <w:kern w:val="0"/>
-          <w14:ligatures w14:val="none"/>
-        </w:rPr>
-        <w:t xml:space="preserve"> to check for normality?</w:t>
-      </w:r>
-    </w:p>
-    <w:p>
-      <w:pPr>
-        <w:numPr>
-          <w:ilvl w:val="0"/>
-          <w:numId w:val="4"/>
-        </w:numPr>
-        <w:shd w:val="clear" w:color="auto" w:fill="E8E8E8" w:themeFill="background2"/>
-        <w:spacing w:before="100" w:beforeAutospacing="1" w:after="100" w:afterAutospacing="1" w:line="240" w:lineRule="auto"/>
-        <w:rPr>
-          <w:rFonts w:ascii="Times New Roman" w:eastAsia="Times New Roman" w:hAnsi="Times New Roman" w:cs="Times New Roman"/>
-          <w:kern w:val="0"/>
-          <w14:ligatures w14:val="none"/>
-        </w:rPr>
-      </w:pPr>
-      <w:r>
-        <w:rPr>
-          <w:rFonts w:ascii="Times New Roman" w:eastAsia="Times New Roman" w:hAnsi="Times New Roman" w:cs="Times New Roman"/>
-          <w:kern w:val="0"/>
-          <w14:ligatures w14:val="none"/>
-        </w:rPr>
-        <w:t xml:space="preserve">Did you assess </w:t>
-      </w:r>
-      <w:r>
-        <w:rPr>
-          <w:rFonts w:ascii="Times New Roman" w:eastAsia="Times New Roman" w:hAnsi="Times New Roman" w:cs="Times New Roman"/>
-          <w:b/>
-          <w:bCs/>
-          <w:kern w:val="0"/>
-          <w14:ligatures w14:val="none"/>
-        </w:rPr>
-        <w:t>multicollinearity</w:t>
-      </w:r>
-      <w:r>
-        <w:rPr>
-          <w:rFonts w:ascii="Times New Roman" w:eastAsia="Times New Roman" w:hAnsi="Times New Roman" w:cs="Times New Roman"/>
-          <w:kern w:val="0"/>
-          <w14:ligatures w14:val="none"/>
-        </w:rPr>
-        <w:t xml:space="preserve"> (e.g., using VIF)?</w:t>
-      </w:r>
-    </w:p>
-    <w:p>
-      <w:pPr>
-        <w:shd w:val="clear" w:color="auto" w:fill="E8E8E8" w:themeFill="background2"/>
-        <w:spacing w:before="100" w:beforeAutospacing="1" w:after="100" w:afterAutospacing="1" w:line="240" w:lineRule="auto"/>
-        <w:rPr>
-          <w:rFonts w:ascii="Times New Roman" w:eastAsia="Times New Roman" w:hAnsi="Times New Roman" w:cs="Times New Roman"/>
-          <w:kern w:val="0"/>
-          <w14:ligatures w14:val="none"/>
-        </w:rPr>
-      </w:pPr>
-      <w:r>
-        <w:rPr>
-          <w:rFonts w:ascii="Times New Roman" w:eastAsia="Times New Roman" w:hAnsi="Times New Roman" w:cs="Times New Roman"/>
-          <w:kern w:val="0"/>
-          <w14:ligatures w14:val="none"/>
-        </w:rPr>
-        <w:t>Ask yourself:</w:t>
-      </w:r>
-    </w:p>
-    <w:p>
-      <w:pPr>
-        <w:shd w:val="clear" w:color="auto" w:fill="E8E8E8" w:themeFill="background2"/>
-        <w:spacing w:before="100" w:beforeAutospacing="1" w:after="100" w:afterAutospacing="1" w:line="240" w:lineRule="auto"/>
-        <w:rPr>
-          <w:rFonts w:ascii="Times New Roman" w:eastAsia="Times New Roman" w:hAnsi="Times New Roman" w:cs="Times New Roman"/>
-          <w:kern w:val="0"/>
-          <w14:ligatures w14:val="none"/>
-        </w:rPr>
-      </w:pPr>
-      <w:r>
-        <w:rPr>
-          <w:rFonts w:ascii="Times New Roman" w:eastAsia="Times New Roman" w:hAnsi="Times New Roman" w:cs="Times New Roman"/>
-          <w:i/>
-          <w:iCs/>
-          <w:kern w:val="0"/>
-          <w14:ligatures w14:val="none"/>
-        </w:rPr>
-        <w:t>If an assumption is violated, what might that mean for the trustworthiness of your model?</w:t>
-      </w:r>
-      <w:r>
-        <w:rPr>
-          <w:rFonts w:ascii="Times New Roman" w:eastAsia="Times New Roman" w:hAnsi="Times New Roman" w:cs="Times New Roman"/>
-          <w:kern w:val="0"/>
-          <w14:ligatures w14:val="none"/>
-        </w:rPr>
-        <w:br/>
-      </w:r>
-      <w:r>
-        <w:rPr>
-          <w:rFonts w:ascii="Times New Roman" w:eastAsia="Times New Roman" w:hAnsi="Times New Roman" w:cs="Times New Roman"/>
-          <w:i/>
-          <w:iCs/>
-          <w:kern w:val="0"/>
-          <w14:ligatures w14:val="none"/>
-        </w:rPr>
-        <w:t>How would you describe these assumptions to someone with no stats background?</w:t>
-      </w:r>
-    </w:p>
-    <w:p>
-      <w:pPr>
-        <w:shd w:val="clear" w:color="auto" w:fill="E8E8E8" w:themeFill="background2"/>
-        <w:spacing w:after="0" w:line="240" w:lineRule="auto"/>
-        <w:rPr>
-          <w:rFonts w:ascii="Times New Roman" w:eastAsia="Times New Roman" w:hAnsi="Times New Roman" w:cs="Times New Roman"/>
-          <w:kern w:val="0"/>
-          <w14:ligatures w14:val="none"/>
-        </w:rPr>
-      </w:pPr>
-      <w:r>
-        <w:rPr>
-          <w:rFonts w:ascii="Times New Roman" w:eastAsia="Times New Roman" w:hAnsi="Times New Roman" w:cs="Times New Roman"/>
-          <w:noProof/>
-          <w:kern w:val="0"/>
-        </w:rPr>
-        <w:pict w14:anchorId="26F80B2A">
-          <v:rect id="_x0000_i1034" alt="" style="width:468pt;height:.05pt;mso-width-percent:0;mso-height-percent:0;mso-width-percent:0;mso-height-percent:0" o:hralign="center" o:hrstd="t" o:hr="t" fillcolor="#a0a0a0" stroked="f"/>
-        </w:pict>
-      </w:r>
-    </w:p>
-    <w:p>
-      <w:pPr>
-        <w:shd w:val="clear" w:color="auto" w:fill="E8E8E8" w:themeFill="background2"/>
-        <w:spacing w:before="100" w:beforeAutospacing="1" w:after="100" w:afterAutospacing="1" w:line="240" w:lineRule="auto"/>
-        <w:outlineLvl w:val="3"/>
-        <w:rPr>
-          <w:rFonts w:ascii="Times New Roman" w:eastAsia="Times New Roman" w:hAnsi="Times New Roman" w:cs="Times New Roman"/>
-          <w:b/>
-          <w:bCs/>
-          <w:kern w:val="0"/>
-          <w14:ligatures w14:val="none"/>
-        </w:rPr>
-      </w:pPr>
-      <w:r>
-        <w:rPr>
-          <w:rFonts w:ascii="Apple Color Emoji" w:eastAsia="Times New Roman" w:hAnsi="Apple Color Emoji" w:cs="Apple Color Emoji"/>
-          <w:b/>
-          <w:bCs/>
-          <w:kern w:val="0"/>
-          <w14:ligatures w14:val="none"/>
-        </w:rPr>
-        <w:t>📊</w:t>
-      </w:r>
-      <w:r>
-        <w:rPr>
-          <w:rFonts w:ascii="Times New Roman" w:eastAsia="Times New Roman" w:hAnsi="Times New Roman" w:cs="Times New Roman"/>
-          <w:b/>
-          <w:bCs/>
-          <w:kern w:val="0"/>
-          <w14:ligatures w14:val="none"/>
-        </w:rPr>
-        <w:t xml:space="preserve"> Step 5: Model Evaluation</w:t>
-      </w:r>
-    </w:p>
-    <w:p>
-      <w:pPr>
-        <w:shd w:val="clear" w:color="auto" w:fill="E8E8E8" w:themeFill="background2"/>
-        <w:spacing w:before="100" w:beforeAutospacing="1" w:after="100" w:afterAutospacing="1" w:line="240" w:lineRule="auto"/>
-        <w:rPr>
-          <w:rFonts w:ascii="Times New Roman" w:eastAsia="Times New Roman" w:hAnsi="Times New Roman" w:cs="Times New Roman"/>
-          <w:kern w:val="0"/>
-          <w14:ligatures w14:val="none"/>
-        </w:rPr>
-      </w:pPr>
-      <w:r>
-        <w:rPr>
-          <w:rFonts w:ascii="Times New Roman" w:eastAsia="Times New Roman" w:hAnsi="Times New Roman" w:cs="Times New Roman"/>
-          <w:kern w:val="0"/>
-          <w14:ligatures w14:val="none"/>
-        </w:rPr>
-        <w:t>Once you've built the model:</w:t>
-      </w:r>
-    </w:p>
-    <w:p>
-      <w:pPr>
-        <w:numPr>
-          <w:ilvl w:val="0"/>
-          <w:numId w:val="5"/>
-        </w:numPr>
-        <w:shd w:val="clear" w:color="auto" w:fill="E8E8E8" w:themeFill="background2"/>
-        <w:spacing w:before="100" w:beforeAutospacing="1" w:after="100" w:afterAutospacing="1" w:line="240" w:lineRule="auto"/>
-        <w:rPr>
-          <w:rFonts w:ascii="Times New Roman" w:eastAsia="Times New Roman" w:hAnsi="Times New Roman" w:cs="Times New Roman"/>
-          <w:kern w:val="0"/>
-          <w14:ligatures w14:val="none"/>
-        </w:rPr>
-      </w:pPr>
-      <w:r>
-        <w:rPr>
-          <w:rFonts w:ascii="Times New Roman" w:eastAsia="Times New Roman" w:hAnsi="Times New Roman" w:cs="Times New Roman"/>
-          <w:kern w:val="0"/>
-          <w14:ligatures w14:val="none"/>
-        </w:rPr>
-        <w:t xml:space="preserve">How are you evaluating model fit? Are you using </w:t>
-      </w:r>
-      <w:r>
-        <w:rPr>
-          <w:rFonts w:ascii="Times New Roman" w:eastAsia="Times New Roman" w:hAnsi="Times New Roman" w:cs="Times New Roman"/>
-          <w:b/>
-          <w:bCs/>
-          <w:kern w:val="0"/>
-          <w14:ligatures w14:val="none"/>
-        </w:rPr>
-        <w:t>R-squared</w:t>
-      </w:r>
-      <w:r>
-        <w:rPr>
-          <w:rFonts w:ascii="Times New Roman" w:eastAsia="Times New Roman" w:hAnsi="Times New Roman" w:cs="Times New Roman"/>
-          <w:kern w:val="0"/>
-          <w14:ligatures w14:val="none"/>
-        </w:rPr>
-        <w:t xml:space="preserve">, </w:t>
-      </w:r>
-      <w:r>
-        <w:rPr>
-          <w:rFonts w:ascii="Times New Roman" w:eastAsia="Times New Roman" w:hAnsi="Times New Roman" w:cs="Times New Roman"/>
-          <w:b/>
-          <w:bCs/>
-          <w:kern w:val="0"/>
-          <w14:ligatures w14:val="none"/>
-        </w:rPr>
-        <w:t>Adjusted R-squared</w:t>
-      </w:r>
-      <w:r>
-        <w:rPr>
-          <w:rFonts w:ascii="Times New Roman" w:eastAsia="Times New Roman" w:hAnsi="Times New Roman" w:cs="Times New Roman"/>
-          <w:kern w:val="0"/>
-          <w14:ligatures w14:val="none"/>
-        </w:rPr>
-        <w:t>, or another measure?</w:t>
-      </w:r>
-    </w:p>
-    <w:p>
-      <w:pPr>
-        <w:numPr>
-          <w:ilvl w:val="0"/>
-          <w:numId w:val="5"/>
-        </w:numPr>
-        <w:shd w:val="clear" w:color="auto" w:fill="E8E8E8" w:themeFill="background2"/>
-        <w:spacing w:before="100" w:beforeAutospacing="1" w:after="100" w:afterAutospacing="1" w:line="240" w:lineRule="auto"/>
-        <w:rPr>
-          <w:rFonts w:ascii="Times New Roman" w:eastAsia="Times New Roman" w:hAnsi="Times New Roman" w:cs="Times New Roman"/>
-          <w:kern w:val="0"/>
-          <w14:ligatures w14:val="none"/>
-        </w:rPr>
-      </w:pPr>
-      <w:r>
-        <w:rPr>
-          <w:rFonts w:ascii="Times New Roman" w:eastAsia="Times New Roman" w:hAnsi="Times New Roman" w:cs="Times New Roman"/>
-          <w:kern w:val="0"/>
-          <w14:ligatures w14:val="none"/>
-        </w:rPr>
-        <w:t>Are there other models you can compare it to (e.g., a model with fewer predictors)?</w:t>
-      </w:r>
-    </w:p>
-    <w:p>
-      <w:pPr>
-        <w:shd w:val="clear" w:color="auto" w:fill="E8E8E8" w:themeFill="background2"/>
-        <w:spacing w:before="100" w:beforeAutospacing="1" w:after="100" w:afterAutospacing="1" w:line="240" w:lineRule="auto"/>
-        <w:rPr>
-          <w:rFonts w:ascii="Times New Roman" w:eastAsia="Times New Roman" w:hAnsi="Times New Roman" w:cs="Times New Roman"/>
-          <w:kern w:val="0"/>
-          <w14:ligatures w14:val="none"/>
-        </w:rPr>
-      </w:pPr>
-      <w:r>
-        <w:rPr>
-          <w:rFonts w:ascii="Times New Roman" w:eastAsia="Times New Roman" w:hAnsi="Times New Roman" w:cs="Times New Roman"/>
-          <w:kern w:val="0"/>
-          <w14:ligatures w14:val="none"/>
-        </w:rPr>
-        <w:t>Think through:</w:t>
-      </w:r>
-    </w:p>
-    <w:p>
-      <w:pPr>
-        <w:shd w:val="clear" w:color="auto" w:fill="E8E8E8" w:themeFill="background2"/>
-        <w:spacing w:before="100" w:beforeAutospacing="1" w:after="100" w:afterAutospacing="1" w:line="240" w:lineRule="auto"/>
-        <w:rPr>
-          <w:rFonts w:ascii="Times New Roman" w:eastAsia="Times New Roman" w:hAnsi="Times New Roman" w:cs="Times New Roman"/>
-          <w:kern w:val="0"/>
-          <w14:ligatures w14:val="none"/>
-        </w:rPr>
-      </w:pPr>
-      <w:r>
-        <w:rPr>
-          <w:rFonts w:ascii="Times New Roman" w:eastAsia="Times New Roman" w:hAnsi="Times New Roman" w:cs="Times New Roman"/>
-          <w:i/>
-          <w:iCs/>
-          <w:kern w:val="0"/>
-          <w14:ligatures w14:val="none"/>
-        </w:rPr>
-        <w:t>What does the R-squared actually tell you? Does a high R-squared always mean a good model?</w:t>
-      </w:r>
-      <w:r>
-        <w:rPr>
-          <w:rFonts w:ascii="Times New Roman" w:eastAsia="Times New Roman" w:hAnsi="Times New Roman" w:cs="Times New Roman"/>
-          <w:kern w:val="0"/>
-          <w14:ligatures w14:val="none"/>
-        </w:rPr>
-        <w:br/>
-      </w:r>
-      <w:r>
-        <w:rPr>
-          <w:rFonts w:ascii="Times New Roman" w:eastAsia="Times New Roman" w:hAnsi="Times New Roman" w:cs="Times New Roman"/>
-          <w:i/>
-          <w:iCs/>
-          <w:kern w:val="0"/>
-          <w14:ligatures w14:val="none"/>
-        </w:rPr>
-        <w:t>Why might Adjusted R-squared be more helpful in your case?</w:t>
-      </w:r>
-      <w:r>
-        <w:rPr>
-          <w:rFonts w:ascii="Times New Roman" w:eastAsia="Times New Roman" w:hAnsi="Times New Roman" w:cs="Times New Roman"/>
-          <w:kern w:val="0"/>
-          <w14:ligatures w14:val="none"/>
-        </w:rPr>
-        <w:br/>
-      </w:r>
-      <w:r>
-        <w:rPr>
-          <w:rFonts w:ascii="Times New Roman" w:eastAsia="Times New Roman" w:hAnsi="Times New Roman" w:cs="Times New Roman"/>
-          <w:i/>
-          <w:iCs/>
-          <w:kern w:val="0"/>
-          <w14:ligatures w14:val="none"/>
-        </w:rPr>
-        <w:t>How would you explain the difference between statistical significance and practical significance?</w:t>
-      </w:r>
-    </w:p>
-    <w:p>
-      <w:pPr>
-        <w:shd w:val="clear" w:color="auto" w:fill="E8E8E8" w:themeFill="background2"/>
-        <w:spacing w:after="0" w:line="240" w:lineRule="auto"/>
-        <w:rPr>
-          <w:rFonts w:ascii="Times New Roman" w:eastAsia="Times New Roman" w:hAnsi="Times New Roman" w:cs="Times New Roman"/>
-          <w:kern w:val="0"/>
-          <w14:ligatures w14:val="none"/>
-        </w:rPr>
-      </w:pPr>
-      <w:r>
-        <w:rPr>
-          <w:rFonts w:ascii="Times New Roman" w:eastAsia="Times New Roman" w:hAnsi="Times New Roman" w:cs="Times New Roman"/>
-          <w:noProof/>
-          <w:kern w:val="0"/>
-        </w:rPr>
-        <w:pict w14:anchorId="74039FBE">
-          <v:rect id="_x0000_i1033" alt="" style="width:468pt;height:.05pt;mso-width-percent:0;mso-height-percent:0;mso-width-percent:0;mso-height-percent:0" o:hralign="center" o:hrstd="t" o:hr="t" fillcolor="#a0a0a0" stroked="f"/>
-        </w:pict>
-      </w:r>
-    </w:p>
-    <w:p>
-      <w:pPr>
-        <w:shd w:val="clear" w:color="auto" w:fill="E8E8E8" w:themeFill="background2"/>
-        <w:spacing w:before="100" w:beforeAutospacing="1" w:after="100" w:afterAutospacing="1" w:line="240" w:lineRule="auto"/>
-        <w:outlineLvl w:val="3"/>
-        <w:rPr>
-          <w:rFonts w:ascii="Times New Roman" w:eastAsia="Times New Roman" w:hAnsi="Times New Roman" w:cs="Times New Roman"/>
-          <w:b/>
-          <w:bCs/>
-          <w:kern w:val="0"/>
-          <w14:ligatures w14:val="none"/>
-        </w:rPr>
-      </w:pPr>
-      <w:r>
-        <w:rPr>
-          <w:rFonts w:ascii="Apple Color Emoji" w:eastAsia="Times New Roman" w:hAnsi="Apple Color Emoji" w:cs="Apple Color Emoji"/>
-          <w:b/>
-          <w:bCs/>
-          <w:kern w:val="0"/>
-          <w14:ligatures w14:val="none"/>
-        </w:rPr>
-        <w:lastRenderedPageBreak/>
-        <w:t>⚠️</w:t>
-      </w:r>
-      <w:r>
-        <w:rPr>
-          <w:rFonts w:ascii="Times New Roman" w:eastAsia="Times New Roman" w:hAnsi="Times New Roman" w:cs="Times New Roman"/>
-          <w:b/>
-          <w:bCs/>
-          <w:kern w:val="0"/>
-          <w14:ligatures w14:val="none"/>
-        </w:rPr>
-        <w:t xml:space="preserve"> Step 6: Limitations &amp; Interpretation</w:t>
-      </w:r>
-    </w:p>
-    <w:p>
-      <w:pPr>
-        <w:shd w:val="clear" w:color="auto" w:fill="E8E8E8" w:themeFill="background2"/>
-        <w:spacing w:before="100" w:beforeAutospacing="1" w:after="100" w:afterAutospacing="1" w:line="240" w:lineRule="auto"/>
-        <w:rPr>
-          <w:rFonts w:ascii="Times New Roman" w:eastAsia="Times New Roman" w:hAnsi="Times New Roman" w:cs="Times New Roman"/>
-          <w:kern w:val="0"/>
-          <w14:ligatures w14:val="none"/>
-        </w:rPr>
-      </w:pPr>
-      <w:r>
-        <w:rPr>
-          <w:rFonts w:ascii="Times New Roman" w:eastAsia="Times New Roman" w:hAnsi="Times New Roman" w:cs="Times New Roman"/>
-          <w:kern w:val="0"/>
-          <w14:ligatures w14:val="none"/>
-        </w:rPr>
-        <w:t>This is where critical thinking really matters.</w:t>
-      </w:r>
-    </w:p>
-    <w:p>
-      <w:pPr>
-        <w:numPr>
-          <w:ilvl w:val="0"/>
-          <w:numId w:val="6"/>
-        </w:numPr>
-        <w:shd w:val="clear" w:color="auto" w:fill="E8E8E8" w:themeFill="background2"/>
-        <w:spacing w:before="100" w:beforeAutospacing="1" w:after="100" w:afterAutospacing="1" w:line="240" w:lineRule="auto"/>
-        <w:rPr>
-          <w:rFonts w:ascii="Times New Roman" w:eastAsia="Times New Roman" w:hAnsi="Times New Roman" w:cs="Times New Roman"/>
-          <w:kern w:val="0"/>
-          <w14:ligatures w14:val="none"/>
-        </w:rPr>
-      </w:pPr>
-      <w:r>
-        <w:rPr>
-          <w:rFonts w:ascii="Times New Roman" w:eastAsia="Times New Roman" w:hAnsi="Times New Roman" w:cs="Times New Roman"/>
-          <w:kern w:val="0"/>
-          <w14:ligatures w14:val="none"/>
-        </w:rPr>
-        <w:t xml:space="preserve">Are there potential </w:t>
-      </w:r>
-      <w:r>
-        <w:rPr>
-          <w:rFonts w:ascii="Times New Roman" w:eastAsia="Times New Roman" w:hAnsi="Times New Roman" w:cs="Times New Roman"/>
-          <w:b/>
-          <w:bCs/>
-          <w:kern w:val="0"/>
-          <w14:ligatures w14:val="none"/>
-        </w:rPr>
-        <w:t>omitted variables</w:t>
-      </w:r>
-      <w:r>
-        <w:rPr>
-          <w:rFonts w:ascii="Times New Roman" w:eastAsia="Times New Roman" w:hAnsi="Times New Roman" w:cs="Times New Roman"/>
-          <w:kern w:val="0"/>
-          <w14:ligatures w14:val="none"/>
-        </w:rPr>
-        <w:t xml:space="preserve"> that could confound the relationships?</w:t>
-      </w:r>
-    </w:p>
-    <w:p>
-      <w:pPr>
-        <w:numPr>
-          <w:ilvl w:val="0"/>
-          <w:numId w:val="6"/>
-        </w:numPr>
-        <w:shd w:val="clear" w:color="auto" w:fill="E8E8E8" w:themeFill="background2"/>
-        <w:spacing w:before="100" w:beforeAutospacing="1" w:after="100" w:afterAutospacing="1" w:line="240" w:lineRule="auto"/>
-        <w:rPr>
-          <w:rFonts w:ascii="Times New Roman" w:eastAsia="Times New Roman" w:hAnsi="Times New Roman" w:cs="Times New Roman"/>
-          <w:kern w:val="0"/>
-          <w14:ligatures w14:val="none"/>
-        </w:rPr>
-      </w:pPr>
-      <w:r>
-        <w:rPr>
-          <w:rFonts w:ascii="Times New Roman" w:eastAsia="Times New Roman" w:hAnsi="Times New Roman" w:cs="Times New Roman"/>
-          <w:kern w:val="0"/>
-          <w14:ligatures w14:val="none"/>
-        </w:rPr>
-        <w:t xml:space="preserve">Could </w:t>
-      </w:r>
-      <w:r>
-        <w:rPr>
-          <w:rFonts w:ascii="Times New Roman" w:eastAsia="Times New Roman" w:hAnsi="Times New Roman" w:cs="Times New Roman"/>
-          <w:b/>
-          <w:bCs/>
-          <w:kern w:val="0"/>
-          <w14:ligatures w14:val="none"/>
-        </w:rPr>
-        <w:t>reverse causality</w:t>
-      </w:r>
-      <w:r>
-        <w:rPr>
-          <w:rFonts w:ascii="Times New Roman" w:eastAsia="Times New Roman" w:hAnsi="Times New Roman" w:cs="Times New Roman"/>
-          <w:kern w:val="0"/>
-          <w14:ligatures w14:val="none"/>
-        </w:rPr>
-        <w:t xml:space="preserve"> be an issue (e.g., maybe stress affects sleep, or sleep affects stress)?</w:t>
-      </w:r>
-    </w:p>
-    <w:p>
-      <w:pPr>
-        <w:numPr>
-          <w:ilvl w:val="0"/>
-          <w:numId w:val="6"/>
-        </w:numPr>
-        <w:shd w:val="clear" w:color="auto" w:fill="E8E8E8" w:themeFill="background2"/>
-        <w:spacing w:before="100" w:beforeAutospacing="1" w:after="100" w:afterAutospacing="1" w:line="240" w:lineRule="auto"/>
-        <w:rPr>
-          <w:rFonts w:ascii="Times New Roman" w:eastAsia="Times New Roman" w:hAnsi="Times New Roman" w:cs="Times New Roman"/>
-          <w:kern w:val="0"/>
-          <w14:ligatures w14:val="none"/>
-        </w:rPr>
-      </w:pPr>
-      <w:r>
-        <w:rPr>
-          <w:rFonts w:ascii="Times New Roman" w:eastAsia="Times New Roman" w:hAnsi="Times New Roman" w:cs="Times New Roman"/>
-          <w:kern w:val="0"/>
-          <w14:ligatures w14:val="none"/>
-        </w:rPr>
-        <w:t xml:space="preserve">What about </w:t>
-      </w:r>
-      <w:r>
-        <w:rPr>
-          <w:rFonts w:ascii="Times New Roman" w:eastAsia="Times New Roman" w:hAnsi="Times New Roman" w:cs="Times New Roman"/>
-          <w:b/>
-          <w:bCs/>
-          <w:kern w:val="0"/>
-          <w14:ligatures w14:val="none"/>
-        </w:rPr>
-        <w:t>measurement error</w:t>
-      </w:r>
-      <w:r>
-        <w:rPr>
-          <w:rFonts w:ascii="Times New Roman" w:eastAsia="Times New Roman" w:hAnsi="Times New Roman" w:cs="Times New Roman"/>
-          <w:kern w:val="0"/>
-          <w14:ligatures w14:val="none"/>
-        </w:rPr>
-        <w:t xml:space="preserve"> in your predictors — are you confident in how sleep, caffeine, and stress were recorded?</w:t>
-      </w:r>
-    </w:p>
-    <w:p>
-      <w:pPr>
-        <w:shd w:val="clear" w:color="auto" w:fill="E8E8E8" w:themeFill="background2"/>
-        <w:spacing w:before="100" w:beforeAutospacing="1" w:after="100" w:afterAutospacing="1" w:line="240" w:lineRule="auto"/>
-        <w:rPr>
-          <w:rFonts w:ascii="Times New Roman" w:eastAsia="Times New Roman" w:hAnsi="Times New Roman" w:cs="Times New Roman"/>
-          <w:kern w:val="0"/>
-          <w14:ligatures w14:val="none"/>
-        </w:rPr>
-      </w:pPr>
-      <w:r>
-        <w:rPr>
-          <w:rFonts w:ascii="Times New Roman" w:eastAsia="Times New Roman" w:hAnsi="Times New Roman" w:cs="Times New Roman"/>
-          <w:kern w:val="0"/>
-          <w14:ligatures w14:val="none"/>
-        </w:rPr>
-        <w:t>Reflect on:</w:t>
-      </w:r>
-    </w:p>
-    <w:p>
-      <w:pPr>
-        <w:shd w:val="clear" w:color="auto" w:fill="E8E8E8" w:themeFill="background2"/>
-        <w:spacing w:before="100" w:beforeAutospacing="1" w:after="100" w:afterAutospacing="1" w:line="240" w:lineRule="auto"/>
-        <w:rPr>
-          <w:rFonts w:ascii="Times New Roman" w:eastAsia="Times New Roman" w:hAnsi="Times New Roman" w:cs="Times New Roman"/>
-          <w:kern w:val="0"/>
-          <w14:ligatures w14:val="none"/>
-        </w:rPr>
-      </w:pPr>
-      <w:r>
-        <w:rPr>
-          <w:rFonts w:ascii="Times New Roman" w:eastAsia="Times New Roman" w:hAnsi="Times New Roman" w:cs="Times New Roman"/>
-          <w:i/>
-          <w:iCs/>
-          <w:kern w:val="0"/>
-          <w14:ligatures w14:val="none"/>
-        </w:rPr>
-        <w:t>How generalizable are your results?</w:t>
-      </w:r>
-      <w:r>
-        <w:rPr>
-          <w:rFonts w:ascii="Times New Roman" w:eastAsia="Times New Roman" w:hAnsi="Times New Roman" w:cs="Times New Roman"/>
-          <w:kern w:val="0"/>
-          <w14:ligatures w14:val="none"/>
-        </w:rPr>
-        <w:br/>
-      </w:r>
-      <w:r>
-        <w:rPr>
-          <w:rFonts w:ascii="Times New Roman" w:eastAsia="Times New Roman" w:hAnsi="Times New Roman" w:cs="Times New Roman"/>
-          <w:i/>
-          <w:iCs/>
-          <w:kern w:val="0"/>
-          <w14:ligatures w14:val="none"/>
-        </w:rPr>
-        <w:t>What kind of recommendations or conclusions would you feel comfortable making based on your model — and which ones not?</w:t>
-      </w:r>
-    </w:p>
-    <w:p>
-      <w:pPr>
-        <w:shd w:val="clear" w:color="auto" w:fill="E8E8E8" w:themeFill="background2"/>
-        <w:spacing w:after="0" w:line="240" w:lineRule="auto"/>
-        <w:rPr>
-          <w:rFonts w:ascii="Times New Roman" w:eastAsia="Times New Roman" w:hAnsi="Times New Roman" w:cs="Times New Roman"/>
-          <w:kern w:val="0"/>
-          <w14:ligatures w14:val="none"/>
-        </w:rPr>
-      </w:pPr>
-      <w:r>
-        <w:rPr>
-          <w:rFonts w:ascii="Times New Roman" w:eastAsia="Times New Roman" w:hAnsi="Times New Roman" w:cs="Times New Roman"/>
-          <w:noProof/>
-          <w:kern w:val="0"/>
-        </w:rPr>
-        <w:pict w14:anchorId="4066877E">
-          <v:rect id="_x0000_i1032" alt="" style="width:468pt;height:.05pt;mso-width-percent:0;mso-height-percent:0;mso-width-percent:0;mso-height-percent:0" o:hralign="center" o:hrstd="t" o:hr="t" fillcolor="#a0a0a0" stroked="f"/>
-        </w:pict>
-      </w:r>
-    </w:p>
-    <w:p>
-      <w:pPr>
-        <w:shd w:val="clear" w:color="auto" w:fill="E8E8E8" w:themeFill="background2"/>
-        <w:spacing w:before="100" w:beforeAutospacing="1" w:after="100" w:afterAutospacing="1" w:line="240" w:lineRule="auto"/>
-        <w:rPr>
-          <w:rFonts w:ascii="Times New Roman" w:eastAsia="Times New Roman" w:hAnsi="Times New Roman" w:cs="Times New Roman"/>
-          <w:kern w:val="0"/>
-          <w14:ligatures w14:val="none"/>
-        </w:rPr>
-      </w:pPr>
-      <w:r>
-        <w:rPr>
-          <w:rFonts w:ascii="Times New Roman" w:eastAsia="Times New Roman" w:hAnsi="Times New Roman" w:cs="Times New Roman"/>
-          <w:kern w:val="0"/>
-          <w14:ligatures w14:val="none"/>
-        </w:rPr>
-        <w:t>Let’s start with just one or two areas. You might want to tell me:</w:t>
-      </w:r>
-    </w:p>
-    <w:p>
-      <w:pPr>
-        <w:numPr>
-          <w:ilvl w:val="0"/>
-          <w:numId w:val="7"/>
-        </w:numPr>
-        <w:shd w:val="clear" w:color="auto" w:fill="E8E8E8" w:themeFill="background2"/>
-        <w:spacing w:before="100" w:beforeAutospacing="1" w:after="100" w:afterAutospacing="1" w:line="240" w:lineRule="auto"/>
-        <w:rPr>
-          <w:rFonts w:ascii="Times New Roman" w:eastAsia="Times New Roman" w:hAnsi="Times New Roman" w:cs="Times New Roman"/>
-          <w:kern w:val="0"/>
-          <w14:ligatures w14:val="none"/>
-        </w:rPr>
-      </w:pPr>
-      <w:r>
-        <w:rPr>
-          <w:rFonts w:ascii="Times New Roman" w:eastAsia="Times New Roman" w:hAnsi="Times New Roman" w:cs="Times New Roman"/>
-          <w:kern w:val="0"/>
-          <w14:ligatures w14:val="none"/>
-        </w:rPr>
-        <w:t>What is your response variable?</w:t>
-      </w:r>
-    </w:p>
-    <w:p>
-      <w:pPr>
-        <w:numPr>
-          <w:ilvl w:val="0"/>
-          <w:numId w:val="7"/>
-        </w:numPr>
-        <w:shd w:val="clear" w:color="auto" w:fill="E8E8E8" w:themeFill="background2"/>
-        <w:spacing w:before="100" w:beforeAutospacing="1" w:after="100" w:afterAutospacing="1" w:line="240" w:lineRule="auto"/>
-        <w:rPr>
-          <w:rFonts w:ascii="Times New Roman" w:eastAsia="Times New Roman" w:hAnsi="Times New Roman" w:cs="Times New Roman"/>
-          <w:kern w:val="0"/>
-          <w14:ligatures w14:val="none"/>
-        </w:rPr>
-      </w:pPr>
-      <w:r>
-        <w:rPr>
-          <w:rFonts w:ascii="Times New Roman" w:eastAsia="Times New Roman" w:hAnsi="Times New Roman" w:cs="Times New Roman"/>
-          <w:kern w:val="0"/>
-          <w14:ligatures w14:val="none"/>
-        </w:rPr>
-        <w:t>Have you explored the variables visually and numerically yet?</w:t>
-      </w:r>
-    </w:p>
-    <w:p>
-      <w:pPr>
-        <w:shd w:val="clear" w:color="auto" w:fill="E8E8E8" w:themeFill="background2"/>
-        <w:spacing w:before="100" w:beforeAutospacing="1" w:after="100" w:afterAutospacing="1" w:line="240" w:lineRule="auto"/>
-        <w:rPr>
-          <w:rFonts w:ascii="Times New Roman" w:eastAsia="Times New Roman" w:hAnsi="Times New Roman" w:cs="Times New Roman"/>
-          <w:kern w:val="0"/>
-          <w14:ligatures w14:val="none"/>
-        </w:rPr>
-      </w:pPr>
-      <w:r>
-        <w:rPr>
-          <w:rFonts w:ascii="Times New Roman" w:eastAsia="Times New Roman" w:hAnsi="Times New Roman" w:cs="Times New Roman"/>
-          <w:kern w:val="0"/>
-          <w14:ligatures w14:val="none"/>
-        </w:rPr>
-        <w:t>Once you respond, we can dig deeper into interpretation, diagnostics, or evaluation — wherever you are in your process.</w:t>
-      </w:r>
-    </w:p>
-    <w:p>
-      <w:pPr>
-        <w:shd w:val="clear" w:color="auto" w:fill="E8E8E8" w:themeFill="background2"/>
-        <w:spacing w:after="0" w:line="240" w:lineRule="auto"/>
-        <w:rPr>
-          <w:rFonts w:ascii="Times New Roman" w:eastAsia="Times New Roman" w:hAnsi="Times New Roman" w:cs="Times New Roman"/>
-          <w:kern w:val="0"/>
-          <w14:ligatures w14:val="none"/>
-        </w:rPr>
-      </w:pPr>
-      <w:r>
-        <w:rPr>
-          <w:rFonts w:ascii="Times New Roman" w:eastAsia="Times New Roman" w:hAnsi="Times New Roman" w:cs="Times New Roman"/>
-          <w:noProof/>
-          <w:kern w:val="0"/>
-        </w:rPr>
-        <w:pict w14:anchorId="68CE82D5">
-          <v:rect id="_x0000_i1031" alt="" style="width:468pt;height:.05pt;mso-width-percent:0;mso-height-percent:0;mso-width-percent:0;mso-height-percent:0" o:hralign="center" o:hrstd="t" o:hr="t" fillcolor="#a0a0a0" stroked="f"/>
-        </w:pict>
-      </w:r>
-    </w:p>
-    <w:p>
-      <w:pPr>
-        <w:shd w:val="clear" w:color="auto" w:fill="E8E8E8" w:themeFill="background2"/>
-        <w:spacing w:before="100" w:beforeAutospacing="1" w:after="100" w:afterAutospacing="1" w:line="240" w:lineRule="auto"/>
-        <w:outlineLvl w:val="2"/>
-        <w:rPr>
-          <w:rFonts w:ascii="Times New Roman" w:eastAsia="Times New Roman" w:hAnsi="Times New Roman" w:cs="Times New Roman"/>
-          <w:b/>
-          <w:bCs/>
-          <w:kern w:val="0"/>
-          <w:sz w:val="27"/>
-          <w:szCs w:val="27"/>
-          <w14:ligatures w14:val="none"/>
-        </w:rPr>
-      </w:pPr>
-      <w:r>
-        <w:rPr>
-          <w:rFonts w:ascii="Apple Color Emoji" w:eastAsia="Times New Roman" w:hAnsi="Apple Color Emoji" w:cs="Apple Color Emoji"/>
-          <w:b/>
-          <w:bCs/>
-          <w:kern w:val="0"/>
-          <w:sz w:val="27"/>
-          <w:szCs w:val="27"/>
-          <w14:ligatures w14:val="none"/>
-        </w:rPr>
-        <w:t>🟦</w:t>
-      </w:r>
-      <w:r>
-        <w:rPr>
-          <w:rFonts w:ascii="Times New Roman" w:eastAsia="Times New Roman" w:hAnsi="Times New Roman" w:cs="Times New Roman"/>
-          <w:b/>
-          <w:bCs/>
-          <w:kern w:val="0"/>
-          <w:sz w:val="27"/>
-          <w:szCs w:val="27"/>
-          <w14:ligatures w14:val="none"/>
-        </w:rPr>
-        <w:t xml:space="preserve"> User Input 2: Follow-Up Question</w:t>
-      </w:r>
-    </w:p>
-    <w:p>
-      <w:pPr>
-        <w:shd w:val="clear" w:color="auto" w:fill="E8E8E8" w:themeFill="background2"/>
-        <w:spacing w:before="100" w:beforeAutospacing="1" w:after="100" w:afterAutospacing="1" w:line="240" w:lineRule="auto"/>
-        <w:rPr>
-          <w:rFonts w:ascii="Times New Roman" w:eastAsia="Times New Roman" w:hAnsi="Times New Roman" w:cs="Times New Roman"/>
-          <w:kern w:val="0"/>
-          <w14:ligatures w14:val="none"/>
-        </w:rPr>
-      </w:pPr>
-      <w:r>
-        <w:rPr>
-          <w:rFonts w:ascii="Times New Roman" w:eastAsia="Times New Roman" w:hAnsi="Times New Roman" w:cs="Times New Roman"/>
-          <w:kern w:val="0"/>
-          <w14:ligatures w14:val="none"/>
-        </w:rPr>
-        <w:t>explain what potential outliers or skewness is</w:t>
-      </w:r>
-    </w:p>
-    <w:p>
-      <w:pPr>
-        <w:shd w:val="clear" w:color="auto" w:fill="E8E8E8" w:themeFill="background2"/>
-        <w:spacing w:after="0" w:line="240" w:lineRule="auto"/>
-        <w:rPr>
-          <w:rFonts w:ascii="Times New Roman" w:eastAsia="Times New Roman" w:hAnsi="Times New Roman" w:cs="Times New Roman"/>
-          <w:kern w:val="0"/>
-          <w14:ligatures w14:val="none"/>
-        </w:rPr>
-      </w:pPr>
-      <w:r>
-        <w:rPr>
-          <w:rFonts w:ascii="Times New Roman" w:eastAsia="Times New Roman" w:hAnsi="Times New Roman" w:cs="Times New Roman"/>
-          <w:noProof/>
-          <w:kern w:val="0"/>
-        </w:rPr>
-        <w:pict w14:anchorId="6E9DCB9A">
-          <v:rect id="_x0000_i1030" alt="" style="width:468pt;height:.05pt;mso-width-percent:0;mso-height-percent:0;mso-width-percent:0;mso-height-percent:0" o:hralign="center" o:hrstd="t" o:hr="t" fillcolor="#a0a0a0" stroked="f"/>
-        </w:pict>
-      </w:r>
-    </w:p>
-    <w:p>
-      <w:pPr>
-        <w:shd w:val="clear" w:color="auto" w:fill="E8E8E8" w:themeFill="background2"/>
-        <w:spacing w:before="100" w:beforeAutospacing="1" w:after="100" w:afterAutospacing="1" w:line="240" w:lineRule="auto"/>
-        <w:outlineLvl w:val="2"/>
-        <w:rPr>
-          <w:rFonts w:ascii="Times New Roman" w:eastAsia="Times New Roman" w:hAnsi="Times New Roman" w:cs="Times New Roman"/>
-          <w:b/>
-          <w:bCs/>
-          <w:kern w:val="0"/>
-          <w:sz w:val="27"/>
-          <w:szCs w:val="27"/>
-          <w14:ligatures w14:val="none"/>
-        </w:rPr>
-      </w:pPr>
-      <w:r>
-        <w:rPr>
-          <w:rFonts w:ascii="Apple Color Emoji" w:eastAsia="Times New Roman" w:hAnsi="Apple Color Emoji" w:cs="Apple Color Emoji"/>
-          <w:b/>
-          <w:bCs/>
-          <w:kern w:val="0"/>
-          <w:sz w:val="27"/>
-          <w:szCs w:val="27"/>
-          <w14:ligatures w14:val="none"/>
-        </w:rPr>
-        <w:t>🟥</w:t>
-      </w:r>
-      <w:r>
-        <w:rPr>
-          <w:rFonts w:ascii="Times New Roman" w:eastAsia="Times New Roman" w:hAnsi="Times New Roman" w:cs="Times New Roman"/>
-          <w:b/>
-          <w:bCs/>
-          <w:kern w:val="0"/>
-          <w:sz w:val="27"/>
-          <w:szCs w:val="27"/>
-          <w14:ligatures w14:val="none"/>
-        </w:rPr>
-        <w:t xml:space="preserve"> AI Response 2: Explaining Outliers and Skewness</w:t>
-      </w:r>
-    </w:p>
-    <w:p>
-      <w:pPr>
-        <w:shd w:val="clear" w:color="auto" w:fill="E8E8E8" w:themeFill="background2"/>
-        <w:spacing w:before="100" w:beforeAutospacing="1" w:after="100" w:afterAutospacing="1" w:line="240" w:lineRule="auto"/>
-        <w:rPr>
-          <w:rFonts w:ascii="Times New Roman" w:eastAsia="Times New Roman" w:hAnsi="Times New Roman" w:cs="Times New Roman"/>
-          <w:kern w:val="0"/>
-          <w14:ligatures w14:val="none"/>
-        </w:rPr>
-      </w:pPr>
-      <w:r>
-        <w:rPr>
-          <w:rFonts w:ascii="Times New Roman" w:eastAsia="Times New Roman" w:hAnsi="Times New Roman" w:cs="Times New Roman"/>
-          <w:kern w:val="0"/>
-          <w14:ligatures w14:val="none"/>
-        </w:rPr>
-        <w:t xml:space="preserve">Great question — identifying </w:t>
-      </w:r>
-      <w:r>
-        <w:rPr>
-          <w:rFonts w:ascii="Times New Roman" w:eastAsia="Times New Roman" w:hAnsi="Times New Roman" w:cs="Times New Roman"/>
-          <w:b/>
-          <w:bCs/>
-          <w:kern w:val="0"/>
-          <w14:ligatures w14:val="none"/>
-        </w:rPr>
-        <w:t>outliers</w:t>
-      </w:r>
-      <w:r>
-        <w:rPr>
-          <w:rFonts w:ascii="Times New Roman" w:eastAsia="Times New Roman" w:hAnsi="Times New Roman" w:cs="Times New Roman"/>
-          <w:kern w:val="0"/>
-          <w14:ligatures w14:val="none"/>
-        </w:rPr>
-        <w:t xml:space="preserve"> and </w:t>
-      </w:r>
-      <w:r>
-        <w:rPr>
-          <w:rFonts w:ascii="Times New Roman" w:eastAsia="Times New Roman" w:hAnsi="Times New Roman" w:cs="Times New Roman"/>
-          <w:b/>
-          <w:bCs/>
-          <w:kern w:val="0"/>
-          <w14:ligatures w14:val="none"/>
-        </w:rPr>
-        <w:t>skewness</w:t>
-      </w:r>
-      <w:r>
-        <w:rPr>
-          <w:rFonts w:ascii="Times New Roman" w:eastAsia="Times New Roman" w:hAnsi="Times New Roman" w:cs="Times New Roman"/>
-          <w:kern w:val="0"/>
-          <w14:ligatures w14:val="none"/>
-        </w:rPr>
-        <w:t xml:space="preserve"> early helps you better understand your data and anticipate problems in your regression model. Let’s break both of these down clearly and slowly.</w:t>
-      </w:r>
-    </w:p>
-    <w:p>
-      <w:pPr>
-        <w:shd w:val="clear" w:color="auto" w:fill="E8E8E8" w:themeFill="background2"/>
-        <w:spacing w:after="0" w:line="240" w:lineRule="auto"/>
-        <w:rPr>
-          <w:rFonts w:ascii="Times New Roman" w:eastAsia="Times New Roman" w:hAnsi="Times New Roman" w:cs="Times New Roman"/>
-          <w:kern w:val="0"/>
-          <w14:ligatures w14:val="none"/>
-        </w:rPr>
-      </w:pPr>
-      <w:r>
-        <w:rPr>
-          <w:rFonts w:ascii="Times New Roman" w:eastAsia="Times New Roman" w:hAnsi="Times New Roman" w:cs="Times New Roman"/>
-          <w:noProof/>
-          <w:kern w:val="0"/>
-        </w:rPr>
-        <w:pict w14:anchorId="7D97DE7B">
-          <v:rect id="_x0000_i1029" alt="" style="width:468pt;height:.05pt;mso-width-percent:0;mso-height-percent:0;mso-width-percent:0;mso-height-percent:0" o:hralign="center" o:hrstd="t" o:hr="t" fillcolor="#a0a0a0" stroked="f"/>
-        </w:pict>
-      </w:r>
-    </w:p>
-    <w:p>
-      <w:pPr>
-        <w:shd w:val="clear" w:color="auto" w:fill="E8E8E8" w:themeFill="background2"/>
-        <w:spacing w:before="100" w:beforeAutospacing="1" w:after="100" w:afterAutospacing="1" w:line="240" w:lineRule="auto"/>
-        <w:outlineLvl w:val="3"/>
-        <w:rPr>
-          <w:rFonts w:ascii="Times New Roman" w:eastAsia="Times New Roman" w:hAnsi="Times New Roman" w:cs="Times New Roman"/>
-          <w:b/>
-          <w:bCs/>
-          <w:kern w:val="0"/>
-          <w14:ligatures w14:val="none"/>
-        </w:rPr>
-      </w:pPr>
-      <w:r>
-        <w:rPr>
-          <w:rFonts w:ascii="Apple Color Emoji" w:eastAsia="Times New Roman" w:hAnsi="Apple Color Emoji" w:cs="Apple Color Emoji"/>
-          <w:b/>
-          <w:bCs/>
-          <w:kern w:val="0"/>
-          <w14:ligatures w14:val="none"/>
-        </w:rPr>
-        <w:t>🔴</w:t>
-      </w:r>
-      <w:r>
-        <w:rPr>
-          <w:rFonts w:ascii="Times New Roman" w:eastAsia="Times New Roman" w:hAnsi="Times New Roman" w:cs="Times New Roman"/>
-          <w:b/>
-          <w:bCs/>
-          <w:kern w:val="0"/>
-          <w14:ligatures w14:val="none"/>
-        </w:rPr>
-        <w:t xml:space="preserve"> What Are Outliers?</w:t>
-      </w:r>
-    </w:p>
-    <w:p>
-      <w:pPr>
-        <w:shd w:val="clear" w:color="auto" w:fill="E8E8E8" w:themeFill="background2"/>
-        <w:spacing w:before="100" w:beforeAutospacing="1" w:after="100" w:afterAutospacing="1" w:line="240" w:lineRule="auto"/>
-        <w:rPr>
-          <w:rFonts w:ascii="Times New Roman" w:eastAsia="Times New Roman" w:hAnsi="Times New Roman" w:cs="Times New Roman"/>
-          <w:kern w:val="0"/>
-          <w14:ligatures w14:val="none"/>
-        </w:rPr>
-      </w:pPr>
-      <w:r>
-        <w:rPr>
-          <w:rFonts w:ascii="Times New Roman" w:eastAsia="Times New Roman" w:hAnsi="Times New Roman" w:cs="Times New Roman"/>
-          <w:b/>
-          <w:bCs/>
-          <w:kern w:val="0"/>
-          <w14:ligatures w14:val="none"/>
-        </w:rPr>
-        <w:lastRenderedPageBreak/>
-        <w:t>Outliers</w:t>
-      </w:r>
-      <w:r>
-        <w:rPr>
-          <w:rFonts w:ascii="Times New Roman" w:eastAsia="Times New Roman" w:hAnsi="Times New Roman" w:cs="Times New Roman"/>
-          <w:kern w:val="0"/>
-          <w14:ligatures w14:val="none"/>
-        </w:rPr>
-        <w:t xml:space="preserve"> are data points that are </w:t>
-      </w:r>
-      <w:r>
-        <w:rPr>
-          <w:rFonts w:ascii="Times New Roman" w:eastAsia="Times New Roman" w:hAnsi="Times New Roman" w:cs="Times New Roman"/>
-          <w:b/>
-          <w:bCs/>
-          <w:kern w:val="0"/>
-          <w14:ligatures w14:val="none"/>
-        </w:rPr>
-        <w:t>unusually far</w:t>
-      </w:r>
-      <w:r>
-        <w:rPr>
-          <w:rFonts w:ascii="Times New Roman" w:eastAsia="Times New Roman" w:hAnsi="Times New Roman" w:cs="Times New Roman"/>
-          <w:kern w:val="0"/>
-          <w14:ligatures w14:val="none"/>
-        </w:rPr>
-        <w:t xml:space="preserve"> from the rest of the data. They can show up in either:</w:t>
-      </w:r>
-    </w:p>
-    <w:p>
-      <w:pPr>
-        <w:numPr>
-          <w:ilvl w:val="0"/>
-          <w:numId w:val="8"/>
-        </w:numPr>
-        <w:shd w:val="clear" w:color="auto" w:fill="E8E8E8" w:themeFill="background2"/>
-        <w:spacing w:before="100" w:beforeAutospacing="1" w:after="100" w:afterAutospacing="1" w:line="240" w:lineRule="auto"/>
-        <w:rPr>
-          <w:rFonts w:ascii="Times New Roman" w:eastAsia="Times New Roman" w:hAnsi="Times New Roman" w:cs="Times New Roman"/>
-          <w:kern w:val="0"/>
-          <w14:ligatures w14:val="none"/>
-        </w:rPr>
-      </w:pPr>
-      <w:r>
-        <w:rPr>
-          <w:rFonts w:ascii="Times New Roman" w:eastAsia="Times New Roman" w:hAnsi="Times New Roman" w:cs="Times New Roman"/>
-          <w:b/>
-          <w:bCs/>
-          <w:kern w:val="0"/>
-          <w14:ligatures w14:val="none"/>
-        </w:rPr>
-        <w:t>Univariate plots</w:t>
-      </w:r>
-      <w:r>
-        <w:rPr>
-          <w:rFonts w:ascii="Times New Roman" w:eastAsia="Times New Roman" w:hAnsi="Times New Roman" w:cs="Times New Roman"/>
-          <w:kern w:val="0"/>
-          <w14:ligatures w14:val="none"/>
-        </w:rPr>
-        <w:t xml:space="preserve"> (e.g., a histogram or boxplot of caffeine consumption)</w:t>
-      </w:r>
-    </w:p>
-    <w:p>
-      <w:pPr>
-        <w:numPr>
-          <w:ilvl w:val="0"/>
-          <w:numId w:val="8"/>
-        </w:numPr>
-        <w:shd w:val="clear" w:color="auto" w:fill="E8E8E8" w:themeFill="background2"/>
-        <w:spacing w:before="100" w:beforeAutospacing="1" w:after="100" w:afterAutospacing="1" w:line="240" w:lineRule="auto"/>
-        <w:rPr>
-          <w:rFonts w:ascii="Times New Roman" w:eastAsia="Times New Roman" w:hAnsi="Times New Roman" w:cs="Times New Roman"/>
-          <w:kern w:val="0"/>
-          <w14:ligatures w14:val="none"/>
-        </w:rPr>
-      </w:pPr>
-      <w:r>
-        <w:rPr>
-          <w:rFonts w:ascii="Times New Roman" w:eastAsia="Times New Roman" w:hAnsi="Times New Roman" w:cs="Times New Roman"/>
-          <w:b/>
-          <w:bCs/>
-          <w:kern w:val="0"/>
-          <w14:ligatures w14:val="none"/>
-        </w:rPr>
-        <w:t>Bivariate plots</w:t>
-      </w:r>
-      <w:r>
-        <w:rPr>
-          <w:rFonts w:ascii="Times New Roman" w:eastAsia="Times New Roman" w:hAnsi="Times New Roman" w:cs="Times New Roman"/>
-          <w:kern w:val="0"/>
-          <w14:ligatures w14:val="none"/>
-        </w:rPr>
-        <w:t xml:space="preserve"> (e.g., a scatterplot of sleep vs stress)</w:t>
-      </w:r>
-    </w:p>
-    <w:p>
-      <w:pPr>
-        <w:shd w:val="clear" w:color="auto" w:fill="E8E8E8" w:themeFill="background2"/>
-        <w:spacing w:before="100" w:beforeAutospacing="1" w:after="100" w:afterAutospacing="1" w:line="240" w:lineRule="auto"/>
-        <w:rPr>
-          <w:rFonts w:ascii="Times New Roman" w:eastAsia="Times New Roman" w:hAnsi="Times New Roman" w:cs="Times New Roman"/>
-          <w:kern w:val="0"/>
-          <w14:ligatures w14:val="none"/>
-        </w:rPr>
-      </w:pPr>
-      <w:r>
-        <w:rPr>
-          <w:rFonts w:ascii="Times New Roman" w:eastAsia="Times New Roman" w:hAnsi="Times New Roman" w:cs="Times New Roman"/>
-          <w:b/>
-          <w:bCs/>
-          <w:kern w:val="0"/>
-          <w14:ligatures w14:val="none"/>
-        </w:rPr>
-        <w:t>Why Outliers Matter:</w:t>
-      </w:r>
-    </w:p>
-    <w:p>
-      <w:pPr>
-        <w:numPr>
-          <w:ilvl w:val="0"/>
-          <w:numId w:val="9"/>
-        </w:numPr>
-        <w:shd w:val="clear" w:color="auto" w:fill="E8E8E8" w:themeFill="background2"/>
-        <w:spacing w:before="100" w:beforeAutospacing="1" w:after="100" w:afterAutospacing="1" w:line="240" w:lineRule="auto"/>
-        <w:rPr>
-          <w:rFonts w:ascii="Times New Roman" w:eastAsia="Times New Roman" w:hAnsi="Times New Roman" w:cs="Times New Roman"/>
-          <w:kern w:val="0"/>
-          <w14:ligatures w14:val="none"/>
-        </w:rPr>
-      </w:pPr>
-      <w:r>
-        <w:rPr>
-          <w:rFonts w:ascii="Times New Roman" w:eastAsia="Times New Roman" w:hAnsi="Times New Roman" w:cs="Times New Roman"/>
-          <w:kern w:val="0"/>
-          <w14:ligatures w14:val="none"/>
-        </w:rPr>
-        <w:t xml:space="preserve">In regression, outliers can </w:t>
-      </w:r>
-      <w:r>
-        <w:rPr>
-          <w:rFonts w:ascii="Times New Roman" w:eastAsia="Times New Roman" w:hAnsi="Times New Roman" w:cs="Times New Roman"/>
-          <w:b/>
-          <w:bCs/>
-          <w:kern w:val="0"/>
-          <w14:ligatures w14:val="none"/>
-        </w:rPr>
-        <w:t>pull the regression line</w:t>
-      </w:r>
-      <w:r>
-        <w:rPr>
-          <w:rFonts w:ascii="Times New Roman" w:eastAsia="Times New Roman" w:hAnsi="Times New Roman" w:cs="Times New Roman"/>
-          <w:kern w:val="0"/>
-          <w14:ligatures w14:val="none"/>
-        </w:rPr>
-        <w:t xml:space="preserve"> toward them, especially if they’re also </w:t>
-      </w:r>
-      <w:r>
-        <w:rPr>
-          <w:rFonts w:ascii="Times New Roman" w:eastAsia="Times New Roman" w:hAnsi="Times New Roman" w:cs="Times New Roman"/>
-          <w:b/>
-          <w:bCs/>
-          <w:kern w:val="0"/>
-          <w14:ligatures w14:val="none"/>
-        </w:rPr>
-        <w:t>influential</w:t>
-      </w:r>
-      <w:r>
-        <w:rPr>
-          <w:rFonts w:ascii="Times New Roman" w:eastAsia="Times New Roman" w:hAnsi="Times New Roman" w:cs="Times New Roman"/>
-          <w:kern w:val="0"/>
-          <w14:ligatures w14:val="none"/>
-        </w:rPr>
-        <w:t xml:space="preserve"> points (i.e., they lie far from the cluster of data horizontally).</w:t>
-      </w:r>
-    </w:p>
-    <w:p>
-      <w:pPr>
-        <w:numPr>
-          <w:ilvl w:val="0"/>
-          <w:numId w:val="9"/>
-        </w:numPr>
-        <w:shd w:val="clear" w:color="auto" w:fill="E8E8E8" w:themeFill="background2"/>
-        <w:spacing w:before="100" w:beforeAutospacing="1" w:after="100" w:afterAutospacing="1" w:line="240" w:lineRule="auto"/>
-        <w:rPr>
-          <w:rFonts w:ascii="Times New Roman" w:eastAsia="Times New Roman" w:hAnsi="Times New Roman" w:cs="Times New Roman"/>
-          <w:kern w:val="0"/>
-          <w14:ligatures w14:val="none"/>
-        </w:rPr>
-      </w:pPr>
-      <w:r>
-        <w:rPr>
-          <w:rFonts w:ascii="Times New Roman" w:eastAsia="Times New Roman" w:hAnsi="Times New Roman" w:cs="Times New Roman"/>
-          <w:kern w:val="0"/>
-          <w14:ligatures w14:val="none"/>
-        </w:rPr>
-        <w:t xml:space="preserve">They can </w:t>
-      </w:r>
-      <w:r>
-        <w:rPr>
-          <w:rFonts w:ascii="Times New Roman" w:eastAsia="Times New Roman" w:hAnsi="Times New Roman" w:cs="Times New Roman"/>
-          <w:b/>
-          <w:bCs/>
-          <w:kern w:val="0"/>
-          <w14:ligatures w14:val="none"/>
-        </w:rPr>
-        <w:t>inflate residuals</w:t>
-      </w:r>
-      <w:r>
-        <w:rPr>
-          <w:rFonts w:ascii="Times New Roman" w:eastAsia="Times New Roman" w:hAnsi="Times New Roman" w:cs="Times New Roman"/>
-          <w:kern w:val="0"/>
-          <w14:ligatures w14:val="none"/>
-        </w:rPr>
-        <w:t>, affect estimates, and distort R-squared.</w:t>
-      </w:r>
-    </w:p>
-    <w:p>
-      <w:pPr>
-        <w:shd w:val="clear" w:color="auto" w:fill="E8E8E8" w:themeFill="background2"/>
-        <w:spacing w:before="100" w:beforeAutospacing="1" w:after="100" w:afterAutospacing="1" w:line="240" w:lineRule="auto"/>
-        <w:rPr>
-          <w:rFonts w:ascii="Times New Roman" w:eastAsia="Times New Roman" w:hAnsi="Times New Roman" w:cs="Times New Roman"/>
-          <w:kern w:val="0"/>
-          <w14:ligatures w14:val="none"/>
-        </w:rPr>
-      </w:pPr>
-      <w:r>
-        <w:rPr>
-          <w:rFonts w:ascii="Times New Roman" w:eastAsia="Times New Roman" w:hAnsi="Times New Roman" w:cs="Times New Roman"/>
-          <w:b/>
-          <w:bCs/>
-          <w:kern w:val="0"/>
-          <w14:ligatures w14:val="none"/>
-        </w:rPr>
-        <w:t>Reflective Questions:</w:t>
-      </w:r>
-    </w:p>
-    <w:p>
-      <w:pPr>
-        <w:shd w:val="clear" w:color="auto" w:fill="E8E8E8" w:themeFill="background2"/>
-        <w:spacing w:before="100" w:beforeAutospacing="1" w:after="100" w:afterAutospacing="1" w:line="240" w:lineRule="auto"/>
-        <w:rPr>
-          <w:rFonts w:ascii="Times New Roman" w:eastAsia="Times New Roman" w:hAnsi="Times New Roman" w:cs="Times New Roman"/>
-          <w:kern w:val="0"/>
-          <w14:ligatures w14:val="none"/>
-        </w:rPr>
-      </w:pPr>
-      <w:r>
-        <w:rPr>
-          <w:rFonts w:ascii="Times New Roman" w:eastAsia="Times New Roman" w:hAnsi="Times New Roman" w:cs="Times New Roman"/>
-          <w:i/>
-          <w:iCs/>
-          <w:kern w:val="0"/>
-          <w14:ligatures w14:val="none"/>
-        </w:rPr>
-        <w:t>Is this point truly an error, or just a rare but valid observation?</w:t>
-      </w:r>
-      <w:r>
-        <w:rPr>
-          <w:rFonts w:ascii="Times New Roman" w:eastAsia="Times New Roman" w:hAnsi="Times New Roman" w:cs="Times New Roman"/>
-          <w:kern w:val="0"/>
-          <w14:ligatures w14:val="none"/>
-        </w:rPr>
-        <w:br/>
-      </w:r>
-      <w:r>
-        <w:rPr>
-          <w:rFonts w:ascii="Times New Roman" w:eastAsia="Times New Roman" w:hAnsi="Times New Roman" w:cs="Times New Roman"/>
-          <w:i/>
-          <w:iCs/>
-          <w:kern w:val="0"/>
-          <w14:ligatures w14:val="none"/>
-        </w:rPr>
-        <w:t>What would happen to your regression coefficients if you removed this point?</w:t>
-      </w:r>
-      <w:r>
-        <w:rPr>
-          <w:rFonts w:ascii="Times New Roman" w:eastAsia="Times New Roman" w:hAnsi="Times New Roman" w:cs="Times New Roman"/>
-          <w:kern w:val="0"/>
-          <w14:ligatures w14:val="none"/>
-        </w:rPr>
-        <w:br/>
-      </w:r>
-      <w:r>
-        <w:rPr>
-          <w:rFonts w:ascii="Times New Roman" w:eastAsia="Times New Roman" w:hAnsi="Times New Roman" w:cs="Times New Roman"/>
-          <w:i/>
-          <w:iCs/>
-          <w:kern w:val="0"/>
-          <w14:ligatures w14:val="none"/>
-        </w:rPr>
-        <w:t>Could this outlier indicate a subgroup or condition worth exploring further?</w:t>
-      </w:r>
-    </w:p>
-    <w:p>
-      <w:pPr>
-        <w:shd w:val="clear" w:color="auto" w:fill="E8E8E8" w:themeFill="background2"/>
-        <w:spacing w:after="0" w:line="240" w:lineRule="auto"/>
-        <w:rPr>
-          <w:rFonts w:ascii="Times New Roman" w:eastAsia="Times New Roman" w:hAnsi="Times New Roman" w:cs="Times New Roman"/>
-          <w:kern w:val="0"/>
-          <w14:ligatures w14:val="none"/>
-        </w:rPr>
-      </w:pPr>
-      <w:r>
-        <w:rPr>
-          <w:rFonts w:ascii="Times New Roman" w:eastAsia="Times New Roman" w:hAnsi="Times New Roman" w:cs="Times New Roman"/>
-          <w:noProof/>
-          <w:kern w:val="0"/>
-        </w:rPr>
-        <w:pict w14:anchorId="1F6312C9">
-          <v:rect id="_x0000_i1028" alt="" style="width:468pt;height:.05pt;mso-width-percent:0;mso-height-percent:0;mso-width-percent:0;mso-height-percent:0" o:hralign="center" o:hrstd="t" o:hr="t" fillcolor="#a0a0a0" stroked="f"/>
-        </w:pict>
-      </w:r>
-    </w:p>
-    <w:p>
-      <w:pPr>
-        <w:shd w:val="clear" w:color="auto" w:fill="E8E8E8" w:themeFill="background2"/>
-        <w:spacing w:before="100" w:beforeAutospacing="1" w:after="100" w:afterAutospacing="1" w:line="240" w:lineRule="auto"/>
-        <w:outlineLvl w:val="3"/>
-        <w:rPr>
-          <w:rFonts w:ascii="Times New Roman" w:eastAsia="Times New Roman" w:hAnsi="Times New Roman" w:cs="Times New Roman"/>
-          <w:b/>
-          <w:bCs/>
-          <w:kern w:val="0"/>
-          <w14:ligatures w14:val="none"/>
-        </w:rPr>
-      </w:pPr>
-      <w:r>
-        <w:rPr>
-          <w:rFonts w:ascii="Apple Color Emoji" w:eastAsia="Times New Roman" w:hAnsi="Apple Color Emoji" w:cs="Apple Color Emoji"/>
-          <w:b/>
-          <w:bCs/>
-          <w:kern w:val="0"/>
-          <w14:ligatures w14:val="none"/>
-        </w:rPr>
-        <w:t>🔄</w:t>
-      </w:r>
-      <w:r>
-        <w:rPr>
-          <w:rFonts w:ascii="Times New Roman" w:eastAsia="Times New Roman" w:hAnsi="Times New Roman" w:cs="Times New Roman"/>
-          <w:b/>
-          <w:bCs/>
-          <w:kern w:val="0"/>
-          <w14:ligatures w14:val="none"/>
-        </w:rPr>
-        <w:t xml:space="preserve"> What Is Skewness?</w:t>
-      </w:r>
-    </w:p>
-    <w:p>
-      <w:pPr>
-        <w:shd w:val="clear" w:color="auto" w:fill="E8E8E8" w:themeFill="background2"/>
-        <w:spacing w:before="100" w:beforeAutospacing="1" w:after="100" w:afterAutospacing="1" w:line="240" w:lineRule="auto"/>
-        <w:rPr>
-          <w:rFonts w:ascii="Times New Roman" w:eastAsia="Times New Roman" w:hAnsi="Times New Roman" w:cs="Times New Roman"/>
-          <w:kern w:val="0"/>
-          <w14:ligatures w14:val="none"/>
-        </w:rPr>
-      </w:pPr>
-      <w:r>
-        <w:rPr>
-          <w:rFonts w:ascii="Times New Roman" w:eastAsia="Times New Roman" w:hAnsi="Times New Roman" w:cs="Times New Roman"/>
-          <w:b/>
-          <w:bCs/>
-          <w:kern w:val="0"/>
-          <w14:ligatures w14:val="none"/>
-        </w:rPr>
-        <w:t>Skewness</w:t>
-      </w:r>
-      <w:r>
-        <w:rPr>
-          <w:rFonts w:ascii="Times New Roman" w:eastAsia="Times New Roman" w:hAnsi="Times New Roman" w:cs="Times New Roman"/>
-          <w:kern w:val="0"/>
-          <w14:ligatures w14:val="none"/>
-        </w:rPr>
-        <w:t xml:space="preserve"> refers to how </w:t>
-      </w:r>
-      <w:r>
-        <w:rPr>
-          <w:rFonts w:ascii="Times New Roman" w:eastAsia="Times New Roman" w:hAnsi="Times New Roman" w:cs="Times New Roman"/>
-          <w:b/>
-          <w:bCs/>
-          <w:kern w:val="0"/>
-          <w14:ligatures w14:val="none"/>
-        </w:rPr>
-        <w:t>asymmetrical</w:t>
-      </w:r>
-      <w:r>
-        <w:rPr>
-          <w:rFonts w:ascii="Times New Roman" w:eastAsia="Times New Roman" w:hAnsi="Times New Roman" w:cs="Times New Roman"/>
-          <w:kern w:val="0"/>
-          <w14:ligatures w14:val="none"/>
-        </w:rPr>
-        <w:t xml:space="preserve"> the distribution of a variable is.</w:t>
-      </w:r>
-    </w:p>
-    <w:p>
-      <w:pPr>
-        <w:numPr>
-          <w:ilvl w:val="0"/>
-          <w:numId w:val="10"/>
-        </w:numPr>
-        <w:shd w:val="clear" w:color="auto" w:fill="E8E8E8" w:themeFill="background2"/>
-        <w:spacing w:before="100" w:beforeAutospacing="1" w:after="100" w:afterAutospacing="1" w:line="240" w:lineRule="auto"/>
-        <w:rPr>
-          <w:rFonts w:ascii="Times New Roman" w:eastAsia="Times New Roman" w:hAnsi="Times New Roman" w:cs="Times New Roman"/>
-          <w:kern w:val="0"/>
-          <w14:ligatures w14:val="none"/>
-        </w:rPr>
-      </w:pPr>
-      <w:r>
-        <w:rPr>
-          <w:rFonts w:ascii="Times New Roman" w:eastAsia="Times New Roman" w:hAnsi="Times New Roman" w:cs="Times New Roman"/>
-          <w:kern w:val="0"/>
-          <w14:ligatures w14:val="none"/>
-        </w:rPr>
-        <w:t xml:space="preserve">A </w:t>
-      </w:r>
-      <w:r>
-        <w:rPr>
-          <w:rFonts w:ascii="Times New Roman" w:eastAsia="Times New Roman" w:hAnsi="Times New Roman" w:cs="Times New Roman"/>
-          <w:b/>
-          <w:bCs/>
-          <w:kern w:val="0"/>
-          <w14:ligatures w14:val="none"/>
-        </w:rPr>
-        <w:t>symmetrical distribution</w:t>
-      </w:r>
-      <w:r>
-        <w:rPr>
-          <w:rFonts w:ascii="Times New Roman" w:eastAsia="Times New Roman" w:hAnsi="Times New Roman" w:cs="Times New Roman"/>
-          <w:kern w:val="0"/>
-          <w14:ligatures w14:val="none"/>
-        </w:rPr>
-        <w:t xml:space="preserve"> (like a normal curve) has balanced tails.</w:t>
-      </w:r>
-    </w:p>
-    <w:p>
-      <w:pPr>
-        <w:numPr>
-          <w:ilvl w:val="0"/>
-          <w:numId w:val="10"/>
-        </w:numPr>
-        <w:shd w:val="clear" w:color="auto" w:fill="E8E8E8" w:themeFill="background2"/>
-        <w:spacing w:before="100" w:beforeAutospacing="1" w:after="100" w:afterAutospacing="1" w:line="240" w:lineRule="auto"/>
-        <w:rPr>
-          <w:rFonts w:ascii="Times New Roman" w:eastAsia="Times New Roman" w:hAnsi="Times New Roman" w:cs="Times New Roman"/>
-          <w:kern w:val="0"/>
-          <w14:ligatures w14:val="none"/>
-        </w:rPr>
-      </w:pPr>
-      <w:r>
-        <w:rPr>
-          <w:rFonts w:ascii="Times New Roman" w:eastAsia="Times New Roman" w:hAnsi="Times New Roman" w:cs="Times New Roman"/>
-          <w:kern w:val="0"/>
-          <w14:ligatures w14:val="none"/>
-        </w:rPr>
-        <w:t xml:space="preserve">A </w:t>
-      </w:r>
-      <w:r>
-        <w:rPr>
-          <w:rFonts w:ascii="Times New Roman" w:eastAsia="Times New Roman" w:hAnsi="Times New Roman" w:cs="Times New Roman"/>
-          <w:b/>
-          <w:bCs/>
-          <w:kern w:val="0"/>
-          <w14:ligatures w14:val="none"/>
-        </w:rPr>
-        <w:t>right-skewed</w:t>
-      </w:r>
-      <w:r>
-        <w:rPr>
-          <w:rFonts w:ascii="Times New Roman" w:eastAsia="Times New Roman" w:hAnsi="Times New Roman" w:cs="Times New Roman"/>
-          <w:kern w:val="0"/>
-          <w14:ligatures w14:val="none"/>
-        </w:rPr>
-        <w:t xml:space="preserve"> distribution has a long tail to the </w:t>
-      </w:r>
-      <w:r>
-        <w:rPr>
-          <w:rFonts w:ascii="Times New Roman" w:eastAsia="Times New Roman" w:hAnsi="Times New Roman" w:cs="Times New Roman"/>
-          <w:b/>
-          <w:bCs/>
-          <w:kern w:val="0"/>
-          <w14:ligatures w14:val="none"/>
-        </w:rPr>
-        <w:t>right</w:t>
-      </w:r>
-      <w:r>
-        <w:rPr>
-          <w:rFonts w:ascii="Times New Roman" w:eastAsia="Times New Roman" w:hAnsi="Times New Roman" w:cs="Times New Roman"/>
-          <w:kern w:val="0"/>
-          <w14:ligatures w14:val="none"/>
-        </w:rPr>
-        <w:t xml:space="preserve"> (positive skew).</w:t>
-      </w:r>
-    </w:p>
-    <w:p>
-      <w:pPr>
-        <w:numPr>
-          <w:ilvl w:val="0"/>
-          <w:numId w:val="10"/>
-        </w:numPr>
-        <w:shd w:val="clear" w:color="auto" w:fill="E8E8E8" w:themeFill="background2"/>
-        <w:spacing w:before="100" w:beforeAutospacing="1" w:after="100" w:afterAutospacing="1" w:line="240" w:lineRule="auto"/>
-        <w:rPr>
-          <w:rFonts w:ascii="Times New Roman" w:eastAsia="Times New Roman" w:hAnsi="Times New Roman" w:cs="Times New Roman"/>
-          <w:kern w:val="0"/>
-          <w14:ligatures w14:val="none"/>
-        </w:rPr>
-      </w:pPr>
-      <w:r>
-        <w:rPr>
-          <w:rFonts w:ascii="Times New Roman" w:eastAsia="Times New Roman" w:hAnsi="Times New Roman" w:cs="Times New Roman"/>
-          <w:kern w:val="0"/>
-          <w14:ligatures w14:val="none"/>
-        </w:rPr>
-        <w:t xml:space="preserve">A </w:t>
-      </w:r>
-      <w:r>
-        <w:rPr>
-          <w:rFonts w:ascii="Times New Roman" w:eastAsia="Times New Roman" w:hAnsi="Times New Roman" w:cs="Times New Roman"/>
-          <w:b/>
-          <w:bCs/>
-          <w:kern w:val="0"/>
-          <w14:ligatures w14:val="none"/>
-        </w:rPr>
-        <w:t>left-skewed</w:t>
-      </w:r>
-      <w:r>
-        <w:rPr>
-          <w:rFonts w:ascii="Times New Roman" w:eastAsia="Times New Roman" w:hAnsi="Times New Roman" w:cs="Times New Roman"/>
-          <w:kern w:val="0"/>
-          <w14:ligatures w14:val="none"/>
-        </w:rPr>
-        <w:t xml:space="preserve"> distribution has a long tail to the </w:t>
-      </w:r>
-      <w:r>
-        <w:rPr>
-          <w:rFonts w:ascii="Times New Roman" w:eastAsia="Times New Roman" w:hAnsi="Times New Roman" w:cs="Times New Roman"/>
-          <w:b/>
-          <w:bCs/>
-          <w:kern w:val="0"/>
-          <w14:ligatures w14:val="none"/>
-        </w:rPr>
-        <w:t>left</w:t>
-      </w:r>
-      <w:r>
-        <w:rPr>
-          <w:rFonts w:ascii="Times New Roman" w:eastAsia="Times New Roman" w:hAnsi="Times New Roman" w:cs="Times New Roman"/>
-          <w:kern w:val="0"/>
-          <w14:ligatures w14:val="none"/>
-        </w:rPr>
-        <w:t xml:space="preserve"> (negative skew).</w:t>
-      </w:r>
-    </w:p>
-    <w:p>
-      <w:pPr>
-        <w:shd w:val="clear" w:color="auto" w:fill="E8E8E8" w:themeFill="background2"/>
-        <w:spacing w:before="100" w:beforeAutospacing="1" w:after="100" w:afterAutospacing="1" w:line="240" w:lineRule="auto"/>
-        <w:rPr>
-          <w:rFonts w:ascii="Times New Roman" w:eastAsia="Times New Roman" w:hAnsi="Times New Roman" w:cs="Times New Roman"/>
-          <w:kern w:val="0"/>
-          <w14:ligatures w14:val="none"/>
-        </w:rPr>
-      </w:pPr>
-      <w:r>
-        <w:rPr>
-          <w:rFonts w:ascii="Times New Roman" w:eastAsia="Times New Roman" w:hAnsi="Times New Roman" w:cs="Times New Roman"/>
-          <w:b/>
-          <w:bCs/>
-          <w:kern w:val="0"/>
-          <w14:ligatures w14:val="none"/>
-        </w:rPr>
-        <w:t>Examples:</w:t>
-      </w:r>
-    </w:p>
-    <w:p>
-      <w:pPr>
-        <w:numPr>
-          <w:ilvl w:val="0"/>
-          <w:numId w:val="11"/>
-        </w:numPr>
-        <w:shd w:val="clear" w:color="auto" w:fill="E8E8E8" w:themeFill="background2"/>
-        <w:spacing w:before="100" w:beforeAutospacing="1" w:after="100" w:afterAutospacing="1" w:line="240" w:lineRule="auto"/>
-        <w:rPr>
-          <w:rFonts w:ascii="Times New Roman" w:eastAsia="Times New Roman" w:hAnsi="Times New Roman" w:cs="Times New Roman"/>
-          <w:kern w:val="0"/>
-          <w14:ligatures w14:val="none"/>
-        </w:rPr>
-      </w:pPr>
-      <w:r>
-        <w:rPr>
-          <w:rFonts w:ascii="Times New Roman" w:eastAsia="Times New Roman" w:hAnsi="Times New Roman" w:cs="Times New Roman"/>
-          <w:kern w:val="0"/>
-          <w14:ligatures w14:val="none"/>
-        </w:rPr>
-        <w:t>Caffeine might be right-skewed if most people consume small amounts, but a few drink large amounts (e.g., energy drink users).</w:t>
-      </w:r>
-    </w:p>
-    <w:p>
-      <w:pPr>
-        <w:numPr>
-          <w:ilvl w:val="0"/>
-          <w:numId w:val="11"/>
-        </w:numPr>
-        <w:shd w:val="clear" w:color="auto" w:fill="E8E8E8" w:themeFill="background2"/>
-        <w:spacing w:before="100" w:beforeAutospacing="1" w:after="100" w:afterAutospacing="1" w:line="240" w:lineRule="auto"/>
-        <w:rPr>
-          <w:rFonts w:ascii="Times New Roman" w:eastAsia="Times New Roman" w:hAnsi="Times New Roman" w:cs="Times New Roman"/>
-          <w:kern w:val="0"/>
-          <w14:ligatures w14:val="none"/>
-        </w:rPr>
-      </w:pPr>
-      <w:r>
-        <w:rPr>
-          <w:rFonts w:ascii="Times New Roman" w:eastAsia="Times New Roman" w:hAnsi="Times New Roman" w:cs="Times New Roman"/>
-          <w:kern w:val="0"/>
-          <w14:ligatures w14:val="none"/>
-        </w:rPr>
-        <w:t>Stress might be skewed if most people report low stress, but a few report very high levels.</w:t>
-      </w:r>
-    </w:p>
-    <w:p>
-      <w:pPr>
-        <w:shd w:val="clear" w:color="auto" w:fill="E8E8E8" w:themeFill="background2"/>
-        <w:spacing w:before="100" w:beforeAutospacing="1" w:after="100" w:afterAutospacing="1" w:line="240" w:lineRule="auto"/>
-        <w:rPr>
-          <w:rFonts w:ascii="Times New Roman" w:eastAsia="Times New Roman" w:hAnsi="Times New Roman" w:cs="Times New Roman"/>
-          <w:kern w:val="0"/>
-          <w14:ligatures w14:val="none"/>
-        </w:rPr>
-      </w:pPr>
-      <w:r>
-        <w:rPr>
-          <w:rFonts w:ascii="Times New Roman" w:eastAsia="Times New Roman" w:hAnsi="Times New Roman" w:cs="Times New Roman"/>
-          <w:b/>
-          <w:bCs/>
-          <w:kern w:val="0"/>
-          <w14:ligatures w14:val="none"/>
-        </w:rPr>
-        <w:t>Why Skewness Matters in Regression:</w:t>
-      </w:r>
-    </w:p>
-    <w:p>
-      <w:pPr>
-        <w:numPr>
-          <w:ilvl w:val="0"/>
-          <w:numId w:val="12"/>
-        </w:numPr>
-        <w:shd w:val="clear" w:color="auto" w:fill="E8E8E8" w:themeFill="background2"/>
-        <w:spacing w:before="100" w:beforeAutospacing="1" w:after="100" w:afterAutospacing="1" w:line="240" w:lineRule="auto"/>
-        <w:rPr>
-          <w:rFonts w:ascii="Times New Roman" w:eastAsia="Times New Roman" w:hAnsi="Times New Roman" w:cs="Times New Roman"/>
-          <w:kern w:val="0"/>
-          <w14:ligatures w14:val="none"/>
-        </w:rPr>
-      </w:pPr>
-      <w:r>
-        <w:rPr>
-          <w:rFonts w:ascii="Times New Roman" w:eastAsia="Times New Roman" w:hAnsi="Times New Roman" w:cs="Times New Roman"/>
-          <w:b/>
-          <w:bCs/>
-          <w:kern w:val="0"/>
-          <w14:ligatures w14:val="none"/>
-        </w:rPr>
-        <w:t>Severely skewed predictors</w:t>
-      </w:r>
-      <w:r>
-        <w:rPr>
-          <w:rFonts w:ascii="Times New Roman" w:eastAsia="Times New Roman" w:hAnsi="Times New Roman" w:cs="Times New Roman"/>
-          <w:kern w:val="0"/>
-          <w14:ligatures w14:val="none"/>
-        </w:rPr>
-        <w:t xml:space="preserve"> can violate the assumption of </w:t>
-      </w:r>
-      <w:r>
-        <w:rPr>
-          <w:rFonts w:ascii="Times New Roman" w:eastAsia="Times New Roman" w:hAnsi="Times New Roman" w:cs="Times New Roman"/>
-          <w:b/>
-          <w:bCs/>
-          <w:kern w:val="0"/>
-          <w14:ligatures w14:val="none"/>
-        </w:rPr>
-        <w:t>linearity</w:t>
-      </w:r>
-      <w:r>
-        <w:rPr>
-          <w:rFonts w:ascii="Times New Roman" w:eastAsia="Times New Roman" w:hAnsi="Times New Roman" w:cs="Times New Roman"/>
-          <w:kern w:val="0"/>
-          <w14:ligatures w14:val="none"/>
-        </w:rPr>
-        <w:t xml:space="preserve"> or </w:t>
-      </w:r>
-      <w:r>
-        <w:rPr>
-          <w:rFonts w:ascii="Times New Roman" w:eastAsia="Times New Roman" w:hAnsi="Times New Roman" w:cs="Times New Roman"/>
-          <w:b/>
-          <w:bCs/>
-          <w:kern w:val="0"/>
-          <w14:ligatures w14:val="none"/>
-        </w:rPr>
-        <w:t>normality of residuals</w:t>
-      </w:r>
-      <w:r>
-        <w:rPr>
-          <w:rFonts w:ascii="Times New Roman" w:eastAsia="Times New Roman" w:hAnsi="Times New Roman" w:cs="Times New Roman"/>
-          <w:kern w:val="0"/>
-          <w14:ligatures w14:val="none"/>
-        </w:rPr>
-        <w:t>.</w:t>
-      </w:r>
-    </w:p>
-    <w:p>
-      <w:pPr>
-        <w:numPr>
-          <w:ilvl w:val="0"/>
-          <w:numId w:val="12"/>
-        </w:numPr>
-        <w:shd w:val="clear" w:color="auto" w:fill="E8E8E8" w:themeFill="background2"/>
-        <w:spacing w:before="100" w:beforeAutospacing="1" w:after="100" w:afterAutospacing="1" w:line="240" w:lineRule="auto"/>
-        <w:rPr>
-          <w:rFonts w:ascii="Times New Roman" w:eastAsia="Times New Roman" w:hAnsi="Times New Roman" w:cs="Times New Roman"/>
-          <w:kern w:val="0"/>
-          <w14:ligatures w14:val="none"/>
-        </w:rPr>
-      </w:pPr>
-      <w:r>
-        <w:rPr>
-          <w:rFonts w:ascii="Times New Roman" w:eastAsia="Times New Roman" w:hAnsi="Times New Roman" w:cs="Times New Roman"/>
-          <w:b/>
-          <w:bCs/>
-          <w:kern w:val="0"/>
-          <w14:ligatures w14:val="none"/>
-        </w:rPr>
-        <w:t>Skewed response variables</w:t>
-      </w:r>
-      <w:r>
-        <w:rPr>
-          <w:rFonts w:ascii="Times New Roman" w:eastAsia="Times New Roman" w:hAnsi="Times New Roman" w:cs="Times New Roman"/>
-          <w:kern w:val="0"/>
-          <w14:ligatures w14:val="none"/>
-        </w:rPr>
-        <w:t xml:space="preserve"> can affect </w:t>
-      </w:r>
-      <w:r>
-        <w:rPr>
-          <w:rFonts w:ascii="Times New Roman" w:eastAsia="Times New Roman" w:hAnsi="Times New Roman" w:cs="Times New Roman"/>
-          <w:b/>
-          <w:bCs/>
-          <w:kern w:val="0"/>
-          <w14:ligatures w14:val="none"/>
-        </w:rPr>
-        <w:t>prediction accuracy</w:t>
-      </w:r>
-      <w:r>
-        <w:rPr>
-          <w:rFonts w:ascii="Times New Roman" w:eastAsia="Times New Roman" w:hAnsi="Times New Roman" w:cs="Times New Roman"/>
-          <w:kern w:val="0"/>
-          <w14:ligatures w14:val="none"/>
-        </w:rPr>
-        <w:t xml:space="preserve"> and </w:t>
-      </w:r>
-      <w:r>
-        <w:rPr>
-          <w:rFonts w:ascii="Times New Roman" w:eastAsia="Times New Roman" w:hAnsi="Times New Roman" w:cs="Times New Roman"/>
-          <w:b/>
-          <w:bCs/>
-          <w:kern w:val="0"/>
-          <w14:ligatures w14:val="none"/>
-        </w:rPr>
-        <w:t>confidence intervals</w:t>
-      </w:r>
-      <w:r>
-        <w:rPr>
-          <w:rFonts w:ascii="Times New Roman" w:eastAsia="Times New Roman" w:hAnsi="Times New Roman" w:cs="Times New Roman"/>
-          <w:kern w:val="0"/>
-          <w14:ligatures w14:val="none"/>
-        </w:rPr>
-        <w:t>.</w:t>
-      </w:r>
-    </w:p>
-    <w:p>
-      <w:pPr>
-        <w:numPr>
-          <w:ilvl w:val="0"/>
-          <w:numId w:val="12"/>
-        </w:numPr>
-        <w:shd w:val="clear" w:color="auto" w:fill="E8E8E8" w:themeFill="background2"/>
-        <w:spacing w:before="100" w:beforeAutospacing="1" w:after="100" w:afterAutospacing="1" w:line="240" w:lineRule="auto"/>
-        <w:rPr>
-          <w:rFonts w:ascii="Times New Roman" w:eastAsia="Times New Roman" w:hAnsi="Times New Roman" w:cs="Times New Roman"/>
-          <w:kern w:val="0"/>
-          <w14:ligatures w14:val="none"/>
-        </w:rPr>
-      </w:pPr>
-      <w:r>
-        <w:rPr>
-          <w:rFonts w:ascii="Times New Roman" w:eastAsia="Times New Roman" w:hAnsi="Times New Roman" w:cs="Times New Roman"/>
-          <w:kern w:val="0"/>
-          <w14:ligatures w14:val="none"/>
-        </w:rPr>
-        <w:t xml:space="preserve">Sometimes a </w:t>
-      </w:r>
-      <w:r>
-        <w:rPr>
-          <w:rFonts w:ascii="Times New Roman" w:eastAsia="Times New Roman" w:hAnsi="Times New Roman" w:cs="Times New Roman"/>
-          <w:b/>
-          <w:bCs/>
-          <w:kern w:val="0"/>
-          <w14:ligatures w14:val="none"/>
-        </w:rPr>
-        <w:t>transformation</w:t>
-      </w:r>
-      <w:r>
-        <w:rPr>
-          <w:rFonts w:ascii="Times New Roman" w:eastAsia="Times New Roman" w:hAnsi="Times New Roman" w:cs="Times New Roman"/>
-          <w:kern w:val="0"/>
-          <w14:ligatures w14:val="none"/>
-        </w:rPr>
-        <w:t xml:space="preserve"> (like log or square root) helps reduce skewness and stabilize variance.</w:t>
-      </w:r>
-    </w:p>
-    <w:p>
-      <w:pPr>
-        <w:shd w:val="clear" w:color="auto" w:fill="E8E8E8" w:themeFill="background2"/>
-        <w:spacing w:before="100" w:beforeAutospacing="1" w:after="100" w:afterAutospacing="1" w:line="240" w:lineRule="auto"/>
-        <w:rPr>
-          <w:rFonts w:ascii="Times New Roman" w:eastAsia="Times New Roman" w:hAnsi="Times New Roman" w:cs="Times New Roman"/>
-          <w:kern w:val="0"/>
-          <w14:ligatures w14:val="none"/>
-        </w:rPr>
-      </w:pPr>
-      <w:r>
-        <w:rPr>
-          <w:rFonts w:ascii="Times New Roman" w:eastAsia="Times New Roman" w:hAnsi="Times New Roman" w:cs="Times New Roman"/>
-          <w:b/>
-          <w:bCs/>
-          <w:kern w:val="0"/>
-          <w14:ligatures w14:val="none"/>
-        </w:rPr>
-        <w:t>Reflective Questions:</w:t>
-      </w:r>
-    </w:p>
-    <w:p>
-      <w:pPr>
-        <w:shd w:val="clear" w:color="auto" w:fill="E8E8E8" w:themeFill="background2"/>
-        <w:spacing w:before="100" w:beforeAutospacing="1" w:after="100" w:afterAutospacing="1" w:line="240" w:lineRule="auto"/>
-        <w:rPr>
-          <w:rFonts w:ascii="Times New Roman" w:eastAsia="Times New Roman" w:hAnsi="Times New Roman" w:cs="Times New Roman"/>
-          <w:kern w:val="0"/>
-          <w14:ligatures w14:val="none"/>
-        </w:rPr>
-      </w:pPr>
-      <w:r>
-        <w:rPr>
-          <w:rFonts w:ascii="Times New Roman" w:eastAsia="Times New Roman" w:hAnsi="Times New Roman" w:cs="Times New Roman"/>
-          <w:i/>
-          <w:iCs/>
-          <w:kern w:val="0"/>
-          <w14:ligatures w14:val="none"/>
-        </w:rPr>
-        <w:lastRenderedPageBreak/>
-        <w:t>What does the histogram or boxplot tell me about the shape of this variable?</w:t>
-      </w:r>
-      <w:r>
-        <w:rPr>
-          <w:rFonts w:ascii="Times New Roman" w:eastAsia="Times New Roman" w:hAnsi="Times New Roman" w:cs="Times New Roman"/>
-          <w:kern w:val="0"/>
-          <w14:ligatures w14:val="none"/>
-        </w:rPr>
-        <w:br/>
-      </w:r>
-      <w:r>
-        <w:rPr>
-          <w:rFonts w:ascii="Times New Roman" w:eastAsia="Times New Roman" w:hAnsi="Times New Roman" w:cs="Times New Roman"/>
-          <w:i/>
-          <w:iCs/>
-          <w:kern w:val="0"/>
-          <w14:ligatures w14:val="none"/>
-        </w:rPr>
-        <w:t>Would a transformation make sense here, or would it make interpretation harder?</w:t>
-      </w:r>
-      <w:r>
-        <w:rPr>
-          <w:rFonts w:ascii="Times New Roman" w:eastAsia="Times New Roman" w:hAnsi="Times New Roman" w:cs="Times New Roman"/>
-          <w:kern w:val="0"/>
-          <w14:ligatures w14:val="none"/>
-        </w:rPr>
-        <w:br/>
-      </w:r>
-      <w:r>
-        <w:rPr>
-          <w:rFonts w:ascii="Times New Roman" w:eastAsia="Times New Roman" w:hAnsi="Times New Roman" w:cs="Times New Roman"/>
-          <w:i/>
-          <w:iCs/>
-          <w:kern w:val="0"/>
-          <w14:ligatures w14:val="none"/>
-        </w:rPr>
-        <w:t>Is this skewness a feature of the data (e.g., caffeine use in this population), or a problem?</w:t>
-      </w:r>
-    </w:p>
-    <w:p>
-      <w:pPr>
-        <w:shd w:val="clear" w:color="auto" w:fill="E8E8E8" w:themeFill="background2"/>
-        <w:spacing w:after="0" w:line="240" w:lineRule="auto"/>
-        <w:rPr>
-          <w:rFonts w:ascii="Times New Roman" w:eastAsia="Times New Roman" w:hAnsi="Times New Roman" w:cs="Times New Roman"/>
-          <w:kern w:val="0"/>
-          <w14:ligatures w14:val="none"/>
-        </w:rPr>
-      </w:pPr>
-      <w:r>
-        <w:rPr>
-          <w:rFonts w:ascii="Times New Roman" w:eastAsia="Times New Roman" w:hAnsi="Times New Roman" w:cs="Times New Roman"/>
-          <w:noProof/>
-          <w:kern w:val="0"/>
-        </w:rPr>
-        <w:pict w14:anchorId="7605B8F8">
-          <v:rect id="_x0000_i1027" alt="" style="width:468pt;height:.05pt;mso-width-percent:0;mso-height-percent:0;mso-width-percent:0;mso-height-percent:0" o:hralign="center" o:hrstd="t" o:hr="t" fillcolor="#a0a0a0" stroked="f"/>
-        </w:pict>
-      </w:r>
-    </w:p>
-    <w:p>
-      <w:pPr>
-        <w:shd w:val="clear" w:color="auto" w:fill="E8E8E8" w:themeFill="background2"/>
-        <w:spacing w:before="100" w:beforeAutospacing="1" w:after="100" w:afterAutospacing="1" w:line="240" w:lineRule="auto"/>
-        <w:outlineLvl w:val="3"/>
-        <w:rPr>
-          <w:rFonts w:ascii="Times New Roman" w:eastAsia="Times New Roman" w:hAnsi="Times New Roman" w:cs="Times New Roman"/>
-          <w:b/>
-          <w:bCs/>
-          <w:kern w:val="0"/>
-          <w14:ligatures w14:val="none"/>
-        </w:rPr>
-      </w:pPr>
-      <w:r>
-        <w:rPr>
-          <w:rFonts w:ascii="Apple Color Emoji" w:eastAsia="Times New Roman" w:hAnsi="Apple Color Emoji" w:cs="Apple Color Emoji"/>
-          <w:b/>
-          <w:bCs/>
-          <w:kern w:val="0"/>
-          <w14:ligatures w14:val="none"/>
-        </w:rPr>
-        <w:t>🧪</w:t>
-      </w:r>
-      <w:r>
-        <w:rPr>
-          <w:rFonts w:ascii="Times New Roman" w:eastAsia="Times New Roman" w:hAnsi="Times New Roman" w:cs="Times New Roman"/>
-          <w:b/>
-          <w:bCs/>
-          <w:kern w:val="0"/>
-          <w14:ligatures w14:val="none"/>
-        </w:rPr>
-        <w:t xml:space="preserve"> Tip for Practice</w:t>
-      </w:r>
-    </w:p>
-    <w:p>
-      <w:pPr>
-        <w:numPr>
-          <w:ilvl w:val="0"/>
-          <w:numId w:val="13"/>
-        </w:numPr>
-        <w:shd w:val="clear" w:color="auto" w:fill="E8E8E8" w:themeFill="background2"/>
-        <w:spacing w:before="100" w:beforeAutospacing="1" w:after="100" w:afterAutospacing="1" w:line="240" w:lineRule="auto"/>
-        <w:rPr>
-          <w:rFonts w:ascii="Times New Roman" w:eastAsia="Times New Roman" w:hAnsi="Times New Roman" w:cs="Times New Roman"/>
-          <w:kern w:val="0"/>
-          <w14:ligatures w14:val="none"/>
-        </w:rPr>
-      </w:pPr>
-      <w:r>
-        <w:rPr>
-          <w:rFonts w:ascii="Times New Roman" w:eastAsia="Times New Roman" w:hAnsi="Times New Roman" w:cs="Times New Roman"/>
-          <w:kern w:val="0"/>
-          <w14:ligatures w14:val="none"/>
-        </w:rPr>
-        <w:t xml:space="preserve">Try plotting </w:t>
-      </w:r>
-      <w:r>
-        <w:rPr>
-          <w:rFonts w:ascii="Times New Roman" w:eastAsia="Times New Roman" w:hAnsi="Times New Roman" w:cs="Times New Roman"/>
-          <w:b/>
-          <w:bCs/>
-          <w:kern w:val="0"/>
-          <w14:ligatures w14:val="none"/>
-        </w:rPr>
-        <w:t>histograms</w:t>
-      </w:r>
-      <w:r>
-        <w:rPr>
-          <w:rFonts w:ascii="Times New Roman" w:eastAsia="Times New Roman" w:hAnsi="Times New Roman" w:cs="Times New Roman"/>
-          <w:kern w:val="0"/>
-          <w14:ligatures w14:val="none"/>
-        </w:rPr>
-        <w:t xml:space="preserve"> or </w:t>
-      </w:r>
-      <w:r>
-        <w:rPr>
-          <w:rFonts w:ascii="Times New Roman" w:eastAsia="Times New Roman" w:hAnsi="Times New Roman" w:cs="Times New Roman"/>
-          <w:b/>
-          <w:bCs/>
-          <w:kern w:val="0"/>
-          <w14:ligatures w14:val="none"/>
-        </w:rPr>
-        <w:t>boxplots</w:t>
-      </w:r>
-      <w:r>
-        <w:rPr>
-          <w:rFonts w:ascii="Times New Roman" w:eastAsia="Times New Roman" w:hAnsi="Times New Roman" w:cs="Times New Roman"/>
-          <w:kern w:val="0"/>
-          <w14:ligatures w14:val="none"/>
-        </w:rPr>
-        <w:t xml:space="preserve"> of each variable.</w:t>
-      </w:r>
-    </w:p>
-    <w:p>
-      <w:pPr>
-        <w:numPr>
-          <w:ilvl w:val="0"/>
-          <w:numId w:val="13"/>
-        </w:numPr>
-        <w:shd w:val="clear" w:color="auto" w:fill="E8E8E8" w:themeFill="background2"/>
-        <w:spacing w:before="100" w:beforeAutospacing="1" w:after="100" w:afterAutospacing="1" w:line="240" w:lineRule="auto"/>
-        <w:rPr>
-          <w:rFonts w:ascii="Times New Roman" w:eastAsia="Times New Roman" w:hAnsi="Times New Roman" w:cs="Times New Roman"/>
-          <w:kern w:val="0"/>
-          <w14:ligatures w14:val="none"/>
-        </w:rPr>
-      </w:pPr>
-      <w:r>
-        <w:rPr>
-          <w:rFonts w:ascii="Times New Roman" w:eastAsia="Times New Roman" w:hAnsi="Times New Roman" w:cs="Times New Roman"/>
-          <w:kern w:val="0"/>
-          <w14:ligatures w14:val="none"/>
-        </w:rPr>
-        <w:t xml:space="preserve">Then look at </w:t>
-      </w:r>
-      <w:r>
-        <w:rPr>
-          <w:rFonts w:ascii="Times New Roman" w:eastAsia="Times New Roman" w:hAnsi="Times New Roman" w:cs="Times New Roman"/>
-          <w:b/>
-          <w:bCs/>
-          <w:kern w:val="0"/>
-          <w14:ligatures w14:val="none"/>
-        </w:rPr>
-        <w:t>scatterplots</w:t>
-      </w:r>
-      <w:r>
-        <w:rPr>
-          <w:rFonts w:ascii="Times New Roman" w:eastAsia="Times New Roman" w:hAnsi="Times New Roman" w:cs="Times New Roman"/>
-          <w:kern w:val="0"/>
-          <w14:ligatures w14:val="none"/>
-        </w:rPr>
-        <w:t xml:space="preserve"> between each predictor and the outcome.</w:t>
-      </w:r>
-    </w:p>
-    <w:p>
-      <w:pPr>
-        <w:numPr>
-          <w:ilvl w:val="0"/>
-          <w:numId w:val="13"/>
-        </w:numPr>
-        <w:shd w:val="clear" w:color="auto" w:fill="E8E8E8" w:themeFill="background2"/>
-        <w:spacing w:before="100" w:beforeAutospacing="1" w:after="100" w:afterAutospacing="1" w:line="240" w:lineRule="auto"/>
-        <w:rPr>
-          <w:rFonts w:ascii="Times New Roman" w:eastAsia="Times New Roman" w:hAnsi="Times New Roman" w:cs="Times New Roman"/>
-          <w:kern w:val="0"/>
-          <w14:ligatures w14:val="none"/>
-        </w:rPr>
-      </w:pPr>
-      <w:r>
-        <w:rPr>
-          <w:rFonts w:ascii="Times New Roman" w:eastAsia="Times New Roman" w:hAnsi="Times New Roman" w:cs="Times New Roman"/>
-          <w:kern w:val="0"/>
-          <w14:ligatures w14:val="none"/>
-        </w:rPr>
-        <w:t xml:space="preserve">Ask yourself: </w:t>
-      </w:r>
-      <w:r>
-        <w:rPr>
-          <w:rFonts w:ascii="Times New Roman" w:eastAsia="Times New Roman" w:hAnsi="Times New Roman" w:cs="Times New Roman"/>
-          <w:i/>
-          <w:iCs/>
-          <w:kern w:val="0"/>
-          <w14:ligatures w14:val="none"/>
-        </w:rPr>
-        <w:t>“Is there a straight-line relationship? Are there unusual points?”</w:t>
-      </w:r>
-    </w:p>
-    <w:p>
-      <w:pPr>
-        <w:shd w:val="clear" w:color="auto" w:fill="E8E8E8" w:themeFill="background2"/>
-        <w:spacing w:after="0" w:line="240" w:lineRule="auto"/>
-        <w:rPr>
-          <w:rFonts w:ascii="Times New Roman" w:eastAsia="Times New Roman" w:hAnsi="Times New Roman" w:cs="Times New Roman"/>
-          <w:kern w:val="0"/>
-          <w14:ligatures w14:val="none"/>
-        </w:rPr>
-      </w:pPr>
-      <w:r>
-        <w:rPr>
-          <w:rFonts w:ascii="Times New Roman" w:eastAsia="Times New Roman" w:hAnsi="Times New Roman" w:cs="Times New Roman"/>
-          <w:noProof/>
-          <w:kern w:val="0"/>
-        </w:rPr>
-        <w:pict w14:anchorId="34295C3A">
-          <v:rect id="_x0000_i1026" alt="" style="width:468pt;height:.05pt;mso-width-percent:0;mso-height-percent:0;mso-width-percent:0;mso-height-percent:0" o:hralign="center" o:hrstd="t" o:hr="t" fillcolor="#a0a0a0" stroked="f"/>
-        </w:pict>
-      </w:r>
-    </w:p>
-    <w:p>
-      <w:pPr>
-        <w:shd w:val="clear" w:color="auto" w:fill="E8E8E8" w:themeFill="background2"/>
-        <w:spacing w:before="100" w:beforeAutospacing="1" w:after="100" w:afterAutospacing="1" w:line="240" w:lineRule="auto"/>
-        <w:rPr>
-          <w:rFonts w:ascii="Times New Roman" w:eastAsia="Times New Roman" w:hAnsi="Times New Roman" w:cs="Times New Roman"/>
-          <w:kern w:val="0"/>
-          <w14:ligatures w14:val="none"/>
-        </w:rPr>
-      </w:pPr>
-      <w:r>
-        <w:rPr>
-          <w:rFonts w:ascii="Times New Roman" w:eastAsia="Times New Roman" w:hAnsi="Times New Roman" w:cs="Times New Roman"/>
-          <w:kern w:val="0"/>
-          <w14:ligatures w14:val="none"/>
-        </w:rPr>
-        <w:t>Would you like to share where you are in this part of your process — have you visualized your variables yet, or are you planning how to approach it?</w:t>
-      </w:r>
-    </w:p>
-    <w:p>
-      <w:pPr>
-        <w:shd w:val="clear" w:color="auto" w:fill="E8E8E8" w:themeFill="background2"/>
-        <w:spacing w:after="0" w:line="240" w:lineRule="auto"/>
-        <w:rPr>
-          <w:rFonts w:ascii="Times New Roman" w:eastAsia="Times New Roman" w:hAnsi="Times New Roman" w:cs="Times New Roman"/>
-          <w:kern w:val="0"/>
-          <w14:ligatures w14:val="none"/>
-        </w:rPr>
-      </w:pPr>
-      <w:r>
-        <w:rPr>
-          <w:rFonts w:ascii="Times New Roman" w:eastAsia="Times New Roman" w:hAnsi="Times New Roman" w:cs="Times New Roman"/>
-          <w:noProof/>
-          <w:kern w:val="0"/>
-        </w:rPr>
-        <w:pict w14:anchorId="2D30E1A9">
+        <w:pict w14:anchorId="60D6DD1B">
           <v:rect id="_x0000_i1025" alt="" style="width:468pt;height:.05pt;mso-width-percent:0;mso-height-percent:0;mso-width-percent:0;mso-height-percent:0" o:hralign="center" o:hrstd="t" o:hr="t" fillcolor="#a0a0a0" stroked="f"/>
         </w:pict>
       </w:r>
     </w:p>
     <w:p>
       <w:pPr>
-        <w:shd w:val="clear" w:color="auto" w:fill="E8E8E8" w:themeFill="background2"/>
+        <w:shd w:val="clear" w:color="auto" w:fill="DAE9F7" w:themeFill="text2" w:themeFillTint="1A"/>
         <w:spacing w:before="100" w:beforeAutospacing="1" w:after="100" w:afterAutospacing="1" w:line="240" w:lineRule="auto"/>
         <w:rPr>
           <w:rFonts w:ascii="Times New Roman" w:eastAsia="Times New Roman" w:hAnsi="Times New Roman" w:cs="Times New Roman"/>
@@ -4386,17 +2083,8 @@
           <w:kern w:val="0"/>
           <w14:ligatures w14:val="none"/>
         </w:rPr>
-        <w:t>Let me know if you want this saved as a downloadable document or would like to continue with the next concept (e.g., residual analysis, coefficient interpretation, model evaluation).</w:t>
-      </w:r>
-    </w:p>
-    <w:p/>
-    <w:p>
-      <w:pPr>
-        <w:spacing w:after="0" w:line="240" w:lineRule="auto"/>
-        <w:rPr>
-          <w:rFonts w:ascii="Times New Roman" w:hAnsi="Times New Roman" w:cs="Times New Roman"/>
-        </w:rPr>
-      </w:pPr>
+        <w:t>Let me know your answer to that last question, and I’ll guide you through the next step.</w:t>
+      </w:r>
     </w:p>
     <w:sectPr>
       <w:pgSz w:w="12240" w:h="15840"/>
@@ -4858,6 +2546,155 @@
     </w:lvl>
   </w:abstractNum>
   <w:abstractNum w:abstractNumId="3" w15:restartNumberingAfterBreak="0">
+    <w:nsid w:val="09455E92"/>
+    <w:multiLevelType w:val="multilevel"/>
+    <w:tmpl w:val="814E0196"/>
+    <w:lvl w:ilvl="0">
+      <w:start w:val="1"/>
+      <w:numFmt w:val="bullet"/>
+      <w:lvlText w:val=""/>
+      <w:lvlJc w:val="left"/>
+      <w:pPr>
+        <w:tabs>
+          <w:tab w:val="num" w:pos="720"/>
+        </w:tabs>
+        <w:ind w:left="720" w:hanging="360"/>
+      </w:pPr>
+      <w:rPr>
+        <w:rFonts w:ascii="Symbol" w:hAnsi="Symbol" w:hint="default"/>
+        <w:sz w:val="20"/>
+      </w:rPr>
+    </w:lvl>
+    <w:lvl w:ilvl="1" w:tentative="1">
+      <w:start w:val="1"/>
+      <w:numFmt w:val="bullet"/>
+      <w:lvlText w:val="o"/>
+      <w:lvlJc w:val="left"/>
+      <w:pPr>
+        <w:tabs>
+          <w:tab w:val="num" w:pos="1440"/>
+        </w:tabs>
+        <w:ind w:left="1440" w:hanging="360"/>
+      </w:pPr>
+      <w:rPr>
+        <w:rFonts w:ascii="Courier New" w:hAnsi="Courier New" w:hint="default"/>
+        <w:sz w:val="20"/>
+      </w:rPr>
+    </w:lvl>
+    <w:lvl w:ilvl="2" w:tentative="1">
+      <w:start w:val="1"/>
+      <w:numFmt w:val="bullet"/>
+      <w:lvlText w:val=""/>
+      <w:lvlJc w:val="left"/>
+      <w:pPr>
+        <w:tabs>
+          <w:tab w:val="num" w:pos="2160"/>
+        </w:tabs>
+        <w:ind w:left="2160" w:hanging="360"/>
+      </w:pPr>
+      <w:rPr>
+        <w:rFonts w:ascii="Wingdings" w:hAnsi="Wingdings" w:hint="default"/>
+        <w:sz w:val="20"/>
+      </w:rPr>
+    </w:lvl>
+    <w:lvl w:ilvl="3" w:tentative="1">
+      <w:start w:val="1"/>
+      <w:numFmt w:val="bullet"/>
+      <w:lvlText w:val=""/>
+      <w:lvlJc w:val="left"/>
+      <w:pPr>
+        <w:tabs>
+          <w:tab w:val="num" w:pos="2880"/>
+        </w:tabs>
+        <w:ind w:left="2880" w:hanging="360"/>
+      </w:pPr>
+      <w:rPr>
+        <w:rFonts w:ascii="Wingdings" w:hAnsi="Wingdings" w:hint="default"/>
+        <w:sz w:val="20"/>
+      </w:rPr>
+    </w:lvl>
+    <w:lvl w:ilvl="4" w:tentative="1">
+      <w:start w:val="1"/>
+      <w:numFmt w:val="bullet"/>
+      <w:lvlText w:val=""/>
+      <w:lvlJc w:val="left"/>
+      <w:pPr>
+        <w:tabs>
+          <w:tab w:val="num" w:pos="3600"/>
+        </w:tabs>
+        <w:ind w:left="3600" w:hanging="360"/>
+      </w:pPr>
+      <w:rPr>
+        <w:rFonts w:ascii="Wingdings" w:hAnsi="Wingdings" w:hint="default"/>
+        <w:sz w:val="20"/>
+      </w:rPr>
+    </w:lvl>
+    <w:lvl w:ilvl="5" w:tentative="1">
+      <w:start w:val="1"/>
+      <w:numFmt w:val="bullet"/>
+      <w:lvlText w:val=""/>
+      <w:lvlJc w:val="left"/>
+      <w:pPr>
+        <w:tabs>
+          <w:tab w:val="num" w:pos="4320"/>
+        </w:tabs>
+        <w:ind w:left="4320" w:hanging="360"/>
+      </w:pPr>
+      <w:rPr>
+        <w:rFonts w:ascii="Wingdings" w:hAnsi="Wingdings" w:hint="default"/>
+        <w:sz w:val="20"/>
+      </w:rPr>
+    </w:lvl>
+    <w:lvl w:ilvl="6" w:tentative="1">
+      <w:start w:val="1"/>
+      <w:numFmt w:val="bullet"/>
+      <w:lvlText w:val=""/>
+      <w:lvlJc w:val="left"/>
+      <w:pPr>
+        <w:tabs>
+          <w:tab w:val="num" w:pos="5040"/>
+        </w:tabs>
+        <w:ind w:left="5040" w:hanging="360"/>
+      </w:pPr>
+      <w:rPr>
+        <w:rFonts w:ascii="Wingdings" w:hAnsi="Wingdings" w:hint="default"/>
+        <w:sz w:val="20"/>
+      </w:rPr>
+    </w:lvl>
+    <w:lvl w:ilvl="7" w:tentative="1">
+      <w:start w:val="1"/>
+      <w:numFmt w:val="bullet"/>
+      <w:lvlText w:val=""/>
+      <w:lvlJc w:val="left"/>
+      <w:pPr>
+        <w:tabs>
+          <w:tab w:val="num" w:pos="5760"/>
+        </w:tabs>
+        <w:ind w:left="5760" w:hanging="360"/>
+      </w:pPr>
+      <w:rPr>
+        <w:rFonts w:ascii="Wingdings" w:hAnsi="Wingdings" w:hint="default"/>
+        <w:sz w:val="20"/>
+      </w:rPr>
+    </w:lvl>
+    <w:lvl w:ilvl="8" w:tentative="1">
+      <w:start w:val="1"/>
+      <w:numFmt w:val="bullet"/>
+      <w:lvlText w:val=""/>
+      <w:lvlJc w:val="left"/>
+      <w:pPr>
+        <w:tabs>
+          <w:tab w:val="num" w:pos="6480"/>
+        </w:tabs>
+        <w:ind w:left="6480" w:hanging="360"/>
+      </w:pPr>
+      <w:rPr>
+        <w:rFonts w:ascii="Wingdings" w:hAnsi="Wingdings" w:hint="default"/>
+        <w:sz w:val="20"/>
+      </w:rPr>
+    </w:lvl>
+  </w:abstractNum>
+  <w:abstractNum w:abstractNumId="4" w15:restartNumberingAfterBreak="0">
     <w:nsid w:val="1D446F50"/>
     <w:multiLevelType w:val="multilevel"/>
     <w:tmpl w:val="472E04DC"/>
@@ -5006,7 +2843,7 @@
       </w:rPr>
     </w:lvl>
   </w:abstractNum>
-  <w:abstractNum w:abstractNumId="4" w15:restartNumberingAfterBreak="0">
+  <w:abstractNum w:abstractNumId="5" w15:restartNumberingAfterBreak="0">
     <w:nsid w:val="219D3280"/>
     <w:multiLevelType w:val="multilevel"/>
     <w:tmpl w:val="298659BC"/>
@@ -5155,7 +2992,7 @@
       </w:rPr>
     </w:lvl>
   </w:abstractNum>
-  <w:abstractNum w:abstractNumId="5" w15:restartNumberingAfterBreak="0">
+  <w:abstractNum w:abstractNumId="6" w15:restartNumberingAfterBreak="0">
     <w:nsid w:val="3E324D6E"/>
     <w:multiLevelType w:val="multilevel"/>
     <w:tmpl w:val="70A29098"/>
@@ -5304,7 +3141,7 @@
       </w:rPr>
     </w:lvl>
   </w:abstractNum>
-  <w:abstractNum w:abstractNumId="6" w15:restartNumberingAfterBreak="0">
+  <w:abstractNum w:abstractNumId="7" w15:restartNumberingAfterBreak="0">
     <w:nsid w:val="404D0398"/>
     <w:multiLevelType w:val="multilevel"/>
     <w:tmpl w:val="28268E04"/>
@@ -5453,7 +3290,7 @@
       </w:rPr>
     </w:lvl>
   </w:abstractNum>
-  <w:abstractNum w:abstractNumId="7" w15:restartNumberingAfterBreak="0">
+  <w:abstractNum w:abstractNumId="8" w15:restartNumberingAfterBreak="0">
     <w:nsid w:val="507C5E41"/>
     <w:multiLevelType w:val="multilevel"/>
     <w:tmpl w:val="3E721B7A"/>
@@ -5602,7 +3439,7 @@
       </w:rPr>
     </w:lvl>
   </w:abstractNum>
-  <w:abstractNum w:abstractNumId="8" w15:restartNumberingAfterBreak="0">
+  <w:abstractNum w:abstractNumId="9" w15:restartNumberingAfterBreak="0">
     <w:nsid w:val="5BB90EDF"/>
     <w:multiLevelType w:val="multilevel"/>
     <w:tmpl w:val="6C487BB0"/>
@@ -5751,7 +3588,7 @@
       </w:rPr>
     </w:lvl>
   </w:abstractNum>
-  <w:abstractNum w:abstractNumId="9" w15:restartNumberingAfterBreak="0">
+  <w:abstractNum w:abstractNumId="10" w15:restartNumberingAfterBreak="0">
     <w:nsid w:val="67697E85"/>
     <w:multiLevelType w:val="multilevel"/>
     <w:tmpl w:val="087E217C"/>
@@ -5900,7 +3737,305 @@
       </w:rPr>
     </w:lvl>
   </w:abstractNum>
-  <w:abstractNum w:abstractNumId="10" w15:restartNumberingAfterBreak="0">
+  <w:abstractNum w:abstractNumId="11" w15:restartNumberingAfterBreak="0">
+    <w:nsid w:val="71EF30F5"/>
+    <w:multiLevelType w:val="multilevel"/>
+    <w:tmpl w:val="EB6AC818"/>
+    <w:lvl w:ilvl="0">
+      <w:start w:val="1"/>
+      <w:numFmt w:val="bullet"/>
+      <w:lvlText w:val=""/>
+      <w:lvlJc w:val="left"/>
+      <w:pPr>
+        <w:tabs>
+          <w:tab w:val="num" w:pos="720"/>
+        </w:tabs>
+        <w:ind w:left="720" w:hanging="360"/>
+      </w:pPr>
+      <w:rPr>
+        <w:rFonts w:ascii="Symbol" w:hAnsi="Symbol" w:hint="default"/>
+        <w:sz w:val="20"/>
+      </w:rPr>
+    </w:lvl>
+    <w:lvl w:ilvl="1" w:tentative="1">
+      <w:start w:val="1"/>
+      <w:numFmt w:val="bullet"/>
+      <w:lvlText w:val="o"/>
+      <w:lvlJc w:val="left"/>
+      <w:pPr>
+        <w:tabs>
+          <w:tab w:val="num" w:pos="1440"/>
+        </w:tabs>
+        <w:ind w:left="1440" w:hanging="360"/>
+      </w:pPr>
+      <w:rPr>
+        <w:rFonts w:ascii="Courier New" w:hAnsi="Courier New" w:hint="default"/>
+        <w:sz w:val="20"/>
+      </w:rPr>
+    </w:lvl>
+    <w:lvl w:ilvl="2" w:tentative="1">
+      <w:start w:val="1"/>
+      <w:numFmt w:val="bullet"/>
+      <w:lvlText w:val=""/>
+      <w:lvlJc w:val="left"/>
+      <w:pPr>
+        <w:tabs>
+          <w:tab w:val="num" w:pos="2160"/>
+        </w:tabs>
+        <w:ind w:left="2160" w:hanging="360"/>
+      </w:pPr>
+      <w:rPr>
+        <w:rFonts w:ascii="Wingdings" w:hAnsi="Wingdings" w:hint="default"/>
+        <w:sz w:val="20"/>
+      </w:rPr>
+    </w:lvl>
+    <w:lvl w:ilvl="3" w:tentative="1">
+      <w:start w:val="1"/>
+      <w:numFmt w:val="bullet"/>
+      <w:lvlText w:val=""/>
+      <w:lvlJc w:val="left"/>
+      <w:pPr>
+        <w:tabs>
+          <w:tab w:val="num" w:pos="2880"/>
+        </w:tabs>
+        <w:ind w:left="2880" w:hanging="360"/>
+      </w:pPr>
+      <w:rPr>
+        <w:rFonts w:ascii="Wingdings" w:hAnsi="Wingdings" w:hint="default"/>
+        <w:sz w:val="20"/>
+      </w:rPr>
+    </w:lvl>
+    <w:lvl w:ilvl="4" w:tentative="1">
+      <w:start w:val="1"/>
+      <w:numFmt w:val="bullet"/>
+      <w:lvlText w:val=""/>
+      <w:lvlJc w:val="left"/>
+      <w:pPr>
+        <w:tabs>
+          <w:tab w:val="num" w:pos="3600"/>
+        </w:tabs>
+        <w:ind w:left="3600" w:hanging="360"/>
+      </w:pPr>
+      <w:rPr>
+        <w:rFonts w:ascii="Wingdings" w:hAnsi="Wingdings" w:hint="default"/>
+        <w:sz w:val="20"/>
+      </w:rPr>
+    </w:lvl>
+    <w:lvl w:ilvl="5" w:tentative="1">
+      <w:start w:val="1"/>
+      <w:numFmt w:val="bullet"/>
+      <w:lvlText w:val=""/>
+      <w:lvlJc w:val="left"/>
+      <w:pPr>
+        <w:tabs>
+          <w:tab w:val="num" w:pos="4320"/>
+        </w:tabs>
+        <w:ind w:left="4320" w:hanging="360"/>
+      </w:pPr>
+      <w:rPr>
+        <w:rFonts w:ascii="Wingdings" w:hAnsi="Wingdings" w:hint="default"/>
+        <w:sz w:val="20"/>
+      </w:rPr>
+    </w:lvl>
+    <w:lvl w:ilvl="6" w:tentative="1">
+      <w:start w:val="1"/>
+      <w:numFmt w:val="bullet"/>
+      <w:lvlText w:val=""/>
+      <w:lvlJc w:val="left"/>
+      <w:pPr>
+        <w:tabs>
+          <w:tab w:val="num" w:pos="5040"/>
+        </w:tabs>
+        <w:ind w:left="5040" w:hanging="360"/>
+      </w:pPr>
+      <w:rPr>
+        <w:rFonts w:ascii="Wingdings" w:hAnsi="Wingdings" w:hint="default"/>
+        <w:sz w:val="20"/>
+      </w:rPr>
+    </w:lvl>
+    <w:lvl w:ilvl="7" w:tentative="1">
+      <w:start w:val="1"/>
+      <w:numFmt w:val="bullet"/>
+      <w:lvlText w:val=""/>
+      <w:lvlJc w:val="left"/>
+      <w:pPr>
+        <w:tabs>
+          <w:tab w:val="num" w:pos="5760"/>
+        </w:tabs>
+        <w:ind w:left="5760" w:hanging="360"/>
+      </w:pPr>
+      <w:rPr>
+        <w:rFonts w:ascii="Wingdings" w:hAnsi="Wingdings" w:hint="default"/>
+        <w:sz w:val="20"/>
+      </w:rPr>
+    </w:lvl>
+    <w:lvl w:ilvl="8" w:tentative="1">
+      <w:start w:val="1"/>
+      <w:numFmt w:val="bullet"/>
+      <w:lvlText w:val=""/>
+      <w:lvlJc w:val="left"/>
+      <w:pPr>
+        <w:tabs>
+          <w:tab w:val="num" w:pos="6480"/>
+        </w:tabs>
+        <w:ind w:left="6480" w:hanging="360"/>
+      </w:pPr>
+      <w:rPr>
+        <w:rFonts w:ascii="Wingdings" w:hAnsi="Wingdings" w:hint="default"/>
+        <w:sz w:val="20"/>
+      </w:rPr>
+    </w:lvl>
+  </w:abstractNum>
+  <w:abstractNum w:abstractNumId="12" w15:restartNumberingAfterBreak="0">
+    <w:nsid w:val="72630D4D"/>
+    <w:multiLevelType w:val="multilevel"/>
+    <w:tmpl w:val="E6DC2390"/>
+    <w:lvl w:ilvl="0">
+      <w:start w:val="1"/>
+      <w:numFmt w:val="bullet"/>
+      <w:lvlText w:val=""/>
+      <w:lvlJc w:val="left"/>
+      <w:pPr>
+        <w:tabs>
+          <w:tab w:val="num" w:pos="720"/>
+        </w:tabs>
+        <w:ind w:left="720" w:hanging="360"/>
+      </w:pPr>
+      <w:rPr>
+        <w:rFonts w:ascii="Symbol" w:hAnsi="Symbol" w:hint="default"/>
+        <w:sz w:val="20"/>
+      </w:rPr>
+    </w:lvl>
+    <w:lvl w:ilvl="1" w:tentative="1">
+      <w:start w:val="1"/>
+      <w:numFmt w:val="bullet"/>
+      <w:lvlText w:val="o"/>
+      <w:lvlJc w:val="left"/>
+      <w:pPr>
+        <w:tabs>
+          <w:tab w:val="num" w:pos="1440"/>
+        </w:tabs>
+        <w:ind w:left="1440" w:hanging="360"/>
+      </w:pPr>
+      <w:rPr>
+        <w:rFonts w:ascii="Courier New" w:hAnsi="Courier New" w:hint="default"/>
+        <w:sz w:val="20"/>
+      </w:rPr>
+    </w:lvl>
+    <w:lvl w:ilvl="2" w:tentative="1">
+      <w:start w:val="1"/>
+      <w:numFmt w:val="bullet"/>
+      <w:lvlText w:val=""/>
+      <w:lvlJc w:val="left"/>
+      <w:pPr>
+        <w:tabs>
+          <w:tab w:val="num" w:pos="2160"/>
+        </w:tabs>
+        <w:ind w:left="2160" w:hanging="360"/>
+      </w:pPr>
+      <w:rPr>
+        <w:rFonts w:ascii="Wingdings" w:hAnsi="Wingdings" w:hint="default"/>
+        <w:sz w:val="20"/>
+      </w:rPr>
+    </w:lvl>
+    <w:lvl w:ilvl="3" w:tentative="1">
+      <w:start w:val="1"/>
+      <w:numFmt w:val="bullet"/>
+      <w:lvlText w:val=""/>
+      <w:lvlJc w:val="left"/>
+      <w:pPr>
+        <w:tabs>
+          <w:tab w:val="num" w:pos="2880"/>
+        </w:tabs>
+        <w:ind w:left="2880" w:hanging="360"/>
+      </w:pPr>
+      <w:rPr>
+        <w:rFonts w:ascii="Wingdings" w:hAnsi="Wingdings" w:hint="default"/>
+        <w:sz w:val="20"/>
+      </w:rPr>
+    </w:lvl>
+    <w:lvl w:ilvl="4" w:tentative="1">
+      <w:start w:val="1"/>
+      <w:numFmt w:val="bullet"/>
+      <w:lvlText w:val=""/>
+      <w:lvlJc w:val="left"/>
+      <w:pPr>
+        <w:tabs>
+          <w:tab w:val="num" w:pos="3600"/>
+        </w:tabs>
+        <w:ind w:left="3600" w:hanging="360"/>
+      </w:pPr>
+      <w:rPr>
+        <w:rFonts w:ascii="Wingdings" w:hAnsi="Wingdings" w:hint="default"/>
+        <w:sz w:val="20"/>
+      </w:rPr>
+    </w:lvl>
+    <w:lvl w:ilvl="5" w:tentative="1">
+      <w:start w:val="1"/>
+      <w:numFmt w:val="bullet"/>
+      <w:lvlText w:val=""/>
+      <w:lvlJc w:val="left"/>
+      <w:pPr>
+        <w:tabs>
+          <w:tab w:val="num" w:pos="4320"/>
+        </w:tabs>
+        <w:ind w:left="4320" w:hanging="360"/>
+      </w:pPr>
+      <w:rPr>
+        <w:rFonts w:ascii="Wingdings" w:hAnsi="Wingdings" w:hint="default"/>
+        <w:sz w:val="20"/>
+      </w:rPr>
+    </w:lvl>
+    <w:lvl w:ilvl="6" w:tentative="1">
+      <w:start w:val="1"/>
+      <w:numFmt w:val="bullet"/>
+      <w:lvlText w:val=""/>
+      <w:lvlJc w:val="left"/>
+      <w:pPr>
+        <w:tabs>
+          <w:tab w:val="num" w:pos="5040"/>
+        </w:tabs>
+        <w:ind w:left="5040" w:hanging="360"/>
+      </w:pPr>
+      <w:rPr>
+        <w:rFonts w:ascii="Wingdings" w:hAnsi="Wingdings" w:hint="default"/>
+        <w:sz w:val="20"/>
+      </w:rPr>
+    </w:lvl>
+    <w:lvl w:ilvl="7" w:tentative="1">
+      <w:start w:val="1"/>
+      <w:numFmt w:val="bullet"/>
+      <w:lvlText w:val=""/>
+      <w:lvlJc w:val="left"/>
+      <w:pPr>
+        <w:tabs>
+          <w:tab w:val="num" w:pos="5760"/>
+        </w:tabs>
+        <w:ind w:left="5760" w:hanging="360"/>
+      </w:pPr>
+      <w:rPr>
+        <w:rFonts w:ascii="Wingdings" w:hAnsi="Wingdings" w:hint="default"/>
+        <w:sz w:val="20"/>
+      </w:rPr>
+    </w:lvl>
+    <w:lvl w:ilvl="8" w:tentative="1">
+      <w:start w:val="1"/>
+      <w:numFmt w:val="bullet"/>
+      <w:lvlText w:val=""/>
+      <w:lvlJc w:val="left"/>
+      <w:pPr>
+        <w:tabs>
+          <w:tab w:val="num" w:pos="6480"/>
+        </w:tabs>
+        <w:ind w:left="6480" w:hanging="360"/>
+      </w:pPr>
+      <w:rPr>
+        <w:rFonts w:ascii="Wingdings" w:hAnsi="Wingdings" w:hint="default"/>
+        <w:sz w:val="20"/>
+      </w:rPr>
+    </w:lvl>
+  </w:abstractNum>
+  <w:abstractNum w:abstractNumId="13" w15:restartNumberingAfterBreak="0">
     <w:nsid w:val="733B7BAD"/>
     <w:multiLevelType w:val="multilevel"/>
     <w:tmpl w:val="D78EF812"/>
@@ -6049,7 +4184,7 @@
       </w:rPr>
     </w:lvl>
   </w:abstractNum>
-  <w:abstractNum w:abstractNumId="11" w15:restartNumberingAfterBreak="0">
+  <w:abstractNum w:abstractNumId="14" w15:restartNumberingAfterBreak="0">
     <w:nsid w:val="7B276A0A"/>
     <w:multiLevelType w:val="multilevel"/>
     <w:tmpl w:val="9CCA8F26"/>
@@ -6198,10 +4333,159 @@
       </w:rPr>
     </w:lvl>
   </w:abstractNum>
-  <w:abstractNum w:abstractNumId="12" w15:restartNumberingAfterBreak="0">
+  <w:abstractNum w:abstractNumId="15" w15:restartNumberingAfterBreak="0">
     <w:nsid w:val="7D614A84"/>
     <w:multiLevelType w:val="multilevel"/>
     <w:tmpl w:val="BFD86CA6"/>
+    <w:lvl w:ilvl="0">
+      <w:start w:val="1"/>
+      <w:numFmt w:val="bullet"/>
+      <w:lvlText w:val=""/>
+      <w:lvlJc w:val="left"/>
+      <w:pPr>
+        <w:tabs>
+          <w:tab w:val="num" w:pos="720"/>
+        </w:tabs>
+        <w:ind w:left="720" w:hanging="360"/>
+      </w:pPr>
+      <w:rPr>
+        <w:rFonts w:ascii="Symbol" w:hAnsi="Symbol" w:hint="default"/>
+        <w:sz w:val="20"/>
+      </w:rPr>
+    </w:lvl>
+    <w:lvl w:ilvl="1" w:tentative="1">
+      <w:start w:val="1"/>
+      <w:numFmt w:val="bullet"/>
+      <w:lvlText w:val="o"/>
+      <w:lvlJc w:val="left"/>
+      <w:pPr>
+        <w:tabs>
+          <w:tab w:val="num" w:pos="1440"/>
+        </w:tabs>
+        <w:ind w:left="1440" w:hanging="360"/>
+      </w:pPr>
+      <w:rPr>
+        <w:rFonts w:ascii="Courier New" w:hAnsi="Courier New" w:hint="default"/>
+        <w:sz w:val="20"/>
+      </w:rPr>
+    </w:lvl>
+    <w:lvl w:ilvl="2" w:tentative="1">
+      <w:start w:val="1"/>
+      <w:numFmt w:val="bullet"/>
+      <w:lvlText w:val=""/>
+      <w:lvlJc w:val="left"/>
+      <w:pPr>
+        <w:tabs>
+          <w:tab w:val="num" w:pos="2160"/>
+        </w:tabs>
+        <w:ind w:left="2160" w:hanging="360"/>
+      </w:pPr>
+      <w:rPr>
+        <w:rFonts w:ascii="Wingdings" w:hAnsi="Wingdings" w:hint="default"/>
+        <w:sz w:val="20"/>
+      </w:rPr>
+    </w:lvl>
+    <w:lvl w:ilvl="3" w:tentative="1">
+      <w:start w:val="1"/>
+      <w:numFmt w:val="bullet"/>
+      <w:lvlText w:val=""/>
+      <w:lvlJc w:val="left"/>
+      <w:pPr>
+        <w:tabs>
+          <w:tab w:val="num" w:pos="2880"/>
+        </w:tabs>
+        <w:ind w:left="2880" w:hanging="360"/>
+      </w:pPr>
+      <w:rPr>
+        <w:rFonts w:ascii="Wingdings" w:hAnsi="Wingdings" w:hint="default"/>
+        <w:sz w:val="20"/>
+      </w:rPr>
+    </w:lvl>
+    <w:lvl w:ilvl="4" w:tentative="1">
+      <w:start w:val="1"/>
+      <w:numFmt w:val="bullet"/>
+      <w:lvlText w:val=""/>
+      <w:lvlJc w:val="left"/>
+      <w:pPr>
+        <w:tabs>
+          <w:tab w:val="num" w:pos="3600"/>
+        </w:tabs>
+        <w:ind w:left="3600" w:hanging="360"/>
+      </w:pPr>
+      <w:rPr>
+        <w:rFonts w:ascii="Wingdings" w:hAnsi="Wingdings" w:hint="default"/>
+        <w:sz w:val="20"/>
+      </w:rPr>
+    </w:lvl>
+    <w:lvl w:ilvl="5" w:tentative="1">
+      <w:start w:val="1"/>
+      <w:numFmt w:val="bullet"/>
+      <w:lvlText w:val=""/>
+      <w:lvlJc w:val="left"/>
+      <w:pPr>
+        <w:tabs>
+          <w:tab w:val="num" w:pos="4320"/>
+        </w:tabs>
+        <w:ind w:left="4320" w:hanging="360"/>
+      </w:pPr>
+      <w:rPr>
+        <w:rFonts w:ascii="Wingdings" w:hAnsi="Wingdings" w:hint="default"/>
+        <w:sz w:val="20"/>
+      </w:rPr>
+    </w:lvl>
+    <w:lvl w:ilvl="6" w:tentative="1">
+      <w:start w:val="1"/>
+      <w:numFmt w:val="bullet"/>
+      <w:lvlText w:val=""/>
+      <w:lvlJc w:val="left"/>
+      <w:pPr>
+        <w:tabs>
+          <w:tab w:val="num" w:pos="5040"/>
+        </w:tabs>
+        <w:ind w:left="5040" w:hanging="360"/>
+      </w:pPr>
+      <w:rPr>
+        <w:rFonts w:ascii="Wingdings" w:hAnsi="Wingdings" w:hint="default"/>
+        <w:sz w:val="20"/>
+      </w:rPr>
+    </w:lvl>
+    <w:lvl w:ilvl="7" w:tentative="1">
+      <w:start w:val="1"/>
+      <w:numFmt w:val="bullet"/>
+      <w:lvlText w:val=""/>
+      <w:lvlJc w:val="left"/>
+      <w:pPr>
+        <w:tabs>
+          <w:tab w:val="num" w:pos="5760"/>
+        </w:tabs>
+        <w:ind w:left="5760" w:hanging="360"/>
+      </w:pPr>
+      <w:rPr>
+        <w:rFonts w:ascii="Wingdings" w:hAnsi="Wingdings" w:hint="default"/>
+        <w:sz w:val="20"/>
+      </w:rPr>
+    </w:lvl>
+    <w:lvl w:ilvl="8" w:tentative="1">
+      <w:start w:val="1"/>
+      <w:numFmt w:val="bullet"/>
+      <w:lvlText w:val=""/>
+      <w:lvlJc w:val="left"/>
+      <w:pPr>
+        <w:tabs>
+          <w:tab w:val="num" w:pos="6480"/>
+        </w:tabs>
+        <w:ind w:left="6480" w:hanging="360"/>
+      </w:pPr>
+      <w:rPr>
+        <w:rFonts w:ascii="Wingdings" w:hAnsi="Wingdings" w:hint="default"/>
+        <w:sz w:val="20"/>
+      </w:rPr>
+    </w:lvl>
+  </w:abstractNum>
+  <w:abstractNum w:abstractNumId="16" w15:restartNumberingAfterBreak="0">
+    <w:nsid w:val="7F401156"/>
+    <w:multiLevelType w:val="multilevel"/>
+    <w:tmpl w:val="7010B2EA"/>
     <w:lvl w:ilvl="0">
       <w:start w:val="1"/>
       <w:numFmt w:val="bullet"/>
@@ -6351,40 +4635,52 @@
     <w:abstractNumId w:val="2"/>
   </w:num>
   <w:num w:numId="2" w16cid:durableId="663434032">
-    <w:abstractNumId w:val="11"/>
+    <w:abstractNumId w:val="14"/>
   </w:num>
   <w:num w:numId="3" w16cid:durableId="69886066">
     <w:abstractNumId w:val="1"/>
   </w:num>
   <w:num w:numId="4" w16cid:durableId="1434670295">
-    <w:abstractNumId w:val="6"/>
+    <w:abstractNumId w:val="7"/>
   </w:num>
   <w:num w:numId="5" w16cid:durableId="1656107840">
     <w:abstractNumId w:val="0"/>
   </w:num>
   <w:num w:numId="6" w16cid:durableId="1023941370">
+    <w:abstractNumId w:val="9"/>
+  </w:num>
+  <w:num w:numId="7" w16cid:durableId="1986162353">
+    <w:abstractNumId w:val="4"/>
+  </w:num>
+  <w:num w:numId="8" w16cid:durableId="1230579842">
     <w:abstractNumId w:val="8"/>
   </w:num>
-  <w:num w:numId="7" w16cid:durableId="1986162353">
+  <w:num w:numId="9" w16cid:durableId="1244951755">
+    <w:abstractNumId w:val="6"/>
+  </w:num>
+  <w:num w:numId="10" w16cid:durableId="757559162">
+    <w:abstractNumId w:val="13"/>
+  </w:num>
+  <w:num w:numId="11" w16cid:durableId="1957710455">
+    <w:abstractNumId w:val="10"/>
+  </w:num>
+  <w:num w:numId="12" w16cid:durableId="1106579450">
+    <w:abstractNumId w:val="15"/>
+  </w:num>
+  <w:num w:numId="13" w16cid:durableId="38942714">
+    <w:abstractNumId w:val="5"/>
+  </w:num>
+  <w:num w:numId="14" w16cid:durableId="292564023">
     <w:abstractNumId w:val="3"/>
   </w:num>
-  <w:num w:numId="8" w16cid:durableId="1230579842">
-    <w:abstractNumId w:val="7"/>
-  </w:num>
-  <w:num w:numId="9" w16cid:durableId="1244951755">
-    <w:abstractNumId w:val="5"/>
-  </w:num>
-  <w:num w:numId="10" w16cid:durableId="757559162">
-    <w:abstractNumId w:val="10"/>
-  </w:num>
-  <w:num w:numId="11" w16cid:durableId="1957710455">
-    <w:abstractNumId w:val="9"/>
-  </w:num>
-  <w:num w:numId="12" w16cid:durableId="1106579450">
+  <w:num w:numId="15" w16cid:durableId="1458377161">
     <w:abstractNumId w:val="12"/>
   </w:num>
-  <w:num w:numId="13" w16cid:durableId="38942714">
-    <w:abstractNumId w:val="4"/>
+  <w:num w:numId="16" w16cid:durableId="1618488082">
+    <w:abstractNumId w:val="11"/>
+  </w:num>
+  <w:num w:numId="17" w16cid:durableId="566888455">
+    <w:abstractNumId w:val="16"/>
   </w:num>
 </w:numbering>
 </file>
@@ -7306,6 +5602,25 @@
       <w:spacing w:val="5"/>
     </w:rPr>
   </w:style>
+  <w:style w:type="table" w:styleId="TableGrid">
+    <w:name w:val="Table Grid"/>
+    <w:basedOn w:val="TableNormal"/>
+    <w:uiPriority w:val="39"/>
+    <w:rsid w:val="00D62C00"/>
+    <w:pPr>
+      <w:spacing w:after="0" w:line="240" w:lineRule="auto"/>
+    </w:pPr>
+    <w:tblPr>
+      <w:tblBorders>
+        <w:top w:val="single" w:sz="4" w:space="0" w:color="auto"/>
+        <w:left w:val="single" w:sz="4" w:space="0" w:color="auto"/>
+        <w:bottom w:val="single" w:sz="4" w:space="0" w:color="auto"/>
+        <w:right w:val="single" w:sz="4" w:space="0" w:color="auto"/>
+        <w:insideH w:val="single" w:sz="4" w:space="0" w:color="auto"/>
+        <w:insideV w:val="single" w:sz="4" w:space="0" w:color="auto"/>
+      </w:tblBorders>
+    </w:tblPr>
+  </w:style>
 </w:styles>
 </file>
 

--- a/project/template.docx
+++ b/project/template.docx
@@ -840,64 +840,32 @@
         <w:rPr>
           <w:rFonts w:ascii="Times New Roman" w:hAnsi="Times New Roman" w:cs="Times New Roman"/>
         </w:rPr>
-        <w:t>Once you complete your project and finish your conversation with the AI tool, please prepare your full chat history. Before ending the chat, make sure to insert your final prompt shown below so that the entire interaction is captured from start to finish.</w:t>
-      </w:r>
-    </w:p>
-    <w:p>
-      <w:pPr>
-        <w:spacing w:after="0" w:line="240" w:lineRule="auto"/>
-        <w:rPr>
-          <w:rFonts w:ascii="Times New Roman" w:hAnsi="Times New Roman" w:cs="Times New Roman"/>
-        </w:rPr>
-      </w:pPr>
-    </w:p>
-    <w:tbl>
-      <w:tblPr>
-        <w:tblStyle w:val="TableGrid"/>
-        <w:tblW w:w="0" w:type="auto"/>
-        <w:tblLook w:val="04A0" w:firstRow="1" w:lastRow="0" w:firstColumn="1" w:lastColumn="0" w:noHBand="0" w:noVBand="1"/>
-      </w:tblPr>
-      <w:tblGrid>
-        <w:gridCol w:w="9350"/>
-      </w:tblGrid>
-      <w:tr>
-        <w:tc>
-          <w:tcPr>
-            <w:tcW w:w="9350" w:type="dxa"/>
-            <w:shd w:val="clear" w:color="auto" w:fill="D9F2D0" w:themeFill="accent6" w:themeFillTint="33"/>
-          </w:tcPr>
-          <w:p>
-            <w:pPr>
-              <w:ind w:left="720"/>
-              <w:rPr>
-                <w:rFonts w:ascii="Times New Roman" w:hAnsi="Times New Roman" w:cs="Times New Roman"/>
-              </w:rPr>
-            </w:pPr>
-            <w:r>
-              <w:rPr>
-                <w:rFonts w:ascii="Times New Roman" w:hAnsi="Times New Roman" w:cs="Times New Roman"/>
-              </w:rPr>
-              <w:t>Compile the entire conversation, clearly labeled to show which parts are AI inputs and which are my responses.</w:t>
-            </w:r>
-          </w:p>
-        </w:tc>
-      </w:tr>
-    </w:tbl>
-    <w:p>
-      <w:pPr>
-        <w:spacing w:after="0" w:line="240" w:lineRule="auto"/>
-        <w:rPr>
-          <w:rFonts w:ascii="Times New Roman" w:hAnsi="Times New Roman" w:cs="Times New Roman"/>
-        </w:rPr>
-      </w:pPr>
-    </w:p>
-    <w:p>
-      <w:pPr>
-        <w:spacing w:after="0" w:line="240" w:lineRule="auto"/>
-        <w:rPr>
-          <w:rFonts w:ascii="Times New Roman" w:hAnsi="Times New Roman" w:cs="Times New Roman"/>
-        </w:rPr>
-      </w:pPr>
+        <w:t>Once you complete your project and finish your conversation with the AI tool, please prepare</w:t>
+      </w:r>
+      <w:r>
+        <w:rPr>
+          <w:rFonts w:ascii="Times New Roman" w:hAnsi="Times New Roman" w:cs="Times New Roman"/>
+        </w:rPr>
+        <w:t xml:space="preserve"> the link for </w:t>
+      </w:r>
+      <w:r>
+        <w:rPr>
+          <w:rFonts w:ascii="Times New Roman" w:hAnsi="Times New Roman" w:cs="Times New Roman" w:hint="eastAsia"/>
+        </w:rPr>
+        <w:t>y</w:t>
+      </w:r>
+      <w:r>
+        <w:rPr>
+          <w:rFonts w:ascii="Times New Roman" w:hAnsi="Times New Roman" w:cs="Times New Roman"/>
+        </w:rPr>
+        <w:t>our full chat history.</w:t>
+      </w:r>
+      <w:r>
+        <w:rPr>
+          <w:rFonts w:ascii="Times New Roman" w:hAnsi="Times New Roman" w:cs="Times New Roman"/>
+        </w:rPr>
+        <w:t xml:space="preserve"> </w:t>
+      </w:r>
       <w:r>
         <w:rPr>
           <w:rFonts w:ascii="Times New Roman" w:hAnsi="Times New Roman" w:cs="Times New Roman"/>
@@ -936,1154 +904,7 @@
         <w:rPr>
           <w:rFonts w:ascii="Times New Roman" w:hAnsi="Times New Roman" w:cs="Times New Roman"/>
         </w:rPr>
-        <w:t xml:space="preserve">Replace the example chat history </w:t>
-      </w:r>
-      <w:r>
-        <w:rPr>
-          <w:rFonts w:ascii="Times New Roman" w:hAnsi="Times New Roman" w:cs="Times New Roman"/>
-        </w:rPr>
-        <w:t xml:space="preserve">(light blue) </w:t>
-      </w:r>
-      <w:r>
-        <w:rPr>
-          <w:rFonts w:ascii="Times New Roman" w:hAnsi="Times New Roman" w:cs="Times New Roman"/>
-        </w:rPr>
-        <w:t xml:space="preserve">shown </w:t>
-      </w:r>
-      <w:r>
-        <w:rPr>
-          <w:rFonts w:ascii="Times New Roman" w:hAnsi="Times New Roman" w:cs="Times New Roman"/>
-        </w:rPr>
-        <w:t xml:space="preserve">below </w:t>
-      </w:r>
-      <w:r>
-        <w:rPr>
-          <w:rFonts w:ascii="Times New Roman" w:hAnsi="Times New Roman" w:cs="Times New Roman"/>
-        </w:rPr>
-        <w:t>with your own conversation.</w:t>
-      </w:r>
-    </w:p>
-    <w:p>
-      <w:pPr>
-        <w:shd w:val="clear" w:color="auto" w:fill="DAE9F7" w:themeFill="text2" w:themeFillTint="1A"/>
-        <w:spacing w:before="100" w:beforeAutospacing="1" w:after="100" w:afterAutospacing="1" w:line="240" w:lineRule="auto"/>
-        <w:rPr>
-          <w:rFonts w:ascii="Times New Roman" w:eastAsia="Times New Roman" w:hAnsi="Times New Roman" w:cs="Times New Roman"/>
-          <w:kern w:val="0"/>
-          <w14:ligatures w14:val="none"/>
-        </w:rPr>
-      </w:pPr>
-      <w:r>
-        <w:rPr>
-          <w:rFonts w:ascii="Times New Roman" w:eastAsia="Times New Roman" w:hAnsi="Times New Roman" w:cs="Times New Roman"/>
-          <w:kern w:val="0"/>
-          <w14:ligatures w14:val="none"/>
-        </w:rPr>
-        <w:t>Certainly! Here's a compiled version of our entire conversation so far, clearly labeled:</w:t>
-      </w:r>
-    </w:p>
-    <w:p>
-      <w:pPr>
-        <w:shd w:val="clear" w:color="auto" w:fill="DAE9F7" w:themeFill="text2" w:themeFillTint="1A"/>
-        <w:spacing w:after="0" w:line="240" w:lineRule="auto"/>
-        <w:rPr>
-          <w:rFonts w:ascii="Times New Roman" w:eastAsia="Times New Roman" w:hAnsi="Times New Roman" w:cs="Times New Roman"/>
-          <w:kern w:val="0"/>
-          <w14:ligatures w14:val="none"/>
-        </w:rPr>
-      </w:pPr>
-      <w:r>
-        <w:rPr>
-          <w:rFonts w:ascii="Times New Roman" w:eastAsia="Times New Roman" w:hAnsi="Times New Roman" w:cs="Times New Roman"/>
-          <w:noProof/>
-          <w:kern w:val="0"/>
-        </w:rPr>
-        <w:pict w14:anchorId="72D99251">
-          <v:rect id="_x0000_i1032" alt="" style="width:468pt;height:.05pt;mso-width-percent:0;mso-height-percent:0;mso-width-percent:0;mso-height-percent:0" o:hralign="center" o:hrstd="t" o:hr="t" fillcolor="#a0a0a0" stroked="f"/>
-        </w:pict>
-      </w:r>
-    </w:p>
-    <w:p>
-      <w:pPr>
-        <w:shd w:val="clear" w:color="auto" w:fill="DAE9F7" w:themeFill="text2" w:themeFillTint="1A"/>
-        <w:spacing w:before="100" w:beforeAutospacing="1" w:after="100" w:afterAutospacing="1" w:line="240" w:lineRule="auto"/>
-        <w:outlineLvl w:val="2"/>
-        <w:rPr>
-          <w:rFonts w:ascii="Times New Roman" w:eastAsia="Times New Roman" w:hAnsi="Times New Roman" w:cs="Times New Roman"/>
-          <w:b/>
-          <w:bCs/>
-          <w:kern w:val="0"/>
-          <w:sz w:val="27"/>
-          <w:szCs w:val="27"/>
-          <w14:ligatures w14:val="none"/>
-        </w:rPr>
-      </w:pPr>
-      <w:r>
-        <w:rPr>
-          <w:rFonts w:ascii="Times New Roman" w:eastAsia="Times New Roman" w:hAnsi="Times New Roman" w:cs="Times New Roman"/>
-          <w:b/>
-          <w:bCs/>
-          <w:kern w:val="0"/>
-          <w:sz w:val="27"/>
-          <w:szCs w:val="27"/>
-          <w14:ligatures w14:val="none"/>
-        </w:rPr>
-        <w:t>User (Initial Prompt):</w:t>
-      </w:r>
-    </w:p>
-    <w:p>
-      <w:pPr>
-        <w:shd w:val="clear" w:color="auto" w:fill="DAE9F7" w:themeFill="text2" w:themeFillTint="1A"/>
-        <w:spacing w:before="100" w:beforeAutospacing="1" w:after="100" w:afterAutospacing="1" w:line="240" w:lineRule="auto"/>
-        <w:rPr>
-          <w:rFonts w:ascii="Times New Roman" w:eastAsia="Times New Roman" w:hAnsi="Times New Roman" w:cs="Times New Roman"/>
-          <w:kern w:val="0"/>
-          <w14:ligatures w14:val="none"/>
-        </w:rPr>
-      </w:pPr>
-      <w:r>
-        <w:rPr>
-          <w:rFonts w:ascii="Times New Roman" w:eastAsia="Times New Roman" w:hAnsi="Times New Roman" w:cs="Times New Roman"/>
-          <w:kern w:val="0"/>
-          <w14:ligatures w14:val="none"/>
-        </w:rPr>
-        <w:t>I am working on a multiple linear regression project using a small health-related dataset with three variables: sleep, caffeine, and stress. Act as my thinking partner. Do not give me full answers or report-ready text. Instead, guide me step by step, and after each step, ask me one clarifying or reflective question before moving on.</w:t>
-      </w:r>
-      <w:r>
-        <w:rPr>
-          <w:rFonts w:ascii="Times New Roman" w:eastAsia="Times New Roman" w:hAnsi="Times New Roman" w:cs="Times New Roman"/>
-          <w:kern w:val="0"/>
-          <w14:ligatures w14:val="none"/>
-        </w:rPr>
-        <w:br/>
-        <w:t>Explain why each step matters and what ideas I should consider when making decisions. Use general examples if needed, but do not use my dataset values or provide final interpretations.</w:t>
-      </w:r>
-      <w:r>
-        <w:rPr>
-          <w:rFonts w:ascii="Times New Roman" w:eastAsia="Times New Roman" w:hAnsi="Times New Roman" w:cs="Times New Roman"/>
-          <w:kern w:val="0"/>
-          <w14:ligatures w14:val="none"/>
-        </w:rPr>
-        <w:br/>
-        <w:t>Help me understand the process by asking questions like:</w:t>
-      </w:r>
-      <w:r>
-        <w:rPr>
-          <w:rFonts w:ascii="Times New Roman" w:eastAsia="Times New Roman" w:hAnsi="Times New Roman" w:cs="Times New Roman"/>
-          <w:kern w:val="0"/>
-          <w14:ligatures w14:val="none"/>
-        </w:rPr>
-        <w:br/>
-        <w:t>• What does this coefficient mean in context?</w:t>
-      </w:r>
-      <w:r>
-        <w:rPr>
-          <w:rFonts w:ascii="Times New Roman" w:eastAsia="Times New Roman" w:hAnsi="Times New Roman" w:cs="Times New Roman"/>
-          <w:kern w:val="0"/>
-          <w14:ligatures w14:val="none"/>
-        </w:rPr>
-        <w:br/>
-        <w:t>• How would I explain R² to someone with no statistics background?</w:t>
-      </w:r>
-      <w:r>
-        <w:rPr>
-          <w:rFonts w:ascii="Times New Roman" w:eastAsia="Times New Roman" w:hAnsi="Times New Roman" w:cs="Times New Roman"/>
-          <w:kern w:val="0"/>
-          <w14:ligatures w14:val="none"/>
-        </w:rPr>
-        <w:br/>
-        <w:t>• Why might these predictors be related?</w:t>
-      </w:r>
-      <w:r>
-        <w:rPr>
-          <w:rFonts w:ascii="Times New Roman" w:eastAsia="Times New Roman" w:hAnsi="Times New Roman" w:cs="Times New Roman"/>
-          <w:kern w:val="0"/>
-          <w14:ligatures w14:val="none"/>
-        </w:rPr>
-        <w:br/>
-        <w:t>• What assumptions should I check?</w:t>
-      </w:r>
-      <w:r>
-        <w:rPr>
-          <w:rFonts w:ascii="Times New Roman" w:eastAsia="Times New Roman" w:hAnsi="Times New Roman" w:cs="Times New Roman"/>
-          <w:kern w:val="0"/>
-          <w14:ligatures w14:val="none"/>
-        </w:rPr>
-        <w:br/>
-        <w:t>• What limitations might I need to note?</w:t>
-      </w:r>
-      <w:r>
-        <w:rPr>
-          <w:rFonts w:ascii="Times New Roman" w:eastAsia="Times New Roman" w:hAnsi="Times New Roman" w:cs="Times New Roman"/>
-          <w:kern w:val="0"/>
-          <w14:ligatures w14:val="none"/>
-        </w:rPr>
-        <w:br/>
-        <w:t>Your role is to support my reasoning and help me understand how to build and interpret the model gradually, not to create my report content.</w:t>
-      </w:r>
-    </w:p>
-    <w:p>
-      <w:pPr>
-        <w:shd w:val="clear" w:color="auto" w:fill="DAE9F7" w:themeFill="text2" w:themeFillTint="1A"/>
-        <w:spacing w:after="0" w:line="240" w:lineRule="auto"/>
-        <w:rPr>
-          <w:rFonts w:ascii="Times New Roman" w:eastAsia="Times New Roman" w:hAnsi="Times New Roman" w:cs="Times New Roman"/>
-          <w:kern w:val="0"/>
-          <w14:ligatures w14:val="none"/>
-        </w:rPr>
-      </w:pPr>
-      <w:r>
-        <w:rPr>
-          <w:rFonts w:ascii="Times New Roman" w:eastAsia="Times New Roman" w:hAnsi="Times New Roman" w:cs="Times New Roman"/>
-          <w:noProof/>
-          <w:kern w:val="0"/>
-        </w:rPr>
-        <w:pict w14:anchorId="52AEEAC6">
-          <v:rect id="_x0000_i1031" alt="" style="width:468pt;height:.05pt;mso-width-percent:0;mso-height-percent:0;mso-width-percent:0;mso-height-percent:0" o:hralign="center" o:hrstd="t" o:hr="t" fillcolor="#a0a0a0" stroked="f"/>
-        </w:pict>
-      </w:r>
-    </w:p>
-    <w:p>
-      <w:pPr>
-        <w:shd w:val="clear" w:color="auto" w:fill="DAE9F7" w:themeFill="text2" w:themeFillTint="1A"/>
-        <w:spacing w:before="100" w:beforeAutospacing="1" w:after="100" w:afterAutospacing="1" w:line="240" w:lineRule="auto"/>
-        <w:outlineLvl w:val="2"/>
-        <w:rPr>
-          <w:rFonts w:ascii="Times New Roman" w:eastAsia="Times New Roman" w:hAnsi="Times New Roman" w:cs="Times New Roman"/>
-          <w:b/>
-          <w:bCs/>
-          <w:kern w:val="0"/>
-          <w:sz w:val="27"/>
-          <w:szCs w:val="27"/>
-          <w14:ligatures w14:val="none"/>
-        </w:rPr>
-      </w:pPr>
-      <w:r>
-        <w:rPr>
-          <w:rFonts w:ascii="Times New Roman" w:eastAsia="Times New Roman" w:hAnsi="Times New Roman" w:cs="Times New Roman"/>
-          <w:b/>
-          <w:bCs/>
-          <w:kern w:val="0"/>
-          <w:sz w:val="27"/>
-          <w:szCs w:val="27"/>
-          <w14:ligatures w14:val="none"/>
-        </w:rPr>
-        <w:t>AI:</w:t>
-      </w:r>
-    </w:p>
-    <w:p>
-      <w:pPr>
-        <w:shd w:val="clear" w:color="auto" w:fill="DAE9F7" w:themeFill="text2" w:themeFillTint="1A"/>
-        <w:spacing w:before="100" w:beforeAutospacing="1" w:after="100" w:afterAutospacing="1" w:line="240" w:lineRule="auto"/>
-        <w:rPr>
-          <w:rFonts w:ascii="Times New Roman" w:eastAsia="Times New Roman" w:hAnsi="Times New Roman" w:cs="Times New Roman"/>
-          <w:kern w:val="0"/>
-          <w14:ligatures w14:val="none"/>
-        </w:rPr>
-      </w:pPr>
-      <w:r>
-        <w:rPr>
-          <w:rFonts w:ascii="Times New Roman" w:eastAsia="Times New Roman" w:hAnsi="Times New Roman" w:cs="Times New Roman"/>
-          <w:kern w:val="0"/>
-          <w14:ligatures w14:val="none"/>
-        </w:rPr>
-        <w:t>Great—let's take this one step at a time. You are building a multiple linear regression model using three predictors related to health (sleep, caffeine, and stress), and your goal is to understand the process deeply and make reasoned decisions. I will guide you by:</w:t>
-      </w:r>
-    </w:p>
-    <w:p>
-      <w:pPr>
-        <w:numPr>
-          <w:ilvl w:val="0"/>
-          <w:numId w:val="14"/>
-        </w:numPr>
-        <w:shd w:val="clear" w:color="auto" w:fill="DAE9F7" w:themeFill="text2" w:themeFillTint="1A"/>
-        <w:spacing w:before="100" w:beforeAutospacing="1" w:after="100" w:afterAutospacing="1" w:line="240" w:lineRule="auto"/>
-        <w:rPr>
-          <w:rFonts w:ascii="Times New Roman" w:eastAsia="Times New Roman" w:hAnsi="Times New Roman" w:cs="Times New Roman"/>
-          <w:kern w:val="0"/>
-          <w14:ligatures w14:val="none"/>
-        </w:rPr>
-      </w:pPr>
-      <w:r>
-        <w:rPr>
-          <w:rFonts w:ascii="Times New Roman" w:eastAsia="Times New Roman" w:hAnsi="Times New Roman" w:cs="Times New Roman"/>
-          <w:kern w:val="0"/>
-          <w14:ligatures w14:val="none"/>
-        </w:rPr>
-        <w:t xml:space="preserve">Explaining </w:t>
-      </w:r>
-      <w:r>
-        <w:rPr>
-          <w:rFonts w:ascii="Times New Roman" w:eastAsia="Times New Roman" w:hAnsi="Times New Roman" w:cs="Times New Roman"/>
-          <w:b/>
-          <w:bCs/>
-          <w:kern w:val="0"/>
-          <w14:ligatures w14:val="none"/>
-        </w:rPr>
-        <w:t>why</w:t>
-      </w:r>
-      <w:r>
-        <w:rPr>
-          <w:rFonts w:ascii="Times New Roman" w:eastAsia="Times New Roman" w:hAnsi="Times New Roman" w:cs="Times New Roman"/>
-          <w:kern w:val="0"/>
-          <w14:ligatures w14:val="none"/>
-        </w:rPr>
-        <w:t xml:space="preserve"> each step matters</w:t>
-      </w:r>
-    </w:p>
-    <w:p>
-      <w:pPr>
-        <w:numPr>
-          <w:ilvl w:val="0"/>
-          <w:numId w:val="14"/>
-        </w:numPr>
-        <w:shd w:val="clear" w:color="auto" w:fill="DAE9F7" w:themeFill="text2" w:themeFillTint="1A"/>
-        <w:spacing w:before="100" w:beforeAutospacing="1" w:after="100" w:afterAutospacing="1" w:line="240" w:lineRule="auto"/>
-        <w:rPr>
-          <w:rFonts w:ascii="Times New Roman" w:eastAsia="Times New Roman" w:hAnsi="Times New Roman" w:cs="Times New Roman"/>
-          <w:kern w:val="0"/>
-          <w14:ligatures w14:val="none"/>
-        </w:rPr>
-      </w:pPr>
-      <w:r>
-        <w:rPr>
-          <w:rFonts w:ascii="Times New Roman" w:eastAsia="Times New Roman" w:hAnsi="Times New Roman" w:cs="Times New Roman"/>
-          <w:kern w:val="0"/>
-          <w14:ligatures w14:val="none"/>
-        </w:rPr>
-        <w:t xml:space="preserve">Asking you a </w:t>
-      </w:r>
-      <w:r>
-        <w:rPr>
-          <w:rFonts w:ascii="Times New Roman" w:eastAsia="Times New Roman" w:hAnsi="Times New Roman" w:cs="Times New Roman"/>
-          <w:b/>
-          <w:bCs/>
-          <w:kern w:val="0"/>
-          <w14:ligatures w14:val="none"/>
-        </w:rPr>
-        <w:t>reflective question</w:t>
-      </w:r>
-      <w:r>
-        <w:rPr>
-          <w:rFonts w:ascii="Times New Roman" w:eastAsia="Times New Roman" w:hAnsi="Times New Roman" w:cs="Times New Roman"/>
-          <w:kern w:val="0"/>
-          <w14:ligatures w14:val="none"/>
-        </w:rPr>
-        <w:t xml:space="preserve"> to guide your next action</w:t>
-      </w:r>
-    </w:p>
-    <w:p>
-      <w:pPr>
-        <w:numPr>
-          <w:ilvl w:val="0"/>
-          <w:numId w:val="14"/>
-        </w:numPr>
-        <w:shd w:val="clear" w:color="auto" w:fill="DAE9F7" w:themeFill="text2" w:themeFillTint="1A"/>
-        <w:spacing w:before="100" w:beforeAutospacing="1" w:after="100" w:afterAutospacing="1" w:line="240" w:lineRule="auto"/>
-        <w:rPr>
-          <w:rFonts w:ascii="Times New Roman" w:eastAsia="Times New Roman" w:hAnsi="Times New Roman" w:cs="Times New Roman"/>
-          <w:kern w:val="0"/>
-          <w14:ligatures w14:val="none"/>
-        </w:rPr>
-      </w:pPr>
-      <w:r>
-        <w:rPr>
-          <w:rFonts w:ascii="Times New Roman" w:eastAsia="Times New Roman" w:hAnsi="Times New Roman" w:cs="Times New Roman"/>
-          <w:kern w:val="0"/>
-          <w14:ligatures w14:val="none"/>
-        </w:rPr>
-        <w:t>Avoiding giving away finished answers or interpretations</w:t>
-      </w:r>
-    </w:p>
-    <w:p>
-      <w:pPr>
-        <w:shd w:val="clear" w:color="auto" w:fill="DAE9F7" w:themeFill="text2" w:themeFillTint="1A"/>
-        <w:spacing w:after="0" w:line="240" w:lineRule="auto"/>
-        <w:rPr>
-          <w:rFonts w:ascii="Times New Roman" w:eastAsia="Times New Roman" w:hAnsi="Times New Roman" w:cs="Times New Roman"/>
-          <w:kern w:val="0"/>
-          <w14:ligatures w14:val="none"/>
-        </w:rPr>
-      </w:pPr>
-      <w:r>
-        <w:rPr>
-          <w:rFonts w:ascii="Times New Roman" w:eastAsia="Times New Roman" w:hAnsi="Times New Roman" w:cs="Times New Roman"/>
-          <w:noProof/>
-          <w:kern w:val="0"/>
-        </w:rPr>
-        <w:lastRenderedPageBreak/>
-        <w:pict w14:anchorId="33B2E8AF">
-          <v:rect id="_x0000_i1030" alt="" style="width:468pt;height:.05pt;mso-width-percent:0;mso-height-percent:0;mso-width-percent:0;mso-height-percent:0" o:hralign="center" o:hrstd="t" o:hr="t" fillcolor="#a0a0a0" stroked="f"/>
-        </w:pict>
-      </w:r>
-    </w:p>
-    <w:p>
-      <w:pPr>
-        <w:shd w:val="clear" w:color="auto" w:fill="DAE9F7" w:themeFill="text2" w:themeFillTint="1A"/>
-        <w:spacing w:before="100" w:beforeAutospacing="1" w:after="100" w:afterAutospacing="1" w:line="240" w:lineRule="auto"/>
-        <w:outlineLvl w:val="2"/>
-        <w:rPr>
-          <w:rFonts w:ascii="Times New Roman" w:eastAsia="Times New Roman" w:hAnsi="Times New Roman" w:cs="Times New Roman"/>
-          <w:b/>
-          <w:bCs/>
-          <w:kern w:val="0"/>
-          <w:sz w:val="27"/>
-          <w:szCs w:val="27"/>
-          <w14:ligatures w14:val="none"/>
-        </w:rPr>
-      </w:pPr>
-      <w:r>
-        <w:rPr>
-          <w:rFonts w:ascii="Times New Roman" w:eastAsia="Times New Roman" w:hAnsi="Times New Roman" w:cs="Times New Roman"/>
-          <w:b/>
-          <w:bCs/>
-          <w:kern w:val="0"/>
-          <w:sz w:val="27"/>
-          <w:szCs w:val="27"/>
-          <w14:ligatures w14:val="none"/>
-        </w:rPr>
-        <w:t>Step 1: Clarify the Research Question</w:t>
-      </w:r>
-    </w:p>
-    <w:p>
-      <w:pPr>
-        <w:shd w:val="clear" w:color="auto" w:fill="DAE9F7" w:themeFill="text2" w:themeFillTint="1A"/>
-        <w:spacing w:before="100" w:beforeAutospacing="1" w:after="100" w:afterAutospacing="1" w:line="240" w:lineRule="auto"/>
-        <w:rPr>
-          <w:rFonts w:ascii="Times New Roman" w:eastAsia="Times New Roman" w:hAnsi="Times New Roman" w:cs="Times New Roman"/>
-          <w:kern w:val="0"/>
-          <w14:ligatures w14:val="none"/>
-        </w:rPr>
-      </w:pPr>
-      <w:r>
-        <w:rPr>
-          <w:rFonts w:ascii="Times New Roman" w:eastAsia="Times New Roman" w:hAnsi="Times New Roman" w:cs="Times New Roman"/>
-          <w:kern w:val="0"/>
-          <w14:ligatures w14:val="none"/>
-        </w:rPr>
-        <w:t xml:space="preserve">Before building the model, it's important to clearly define what you're trying to understand or predict. Are you predicting stress based on sleep and caffeine? Or is the goal to understand how caffeine and stress impact sleep? Your </w:t>
-      </w:r>
-      <w:r>
-        <w:rPr>
-          <w:rFonts w:ascii="Times New Roman" w:eastAsia="Times New Roman" w:hAnsi="Times New Roman" w:cs="Times New Roman"/>
-          <w:b/>
-          <w:bCs/>
-          <w:kern w:val="0"/>
-          <w14:ligatures w14:val="none"/>
-        </w:rPr>
-        <w:t>dependent (response) variable</w:t>
-      </w:r>
-      <w:r>
-        <w:rPr>
-          <w:rFonts w:ascii="Times New Roman" w:eastAsia="Times New Roman" w:hAnsi="Times New Roman" w:cs="Times New Roman"/>
-          <w:kern w:val="0"/>
-          <w14:ligatures w14:val="none"/>
-        </w:rPr>
-        <w:t xml:space="preserve"> should reflect this.</w:t>
-      </w:r>
-    </w:p>
-    <w:p>
-      <w:pPr>
-        <w:shd w:val="clear" w:color="auto" w:fill="DAE9F7" w:themeFill="text2" w:themeFillTint="1A"/>
-        <w:spacing w:before="100" w:beforeAutospacing="1" w:after="100" w:afterAutospacing="1" w:line="240" w:lineRule="auto"/>
-        <w:rPr>
-          <w:rFonts w:ascii="Times New Roman" w:eastAsia="Times New Roman" w:hAnsi="Times New Roman" w:cs="Times New Roman"/>
-          <w:kern w:val="0"/>
-          <w14:ligatures w14:val="none"/>
-        </w:rPr>
-      </w:pPr>
-      <w:r>
-        <w:rPr>
-          <w:rFonts w:ascii="Times New Roman" w:eastAsia="Times New Roman" w:hAnsi="Times New Roman" w:cs="Times New Roman"/>
-          <w:kern w:val="0"/>
-          <w14:ligatures w14:val="none"/>
-        </w:rPr>
-        <w:t>Why this matters:</w:t>
-      </w:r>
-      <w:r>
-        <w:rPr>
-          <w:rFonts w:ascii="Times New Roman" w:eastAsia="Times New Roman" w:hAnsi="Times New Roman" w:cs="Times New Roman"/>
-          <w:kern w:val="0"/>
-          <w14:ligatures w14:val="none"/>
-        </w:rPr>
-        <w:br/>
-        <w:t>Regression models are directional in that we choose one outcome variable to model as a function of the others. Choosing the wrong dependent variable could lead to misinterpretation.</w:t>
-      </w:r>
-    </w:p>
-    <w:p>
-      <w:pPr>
-        <w:shd w:val="clear" w:color="auto" w:fill="DAE9F7" w:themeFill="text2" w:themeFillTint="1A"/>
-        <w:spacing w:before="100" w:beforeAutospacing="1" w:after="100" w:afterAutospacing="1" w:line="240" w:lineRule="auto"/>
-        <w:rPr>
-          <w:rFonts w:ascii="Times New Roman" w:eastAsia="Times New Roman" w:hAnsi="Times New Roman" w:cs="Times New Roman"/>
-          <w:kern w:val="0"/>
-          <w14:ligatures w14:val="none"/>
-        </w:rPr>
-      </w:pPr>
-      <w:r>
-        <w:rPr>
-          <w:rFonts w:ascii="Times New Roman" w:eastAsia="Times New Roman" w:hAnsi="Times New Roman" w:cs="Times New Roman"/>
-          <w:b/>
-          <w:bCs/>
-          <w:kern w:val="0"/>
-          <w14:ligatures w14:val="none"/>
-        </w:rPr>
-        <w:t>Reflective Question:</w:t>
-      </w:r>
-      <w:r>
-        <w:rPr>
-          <w:rFonts w:ascii="Times New Roman" w:eastAsia="Times New Roman" w:hAnsi="Times New Roman" w:cs="Times New Roman"/>
-          <w:kern w:val="0"/>
-          <w14:ligatures w14:val="none"/>
-        </w:rPr>
-        <w:br/>
-        <w:t>What is your main research question, and which variable do you think should be your dependent variable based on that question?</w:t>
-      </w:r>
-    </w:p>
-    <w:p>
-      <w:pPr>
-        <w:shd w:val="clear" w:color="auto" w:fill="DAE9F7" w:themeFill="text2" w:themeFillTint="1A"/>
-        <w:spacing w:after="0" w:line="240" w:lineRule="auto"/>
-        <w:rPr>
-          <w:rFonts w:ascii="Times New Roman" w:eastAsia="Times New Roman" w:hAnsi="Times New Roman" w:cs="Times New Roman"/>
-          <w:kern w:val="0"/>
-          <w14:ligatures w14:val="none"/>
-        </w:rPr>
-      </w:pPr>
-      <w:r>
-        <w:rPr>
-          <w:rFonts w:ascii="Times New Roman" w:eastAsia="Times New Roman" w:hAnsi="Times New Roman" w:cs="Times New Roman"/>
-          <w:noProof/>
-          <w:kern w:val="0"/>
-        </w:rPr>
-        <w:pict w14:anchorId="42A02E78">
-          <v:rect id="_x0000_i1029" alt="" style="width:468pt;height:.05pt;mso-width-percent:0;mso-height-percent:0;mso-width-percent:0;mso-height-percent:0" o:hralign="center" o:hrstd="t" o:hr="t" fillcolor="#a0a0a0" stroked="f"/>
-        </w:pict>
-      </w:r>
-    </w:p>
-    <w:p>
-      <w:pPr>
-        <w:shd w:val="clear" w:color="auto" w:fill="DAE9F7" w:themeFill="text2" w:themeFillTint="1A"/>
-        <w:spacing w:before="100" w:beforeAutospacing="1" w:after="100" w:afterAutospacing="1" w:line="240" w:lineRule="auto"/>
-        <w:outlineLvl w:val="2"/>
-        <w:rPr>
-          <w:rFonts w:ascii="Times New Roman" w:eastAsia="Times New Roman" w:hAnsi="Times New Roman" w:cs="Times New Roman"/>
-          <w:b/>
-          <w:bCs/>
-          <w:kern w:val="0"/>
-          <w:sz w:val="27"/>
-          <w:szCs w:val="27"/>
-          <w14:ligatures w14:val="none"/>
-        </w:rPr>
-      </w:pPr>
-      <w:r>
-        <w:rPr>
-          <w:rFonts w:ascii="Times New Roman" w:eastAsia="Times New Roman" w:hAnsi="Times New Roman" w:cs="Times New Roman"/>
-          <w:b/>
-          <w:bCs/>
-          <w:kern w:val="0"/>
-          <w:sz w:val="27"/>
-          <w:szCs w:val="27"/>
-          <w14:ligatures w14:val="none"/>
-        </w:rPr>
-        <w:t>User:</w:t>
-      </w:r>
-    </w:p>
-    <w:p>
-      <w:pPr>
-        <w:shd w:val="clear" w:color="auto" w:fill="DAE9F7" w:themeFill="text2" w:themeFillTint="1A"/>
-        <w:spacing w:before="100" w:beforeAutospacing="1" w:after="100" w:afterAutospacing="1" w:line="240" w:lineRule="auto"/>
-        <w:rPr>
-          <w:rFonts w:ascii="Times New Roman" w:eastAsia="Times New Roman" w:hAnsi="Times New Roman" w:cs="Times New Roman"/>
-          <w:kern w:val="0"/>
-          <w14:ligatures w14:val="none"/>
-        </w:rPr>
-      </w:pPr>
-      <w:r>
-        <w:rPr>
-          <w:rFonts w:ascii="Times New Roman" w:eastAsia="Times New Roman" w:hAnsi="Times New Roman" w:cs="Times New Roman"/>
-          <w:kern w:val="0"/>
-          <w14:ligatures w14:val="none"/>
-        </w:rPr>
-        <w:t>do you have any suggestions in terms of the research question?</w:t>
-      </w:r>
-    </w:p>
-    <w:p>
-      <w:pPr>
-        <w:shd w:val="clear" w:color="auto" w:fill="DAE9F7" w:themeFill="text2" w:themeFillTint="1A"/>
-        <w:spacing w:after="0" w:line="240" w:lineRule="auto"/>
-        <w:rPr>
-          <w:rFonts w:ascii="Times New Roman" w:eastAsia="Times New Roman" w:hAnsi="Times New Roman" w:cs="Times New Roman"/>
-          <w:kern w:val="0"/>
-          <w14:ligatures w14:val="none"/>
-        </w:rPr>
-      </w:pPr>
-      <w:r>
-        <w:rPr>
-          <w:rFonts w:ascii="Times New Roman" w:eastAsia="Times New Roman" w:hAnsi="Times New Roman" w:cs="Times New Roman"/>
-          <w:noProof/>
-          <w:kern w:val="0"/>
-        </w:rPr>
-        <w:pict w14:anchorId="21D88C50">
-          <v:rect id="_x0000_i1028" alt="" style="width:468pt;height:.05pt;mso-width-percent:0;mso-height-percent:0;mso-width-percent:0;mso-height-percent:0" o:hralign="center" o:hrstd="t" o:hr="t" fillcolor="#a0a0a0" stroked="f"/>
-        </w:pict>
-      </w:r>
-    </w:p>
-    <w:p>
-      <w:pPr>
-        <w:shd w:val="clear" w:color="auto" w:fill="DAE9F7" w:themeFill="text2" w:themeFillTint="1A"/>
-        <w:spacing w:before="100" w:beforeAutospacing="1" w:after="100" w:afterAutospacing="1" w:line="240" w:lineRule="auto"/>
-        <w:outlineLvl w:val="2"/>
-        <w:rPr>
-          <w:rFonts w:ascii="Times New Roman" w:eastAsia="Times New Roman" w:hAnsi="Times New Roman" w:cs="Times New Roman"/>
-          <w:b/>
-          <w:bCs/>
-          <w:kern w:val="0"/>
-          <w:sz w:val="27"/>
-          <w:szCs w:val="27"/>
-          <w14:ligatures w14:val="none"/>
-        </w:rPr>
-      </w:pPr>
-      <w:r>
-        <w:rPr>
-          <w:rFonts w:ascii="Times New Roman" w:eastAsia="Times New Roman" w:hAnsi="Times New Roman" w:cs="Times New Roman"/>
-          <w:b/>
-          <w:bCs/>
-          <w:kern w:val="0"/>
-          <w:sz w:val="27"/>
-          <w:szCs w:val="27"/>
-          <w14:ligatures w14:val="none"/>
-        </w:rPr>
-        <w:t>AI:</w:t>
-      </w:r>
-    </w:p>
-    <w:p>
-      <w:pPr>
-        <w:shd w:val="clear" w:color="auto" w:fill="DAE9F7" w:themeFill="text2" w:themeFillTint="1A"/>
-        <w:spacing w:before="100" w:beforeAutospacing="1" w:after="100" w:afterAutospacing="1" w:line="240" w:lineRule="auto"/>
-        <w:rPr>
-          <w:rFonts w:ascii="Times New Roman" w:eastAsia="Times New Roman" w:hAnsi="Times New Roman" w:cs="Times New Roman"/>
-          <w:kern w:val="0"/>
-          <w14:ligatures w14:val="none"/>
-        </w:rPr>
-      </w:pPr>
-      <w:r>
-        <w:rPr>
-          <w:rFonts w:ascii="Times New Roman" w:eastAsia="Times New Roman" w:hAnsi="Times New Roman" w:cs="Times New Roman"/>
-          <w:kern w:val="0"/>
-          <w14:ligatures w14:val="none"/>
-        </w:rPr>
-        <w:t>Yes! Since you're working with health-related variables—</w:t>
-      </w:r>
-      <w:r>
-        <w:rPr>
-          <w:rFonts w:ascii="Times New Roman" w:eastAsia="Times New Roman" w:hAnsi="Times New Roman" w:cs="Times New Roman"/>
-          <w:b/>
-          <w:bCs/>
-          <w:kern w:val="0"/>
-          <w14:ligatures w14:val="none"/>
-        </w:rPr>
-        <w:t>sleep, caffeine, and stress</w:t>
-      </w:r>
-      <w:r>
-        <w:rPr>
-          <w:rFonts w:ascii="Times New Roman" w:eastAsia="Times New Roman" w:hAnsi="Times New Roman" w:cs="Times New Roman"/>
-          <w:kern w:val="0"/>
-          <w14:ligatures w14:val="none"/>
-        </w:rPr>
-        <w:t xml:space="preserve">—there are a few natural directions your research question could take. Think about what outcome you care most about </w:t>
-      </w:r>
-      <w:r>
-        <w:rPr>
-          <w:rFonts w:ascii="Times New Roman" w:eastAsia="Times New Roman" w:hAnsi="Times New Roman" w:cs="Times New Roman"/>
-          <w:b/>
-          <w:bCs/>
-          <w:kern w:val="0"/>
-          <w14:ligatures w14:val="none"/>
-        </w:rPr>
-        <w:t>understanding, explaining, or potentially influencing.</w:t>
-      </w:r>
-      <w:r>
-        <w:rPr>
-          <w:rFonts w:ascii="Times New Roman" w:eastAsia="Times New Roman" w:hAnsi="Times New Roman" w:cs="Times New Roman"/>
-          <w:kern w:val="0"/>
-          <w14:ligatures w14:val="none"/>
-        </w:rPr>
-        <w:t xml:space="preserve"> Here are a few </w:t>
-      </w:r>
-      <w:r>
-        <w:rPr>
-          <w:rFonts w:ascii="Times New Roman" w:eastAsia="Times New Roman" w:hAnsi="Times New Roman" w:cs="Times New Roman"/>
-          <w:b/>
-          <w:bCs/>
-          <w:kern w:val="0"/>
-          <w14:ligatures w14:val="none"/>
-        </w:rPr>
-        <w:t>types of questions</w:t>
-      </w:r>
-      <w:r>
-        <w:rPr>
-          <w:rFonts w:ascii="Times New Roman" w:eastAsia="Times New Roman" w:hAnsi="Times New Roman" w:cs="Times New Roman"/>
-          <w:kern w:val="0"/>
-          <w14:ligatures w14:val="none"/>
-        </w:rPr>
-        <w:t xml:space="preserve"> you might consider, without using your dataset directly:</w:t>
-      </w:r>
-    </w:p>
-    <w:p>
-      <w:pPr>
-        <w:shd w:val="clear" w:color="auto" w:fill="DAE9F7" w:themeFill="text2" w:themeFillTint="1A"/>
-        <w:spacing w:after="0" w:line="240" w:lineRule="auto"/>
-        <w:rPr>
-          <w:rFonts w:ascii="Times New Roman" w:eastAsia="Times New Roman" w:hAnsi="Times New Roman" w:cs="Times New Roman"/>
-          <w:kern w:val="0"/>
-          <w14:ligatures w14:val="none"/>
-        </w:rPr>
-      </w:pPr>
-      <w:r>
-        <w:rPr>
-          <w:rFonts w:ascii="Times New Roman" w:eastAsia="Times New Roman" w:hAnsi="Times New Roman" w:cs="Times New Roman"/>
-          <w:noProof/>
-          <w:kern w:val="0"/>
-        </w:rPr>
-        <w:pict w14:anchorId="0D769DB7">
-          <v:rect id="_x0000_i1027" alt="" style="width:468pt;height:.05pt;mso-width-percent:0;mso-height-percent:0;mso-width-percent:0;mso-height-percent:0" o:hralign="center" o:hrstd="t" o:hr="t" fillcolor="#a0a0a0" stroked="f"/>
-        </w:pict>
-      </w:r>
-    </w:p>
-    <w:p>
-      <w:pPr>
-        <w:shd w:val="clear" w:color="auto" w:fill="DAE9F7" w:themeFill="text2" w:themeFillTint="1A"/>
-        <w:spacing w:before="100" w:beforeAutospacing="1" w:after="100" w:afterAutospacing="1" w:line="240" w:lineRule="auto"/>
-        <w:outlineLvl w:val="3"/>
-        <w:rPr>
-          <w:rFonts w:ascii="Times New Roman" w:eastAsia="Times New Roman" w:hAnsi="Times New Roman" w:cs="Times New Roman"/>
-          <w:b/>
-          <w:bCs/>
-          <w:kern w:val="0"/>
-          <w14:ligatures w14:val="none"/>
-        </w:rPr>
-      </w:pPr>
-      <w:r>
-        <w:rPr>
-          <w:rFonts w:ascii="Times New Roman" w:eastAsia="Times New Roman" w:hAnsi="Times New Roman" w:cs="Times New Roman"/>
-          <w:b/>
-          <w:bCs/>
-          <w:kern w:val="0"/>
-          <w14:ligatures w14:val="none"/>
-        </w:rPr>
-        <w:t>Option 1: Predicting stress</w:t>
-      </w:r>
-    </w:p>
-    <w:p>
-      <w:pPr>
-        <w:numPr>
-          <w:ilvl w:val="0"/>
-          <w:numId w:val="15"/>
-        </w:numPr>
-        <w:shd w:val="clear" w:color="auto" w:fill="DAE9F7" w:themeFill="text2" w:themeFillTint="1A"/>
-        <w:spacing w:before="100" w:beforeAutospacing="1" w:after="100" w:afterAutospacing="1" w:line="240" w:lineRule="auto"/>
-        <w:rPr>
-          <w:rFonts w:ascii="Times New Roman" w:eastAsia="Times New Roman" w:hAnsi="Times New Roman" w:cs="Times New Roman"/>
-          <w:kern w:val="0"/>
-          <w14:ligatures w14:val="none"/>
-        </w:rPr>
-      </w:pPr>
-      <w:r>
-        <w:rPr>
-          <w:rFonts w:ascii="Times New Roman" w:eastAsia="Times New Roman" w:hAnsi="Times New Roman" w:cs="Times New Roman"/>
-          <w:i/>
-          <w:iCs/>
-          <w:kern w:val="0"/>
-          <w14:ligatures w14:val="none"/>
-        </w:rPr>
-        <w:t>“How do sleep and caffeine intake relate to a person's reported stress level?”</w:t>
-      </w:r>
-    </w:p>
-    <w:p>
-      <w:pPr>
-        <w:numPr>
-          <w:ilvl w:val="0"/>
-          <w:numId w:val="15"/>
-        </w:numPr>
-        <w:shd w:val="clear" w:color="auto" w:fill="DAE9F7" w:themeFill="text2" w:themeFillTint="1A"/>
-        <w:spacing w:before="100" w:beforeAutospacing="1" w:after="100" w:afterAutospacing="1" w:line="240" w:lineRule="auto"/>
-        <w:rPr>
-          <w:rFonts w:ascii="Times New Roman" w:eastAsia="Times New Roman" w:hAnsi="Times New Roman" w:cs="Times New Roman"/>
-          <w:kern w:val="0"/>
-          <w14:ligatures w14:val="none"/>
-        </w:rPr>
-      </w:pPr>
-      <w:r>
-        <w:rPr>
-          <w:rFonts w:ascii="Times New Roman" w:eastAsia="Times New Roman" w:hAnsi="Times New Roman" w:cs="Times New Roman"/>
-          <w:kern w:val="0"/>
-          <w14:ligatures w14:val="none"/>
-        </w:rPr>
-        <w:t xml:space="preserve">This implies: </w:t>
-      </w:r>
-      <w:r>
-        <w:rPr>
-          <w:rFonts w:ascii="Times New Roman" w:eastAsia="Times New Roman" w:hAnsi="Times New Roman" w:cs="Times New Roman"/>
-          <w:b/>
-          <w:bCs/>
-          <w:kern w:val="0"/>
-          <w14:ligatures w14:val="none"/>
-        </w:rPr>
-        <w:t>Stress = f(sleep, caffeine)</w:t>
-      </w:r>
-    </w:p>
-    <w:p>
-      <w:pPr>
-        <w:numPr>
-          <w:ilvl w:val="0"/>
-          <w:numId w:val="15"/>
-        </w:numPr>
-        <w:shd w:val="clear" w:color="auto" w:fill="DAE9F7" w:themeFill="text2" w:themeFillTint="1A"/>
-        <w:spacing w:before="100" w:beforeAutospacing="1" w:after="100" w:afterAutospacing="1" w:line="240" w:lineRule="auto"/>
-        <w:rPr>
-          <w:rFonts w:ascii="Times New Roman" w:eastAsia="Times New Roman" w:hAnsi="Times New Roman" w:cs="Times New Roman"/>
-          <w:kern w:val="0"/>
-          <w14:ligatures w14:val="none"/>
-        </w:rPr>
-      </w:pPr>
-      <w:r>
-        <w:rPr>
-          <w:rFonts w:ascii="Times New Roman" w:eastAsia="Times New Roman" w:hAnsi="Times New Roman" w:cs="Times New Roman"/>
-          <w:kern w:val="0"/>
-          <w14:ligatures w14:val="none"/>
-        </w:rPr>
-        <w:t>Useful if you're exploring how lifestyle factors impact psychological well-being.</w:t>
-      </w:r>
-    </w:p>
-    <w:p>
-      <w:pPr>
-        <w:shd w:val="clear" w:color="auto" w:fill="DAE9F7" w:themeFill="text2" w:themeFillTint="1A"/>
-        <w:spacing w:before="100" w:beforeAutospacing="1" w:after="100" w:afterAutospacing="1" w:line="240" w:lineRule="auto"/>
-        <w:outlineLvl w:val="3"/>
-        <w:rPr>
-          <w:rFonts w:ascii="Times New Roman" w:eastAsia="Times New Roman" w:hAnsi="Times New Roman" w:cs="Times New Roman"/>
-          <w:b/>
-          <w:bCs/>
-          <w:kern w:val="0"/>
-          <w14:ligatures w14:val="none"/>
-        </w:rPr>
-      </w:pPr>
-      <w:r>
-        <w:rPr>
-          <w:rFonts w:ascii="Times New Roman" w:eastAsia="Times New Roman" w:hAnsi="Times New Roman" w:cs="Times New Roman"/>
-          <w:b/>
-          <w:bCs/>
-          <w:kern w:val="0"/>
-          <w14:ligatures w14:val="none"/>
-        </w:rPr>
-        <w:t>Option 2: Predicting sleep</w:t>
-      </w:r>
-    </w:p>
-    <w:p>
-      <w:pPr>
-        <w:numPr>
-          <w:ilvl w:val="0"/>
-          <w:numId w:val="16"/>
-        </w:numPr>
-        <w:shd w:val="clear" w:color="auto" w:fill="DAE9F7" w:themeFill="text2" w:themeFillTint="1A"/>
-        <w:spacing w:before="100" w:beforeAutospacing="1" w:after="100" w:afterAutospacing="1" w:line="240" w:lineRule="auto"/>
-        <w:rPr>
-          <w:rFonts w:ascii="Times New Roman" w:eastAsia="Times New Roman" w:hAnsi="Times New Roman" w:cs="Times New Roman"/>
-          <w:kern w:val="0"/>
-          <w14:ligatures w14:val="none"/>
-        </w:rPr>
-      </w:pPr>
-      <w:r>
-        <w:rPr>
-          <w:rFonts w:ascii="Times New Roman" w:eastAsia="Times New Roman" w:hAnsi="Times New Roman" w:cs="Times New Roman"/>
-          <w:i/>
-          <w:iCs/>
-          <w:kern w:val="0"/>
-          <w14:ligatures w14:val="none"/>
-        </w:rPr>
-        <w:t>“Can stress levels and caffeine intake explain how much people sleep?”</w:t>
-      </w:r>
-    </w:p>
-    <w:p>
-      <w:pPr>
-        <w:numPr>
-          <w:ilvl w:val="0"/>
-          <w:numId w:val="16"/>
-        </w:numPr>
-        <w:shd w:val="clear" w:color="auto" w:fill="DAE9F7" w:themeFill="text2" w:themeFillTint="1A"/>
-        <w:spacing w:before="100" w:beforeAutospacing="1" w:after="100" w:afterAutospacing="1" w:line="240" w:lineRule="auto"/>
-        <w:rPr>
-          <w:rFonts w:ascii="Times New Roman" w:eastAsia="Times New Roman" w:hAnsi="Times New Roman" w:cs="Times New Roman"/>
-          <w:kern w:val="0"/>
-          <w14:ligatures w14:val="none"/>
-        </w:rPr>
-      </w:pPr>
-      <w:r>
-        <w:rPr>
-          <w:rFonts w:ascii="Times New Roman" w:eastAsia="Times New Roman" w:hAnsi="Times New Roman" w:cs="Times New Roman"/>
-          <w:kern w:val="0"/>
-          <w14:ligatures w14:val="none"/>
-        </w:rPr>
-        <w:t xml:space="preserve">This implies: </w:t>
-      </w:r>
-      <w:r>
-        <w:rPr>
-          <w:rFonts w:ascii="Times New Roman" w:eastAsia="Times New Roman" w:hAnsi="Times New Roman" w:cs="Times New Roman"/>
-          <w:b/>
-          <w:bCs/>
-          <w:kern w:val="0"/>
-          <w14:ligatures w14:val="none"/>
-        </w:rPr>
-        <w:t>Sleep = f(caffeine, stress)</w:t>
-      </w:r>
-    </w:p>
-    <w:p>
-      <w:pPr>
-        <w:numPr>
-          <w:ilvl w:val="0"/>
-          <w:numId w:val="16"/>
-        </w:numPr>
-        <w:shd w:val="clear" w:color="auto" w:fill="DAE9F7" w:themeFill="text2" w:themeFillTint="1A"/>
-        <w:spacing w:before="100" w:beforeAutospacing="1" w:after="100" w:afterAutospacing="1" w:line="240" w:lineRule="auto"/>
-        <w:rPr>
-          <w:rFonts w:ascii="Times New Roman" w:eastAsia="Times New Roman" w:hAnsi="Times New Roman" w:cs="Times New Roman"/>
-          <w:kern w:val="0"/>
-          <w14:ligatures w14:val="none"/>
-        </w:rPr>
-      </w:pPr>
-      <w:r>
-        <w:rPr>
-          <w:rFonts w:ascii="Times New Roman" w:eastAsia="Times New Roman" w:hAnsi="Times New Roman" w:cs="Times New Roman"/>
-          <w:kern w:val="0"/>
-          <w14:ligatures w14:val="none"/>
-        </w:rPr>
-        <w:t>Good if you're interested in sleep quality or sleep hygiene.</w:t>
-      </w:r>
-    </w:p>
-    <w:p>
-      <w:pPr>
-        <w:shd w:val="clear" w:color="auto" w:fill="DAE9F7" w:themeFill="text2" w:themeFillTint="1A"/>
-        <w:spacing w:before="100" w:beforeAutospacing="1" w:after="100" w:afterAutospacing="1" w:line="240" w:lineRule="auto"/>
-        <w:outlineLvl w:val="3"/>
-        <w:rPr>
-          <w:rFonts w:ascii="Times New Roman" w:eastAsia="Times New Roman" w:hAnsi="Times New Roman" w:cs="Times New Roman"/>
-          <w:b/>
-          <w:bCs/>
-          <w:kern w:val="0"/>
-          <w14:ligatures w14:val="none"/>
-        </w:rPr>
-      </w:pPr>
-      <w:r>
-        <w:rPr>
-          <w:rFonts w:ascii="Times New Roman" w:eastAsia="Times New Roman" w:hAnsi="Times New Roman" w:cs="Times New Roman"/>
-          <w:b/>
-          <w:bCs/>
-          <w:kern w:val="0"/>
-          <w14:ligatures w14:val="none"/>
-        </w:rPr>
-        <w:t>Option 3: Predicting caffeine use</w:t>
-      </w:r>
-    </w:p>
-    <w:p>
-      <w:pPr>
-        <w:numPr>
-          <w:ilvl w:val="0"/>
-          <w:numId w:val="17"/>
-        </w:numPr>
-        <w:shd w:val="clear" w:color="auto" w:fill="DAE9F7" w:themeFill="text2" w:themeFillTint="1A"/>
-        <w:spacing w:before="100" w:beforeAutospacing="1" w:after="100" w:afterAutospacing="1" w:line="240" w:lineRule="auto"/>
-        <w:rPr>
-          <w:rFonts w:ascii="Times New Roman" w:eastAsia="Times New Roman" w:hAnsi="Times New Roman" w:cs="Times New Roman"/>
-          <w:kern w:val="0"/>
-          <w14:ligatures w14:val="none"/>
-        </w:rPr>
-      </w:pPr>
-      <w:r>
-        <w:rPr>
-          <w:rFonts w:ascii="Times New Roman" w:eastAsia="Times New Roman" w:hAnsi="Times New Roman" w:cs="Times New Roman"/>
-          <w:i/>
-          <w:iCs/>
-          <w:kern w:val="0"/>
-          <w14:ligatures w14:val="none"/>
-        </w:rPr>
-        <w:lastRenderedPageBreak/>
-        <w:t>“Are people who are more stressed and sleep-deprived more likely to consume more caffeine?”</w:t>
-      </w:r>
-    </w:p>
-    <w:p>
-      <w:pPr>
-        <w:numPr>
-          <w:ilvl w:val="0"/>
-          <w:numId w:val="17"/>
-        </w:numPr>
-        <w:shd w:val="clear" w:color="auto" w:fill="DAE9F7" w:themeFill="text2" w:themeFillTint="1A"/>
-        <w:spacing w:before="100" w:beforeAutospacing="1" w:after="100" w:afterAutospacing="1" w:line="240" w:lineRule="auto"/>
-        <w:rPr>
-          <w:rFonts w:ascii="Times New Roman" w:eastAsia="Times New Roman" w:hAnsi="Times New Roman" w:cs="Times New Roman"/>
-          <w:kern w:val="0"/>
-          <w14:ligatures w14:val="none"/>
-        </w:rPr>
-      </w:pPr>
-      <w:r>
-        <w:rPr>
-          <w:rFonts w:ascii="Times New Roman" w:eastAsia="Times New Roman" w:hAnsi="Times New Roman" w:cs="Times New Roman"/>
-          <w:kern w:val="0"/>
-          <w14:ligatures w14:val="none"/>
-        </w:rPr>
-        <w:t xml:space="preserve">This implies: </w:t>
-      </w:r>
-      <w:r>
-        <w:rPr>
-          <w:rFonts w:ascii="Times New Roman" w:eastAsia="Times New Roman" w:hAnsi="Times New Roman" w:cs="Times New Roman"/>
-          <w:b/>
-          <w:bCs/>
-          <w:kern w:val="0"/>
-          <w14:ligatures w14:val="none"/>
-        </w:rPr>
-        <w:t>Caffeine = f(sleep, stress)</w:t>
-      </w:r>
-    </w:p>
-    <w:p>
-      <w:pPr>
-        <w:numPr>
-          <w:ilvl w:val="0"/>
-          <w:numId w:val="17"/>
-        </w:numPr>
-        <w:shd w:val="clear" w:color="auto" w:fill="DAE9F7" w:themeFill="text2" w:themeFillTint="1A"/>
-        <w:spacing w:before="100" w:beforeAutospacing="1" w:after="100" w:afterAutospacing="1" w:line="240" w:lineRule="auto"/>
-        <w:rPr>
-          <w:rFonts w:ascii="Times New Roman" w:eastAsia="Times New Roman" w:hAnsi="Times New Roman" w:cs="Times New Roman"/>
-          <w:kern w:val="0"/>
-          <w14:ligatures w14:val="none"/>
-        </w:rPr>
-      </w:pPr>
-      <w:r>
-        <w:rPr>
-          <w:rFonts w:ascii="Times New Roman" w:eastAsia="Times New Roman" w:hAnsi="Times New Roman" w:cs="Times New Roman"/>
-          <w:kern w:val="0"/>
-          <w14:ligatures w14:val="none"/>
-        </w:rPr>
-        <w:t>Relevant if you're exploring behavioral responses to stress or fatigue.</w:t>
-      </w:r>
-    </w:p>
-    <w:p>
-      <w:pPr>
-        <w:shd w:val="clear" w:color="auto" w:fill="DAE9F7" w:themeFill="text2" w:themeFillTint="1A"/>
-        <w:spacing w:after="0" w:line="240" w:lineRule="auto"/>
-        <w:rPr>
-          <w:rFonts w:ascii="Times New Roman" w:eastAsia="Times New Roman" w:hAnsi="Times New Roman" w:cs="Times New Roman"/>
-          <w:kern w:val="0"/>
-          <w14:ligatures w14:val="none"/>
-        </w:rPr>
-      </w:pPr>
-      <w:r>
-        <w:rPr>
-          <w:rFonts w:ascii="Times New Roman" w:eastAsia="Times New Roman" w:hAnsi="Times New Roman" w:cs="Times New Roman"/>
-          <w:noProof/>
-          <w:kern w:val="0"/>
-        </w:rPr>
-        <w:pict w14:anchorId="72698214">
-          <v:rect id="_x0000_i1026" alt="" style="width:468pt;height:.05pt;mso-width-percent:0;mso-height-percent:0;mso-width-percent:0;mso-height-percent:0" o:hralign="center" o:hrstd="t" o:hr="t" fillcolor="#a0a0a0" stroked="f"/>
-        </w:pict>
-      </w:r>
-    </w:p>
-    <w:p>
-      <w:pPr>
-        <w:shd w:val="clear" w:color="auto" w:fill="DAE9F7" w:themeFill="text2" w:themeFillTint="1A"/>
-        <w:spacing w:before="100" w:beforeAutospacing="1" w:after="100" w:afterAutospacing="1" w:line="240" w:lineRule="auto"/>
-        <w:rPr>
-          <w:rFonts w:ascii="Times New Roman" w:eastAsia="Times New Roman" w:hAnsi="Times New Roman" w:cs="Times New Roman"/>
-          <w:kern w:val="0"/>
-          <w14:ligatures w14:val="none"/>
-        </w:rPr>
-      </w:pPr>
-      <w:r>
-        <w:rPr>
-          <w:rFonts w:ascii="Times New Roman" w:eastAsia="Times New Roman" w:hAnsi="Times New Roman" w:cs="Times New Roman"/>
-          <w:kern w:val="0"/>
-          <w14:ligatures w14:val="none"/>
-        </w:rPr>
-        <w:t>Why this matters:</w:t>
-      </w:r>
-      <w:r>
-        <w:rPr>
-          <w:rFonts w:ascii="Times New Roman" w:eastAsia="Times New Roman" w:hAnsi="Times New Roman" w:cs="Times New Roman"/>
-          <w:kern w:val="0"/>
-          <w14:ligatures w14:val="none"/>
-        </w:rPr>
-        <w:br/>
-        <w:t>Your research question drives every other decision—model structure, interpretation of coefficients, and implications of your findings.</w:t>
-      </w:r>
-    </w:p>
-    <w:p>
-      <w:pPr>
-        <w:shd w:val="clear" w:color="auto" w:fill="DAE9F7" w:themeFill="text2" w:themeFillTint="1A"/>
-        <w:spacing w:before="100" w:beforeAutospacing="1" w:after="100" w:afterAutospacing="1" w:line="240" w:lineRule="auto"/>
-        <w:rPr>
-          <w:rFonts w:ascii="Times New Roman" w:eastAsia="Times New Roman" w:hAnsi="Times New Roman" w:cs="Times New Roman"/>
-          <w:kern w:val="0"/>
-          <w14:ligatures w14:val="none"/>
-        </w:rPr>
-      </w:pPr>
-      <w:r>
-        <w:rPr>
-          <w:rFonts w:ascii="Times New Roman" w:eastAsia="Times New Roman" w:hAnsi="Times New Roman" w:cs="Times New Roman"/>
-          <w:b/>
-          <w:bCs/>
-          <w:kern w:val="0"/>
-          <w14:ligatures w14:val="none"/>
-        </w:rPr>
-        <w:t>Reflective Question:</w:t>
-      </w:r>
-      <w:r>
-        <w:rPr>
-          <w:rFonts w:ascii="Times New Roman" w:eastAsia="Times New Roman" w:hAnsi="Times New Roman" w:cs="Times New Roman"/>
-          <w:kern w:val="0"/>
-          <w14:ligatures w14:val="none"/>
-        </w:rPr>
-        <w:br/>
-        <w:t>Which of these outcomes (stress, sleep, or caffeine use) are you most interested in explaining or potentially influencing, and why?</w:t>
-      </w:r>
-    </w:p>
-    <w:p>
-      <w:pPr>
-        <w:shd w:val="clear" w:color="auto" w:fill="DAE9F7" w:themeFill="text2" w:themeFillTint="1A"/>
-        <w:spacing w:after="0" w:line="240" w:lineRule="auto"/>
-        <w:rPr>
-          <w:rFonts w:ascii="Times New Roman" w:eastAsia="Times New Roman" w:hAnsi="Times New Roman" w:cs="Times New Roman"/>
-          <w:kern w:val="0"/>
-          <w14:ligatures w14:val="none"/>
-        </w:rPr>
-      </w:pPr>
-      <w:r>
-        <w:rPr>
-          <w:rFonts w:ascii="Times New Roman" w:eastAsia="Times New Roman" w:hAnsi="Times New Roman" w:cs="Times New Roman"/>
-          <w:noProof/>
-          <w:kern w:val="0"/>
-        </w:rPr>
-        <w:pict w14:anchorId="60D6DD1B">
-          <v:rect id="_x0000_i1025" alt="" style="width:468pt;height:.05pt;mso-width-percent:0;mso-height-percent:0;mso-width-percent:0;mso-height-percent:0" o:hralign="center" o:hrstd="t" o:hr="t" fillcolor="#a0a0a0" stroked="f"/>
-        </w:pict>
-      </w:r>
-    </w:p>
-    <w:p>
-      <w:pPr>
-        <w:shd w:val="clear" w:color="auto" w:fill="DAE9F7" w:themeFill="text2" w:themeFillTint="1A"/>
-        <w:spacing w:before="100" w:beforeAutospacing="1" w:after="100" w:afterAutospacing="1" w:line="240" w:lineRule="auto"/>
-        <w:rPr>
-          <w:rFonts w:ascii="Times New Roman" w:eastAsia="Times New Roman" w:hAnsi="Times New Roman" w:cs="Times New Roman"/>
-          <w:kern w:val="0"/>
-          <w14:ligatures w14:val="none"/>
-        </w:rPr>
-      </w:pPr>
-      <w:r>
-        <w:rPr>
-          <w:rFonts w:ascii="Times New Roman" w:eastAsia="Times New Roman" w:hAnsi="Times New Roman" w:cs="Times New Roman"/>
-          <w:kern w:val="0"/>
-          <w14:ligatures w14:val="none"/>
-        </w:rPr>
-        <w:t>Let me know your answer to that last question, and I’ll guide you through the next step.</w:t>
+        <w:t xml:space="preserve">Your chat history link: </w:t>
       </w:r>
     </w:p>
     <w:sectPr>
